--- a/output/pilpula-daoraita.docx
+++ b/output/pilpula-daoraita.docx
@@ -9898,6 +9898,2691 @@
     </w:p>
     <w:p>
       <w:pPr>
+        <w:pStyle w:val="SubHeading"/>
+        <w:bidi/>
+      </w:pPr>
+      <w:r>
+        <w:t xml:space="preserve">בענין גדרי הנטילה והנפק״מ לפי הטעמים של הנטילה:</w:t>
+      </w:r>
+    </w:p>
+    <w:p>
+      <w:pPr>
+        <w:pStyle w:val="SubHeading"/>
+        <w:bidi/>
+      </w:pPr>
+      <w:r>
+        <w:t xml:space="preserve">בענין האם צריך ג״פ והאם צריך כלי:</w:t>
+      </w:r>
+    </w:p>
+    <w:p>
+      <w:pPr>
+        <w:pStyle w:val="Body"/>
+        <w:bidi/>
+      </w:pPr>
+      <w:r>
+        <w:rPr>
+          <w:rStyle w:val="LeadWord"/>
+        </w:rPr>
+        <w:t xml:space="preserve">הנה</w:t>
+      </w:r>
+      <w:r>
+        <w:t xml:space="preserve"> חיוב נטילה לפי הרא״ש והרשב״א ענינו משום נקיות (או לפי הרא״ש נקיות לתפילה או לפי הרשב״א שענינו טהרת הידים ככהן המקדש ידיו גדר טהרת הידים תלויה בנקיות) ולפי״ז א״צ ג״פ כי הידים מתנקות כבר בפ״א וכן א״צ כלי כי הידים מתנקות גם בלי כלי.</w:t>
+      </w:r>
+    </w:p>
+    <w:p>
+      <w:pPr>
+        <w:pStyle w:val="Body"/>
+        <w:bidi/>
+      </w:pPr>
+      <w:r>
+        <w:rPr>
+          <w:rStyle w:val="LeadWord"/>
+        </w:rPr>
+        <w:t xml:space="preserve">וכן</w:t>
+      </w:r>
+      <w:r>
+        <w:t xml:space="preserve"> מבואר להדיא ברא״ש שכתב להעיר מדוע מברכים על נט״י הרי הסיבה שמברכים על </w:t>
+      </w:r>
+      <w:r>
+        <w:rPr>
+          <w:rStyle w:val="BodyBold"/>
+        </w:rPr>
+        <w:t xml:space="preserve">נטילת</w:t>
+      </w:r>
+      <w:r>
+        <w:t xml:space="preserve"> ידים זה בגלל שנוטלים בכלי הנקרא אינטיל וכאן הרי א״צ כלי כי ענין הנטילה היא משום נקיות וכתב ליישב שחז״ל לא רצו לתקן מטבע ברכה שונה ולכן מברכים כך כי לא פלוג רבנן אבל זה לא בא להורות שצריך כלי וכך סובר הרשב״א שא״צ כלי.</w:t>
+      </w:r>
+    </w:p>
+    <w:p>
+      <w:pPr>
+        <w:pStyle w:val="Body"/>
+        <w:bidi/>
+      </w:pPr>
+      <w:r>
+        <w:rPr>
+          <w:rStyle w:val="LeadWord"/>
+        </w:rPr>
+        <w:t xml:space="preserve">אלא</w:t>
+      </w:r>
+      <w:r>
+        <w:t xml:space="preserve"> שהרשב״א בתשובה כתב שיש לו דימדומי ראיה לומר שיצטרכו כלי ויצטרכו נטילה כמו נט״י לסעודה ולכן כתב להצריך כלי לכתחילה ולא מעיקר הדין וכ״פ השו״ע שטוב שיטול ידיו מן הכלי כמו נט״י לסעודה, ולגבי נטילה ג״פ שי שבסעודה כתב בשו״ע שטוב שיהיה רביעית בכלי כי מבואר בפוסקים שם בהלכות נט״י שצריך לנטילת ידים לסעודה נטילה של ג״פ ואם יש לו בכלי רבייעת מים אז א״צ ג״פ וא״כ גם לדין של ג״פ כתב הש״ח שצריך שיהיה רביעית מים בכלי כי זה מקום ג״פ.</w:t>
+      </w:r>
+    </w:p>
+    <w:p>
+      <w:pPr>
+        <w:pStyle w:val="Body"/>
+        <w:bidi/>
+      </w:pPr>
+      <w:r>
+        <w:rPr>
+          <w:rStyle w:val="LeadWord"/>
+        </w:rPr>
+        <w:t xml:space="preserve">אלא</w:t>
+      </w:r>
+      <w:r>
+        <w:t xml:space="preserve"> שיש להעיר מדוע השו״ע כאן לא כותב באותה צורה שכתב בהלכות נט״י וכמו ששם כתב השו״ע שצריך ג״פ ואפשר ברביעית אז גם כאן שיהיה כתוב באותו נוסח ולא רק לכתוב שצריך רביעית?</w:t>
+      </w:r>
+    </w:p>
+    <w:p>
+      <w:pPr>
+        <w:pStyle w:val="Body"/>
+        <w:bidi/>
+      </w:pPr>
+      <w:r>
+        <w:rPr>
+          <w:rStyle w:val="LeadWord"/>
+        </w:rPr>
+        <w:t xml:space="preserve">ויש</w:t>
+      </w:r>
+      <w:r>
+        <w:t xml:space="preserve"> ליישב שהשו״ע בהלכות נט״י לא כתב שהדרך הפשוטה היא ליטול מרביעית והטעם משום שא״א לכתוב את זה כהדרך הפשוטה כי אפשר לטעות בשיעור רביעית אבל כאן שהנטילה של ג״פ זה רק בגדר </w:t>
+      </w:r>
+      <w:r>
+        <w:rPr>
+          <w:rStyle w:val="BodyBold"/>
+        </w:rPr>
+        <w:t xml:space="preserve">טוב להיזהר</w:t>
+      </w:r>
+      <w:r>
+        <w:t xml:space="preserve"> א״כ כאן גם אם יטעה בשיעור עכ״פ יצא את עיקר דין נטילה ולכן כותב השו״ע רק את הדרך הקלה של נטילה מרביעית.</w:t>
+      </w:r>
+    </w:p>
+    <w:p>
+      <w:pPr>
+        <w:pStyle w:val="Body"/>
+        <w:bidi/>
+      </w:pPr>
+      <w:r>
+        <w:rPr>
+          <w:rStyle w:val="LeadWord"/>
+        </w:rPr>
+        <w:t xml:space="preserve">ויש</w:t>
+      </w:r>
+      <w:r>
+        <w:t xml:space="preserve"> לציין שבב״י הביא את שיטת הרא״ה שאומרת שצריך נטילה כמו נט״י לסעודה ואם זה לא אותו דבר אז לא מברך אבל השו״ע לא חשש לשיטה הזאת אלא פסק שמעיקר הדין א״צ נטילה כמו לסעודה ורק טוב להיזהר בנטילה כמו של סעודה וכדהרשב״א, ויש להעיר שהשו״ע בס״א מביא שי״א שמים שפסולים לנטילת ידים לסעודה </w:t>
+      </w:r>
+      <w:r>
+        <w:rPr>
+          <w:rStyle w:val="SmallSource"/>
+        </w:rPr>
+        <w:t xml:space="preserve">(כגון מים מלוחים וסרוחים או שנעשתה בהם מלאכה)</w:t>
+      </w:r>
+      <w:r>
+        <w:t xml:space="preserve"> פסולים לנט״י לתפילה ולכן לא מברך על נטילת ידים וכאן רואים שהוא כן הביא את השיטה שאומרים שכדי לברך על נטילת ידים צריך שיהיה דומיא דסעודה ממש?</w:t>
+      </w:r>
+    </w:p>
+    <w:p>
+      <w:pPr>
+        <w:pStyle w:val="Body"/>
+        <w:bidi/>
+      </w:pPr>
+      <w:r>
+        <w:rPr>
+          <w:rStyle w:val="LeadWord"/>
+        </w:rPr>
+        <w:t xml:space="preserve">כתב</w:t>
+      </w:r>
+      <w:r>
+        <w:t xml:space="preserve"> הביה״ל ליישב שיש חילוק בין הכח המטהר </w:t>
+      </w:r>
+      <w:r>
+        <w:rPr>
+          <w:rStyle w:val="SmallSource"/>
+        </w:rPr>
+        <w:t xml:space="preserve">(הכשרות של המים)</w:t>
+      </w:r>
+      <w:r>
+        <w:t xml:space="preserve"> לבין גדרי נטילה </w:t>
+      </w:r>
+      <w:r>
+        <w:rPr>
+          <w:rStyle w:val="SmallSource"/>
+        </w:rPr>
+        <w:t xml:space="preserve">(כלי וג״פ)</w:t>
+      </w:r>
+      <w:r>
+        <w:t xml:space="preserve"> שלגבי הכח המטהר אז חשש לשיטות שמים שאינם כשרים לסעודה אז הם פסולים גם לתפילה </w:t>
+      </w:r>
+      <w:r>
+        <w:rPr>
+          <w:rStyle w:val="SmallSource"/>
+        </w:rPr>
+        <w:t xml:space="preserve">(אע״פ שיש בהם כדי לנקות את הידים)</w:t>
+      </w:r>
+      <w:r>
+        <w:t xml:space="preserve"> אבל לגבי גדרי הנטילה של ג״פ ושל כלי בזה לא צריך את גדרי הנטילה של הסעודה רק טוב להיזהר.</w:t>
+      </w:r>
+    </w:p>
+    <w:p>
+      <w:pPr>
+        <w:pStyle w:val="Body"/>
+        <w:bidi/>
+      </w:pPr>
+      <w:r>
+        <w:rPr>
+          <w:rStyle w:val="LeadWord"/>
+        </w:rPr>
+        <w:t xml:space="preserve">ונמצא</w:t>
+      </w:r>
+      <w:r>
+        <w:t xml:space="preserve"> שלענין הלכה דעת השו״ע היא שמים שפסולים לסעודה אין לברך עליהם אבל על פרטי הדינים של נטילה לסעודה </w:t>
+      </w:r>
+      <w:r>
+        <w:rPr>
+          <w:rStyle w:val="SmallSource"/>
+        </w:rPr>
+        <w:t xml:space="preserve">(כגון כלי וג״פ)</w:t>
+      </w:r>
+      <w:r>
+        <w:t xml:space="preserve"> זה רק בגדר טוב להיזהר אבל גם אם אין לו יכול לברך.</w:t>
+      </w:r>
+    </w:p>
+    <w:p>
+      <w:pPr>
+        <w:pStyle w:val="Body"/>
+        <w:bidi/>
+      </w:pPr>
+      <w:r>
+        <w:rPr>
+          <w:rStyle w:val="LeadWord"/>
+        </w:rPr>
+        <w:t xml:space="preserve">אמנם</w:t>
+      </w:r>
+      <w:r>
+        <w:t xml:space="preserve"> יעוין בכה״ח </w:t>
+      </w:r>
+      <w:r>
+        <w:rPr>
+          <w:rStyle w:val="SmallSource"/>
+        </w:rPr>
+        <w:t xml:space="preserve">(אות י׳ וכ״ז)</w:t>
+      </w:r>
+      <w:r>
+        <w:t xml:space="preserve"> שדעתו לחשוש לשיטת הרא״ה שצריך נט״י בדיוק כמו לסעודה משום סב״ל ואם לא נוטל בדיוק כמו בסעודה אין לו לברך על נט״י</w:t>
+      </w:r>
+      <w:r>
+        <w:rPr>
+          <w:rStyle w:val="FootnoteReference"/>
+        </w:rPr>
+        <w:footnoteReference w:id="3"/>
+      </w:r>
+      <w:r>
+        <w:t xml:space="preserve">, ולכן לפי הכה״ח יש להיזהר שבנטילה הראשונה </w:t>
+      </w:r>
+      <w:r>
+        <w:rPr>
+          <w:rStyle w:val="SmallSource"/>
+        </w:rPr>
+        <w:t xml:space="preserve">(לפני שעושה לסירוגין)</w:t>
+      </w:r>
+      <w:r>
+        <w:t xml:space="preserve"> יטול מים בכמות גדולה של רביעית כדי שיצא י״ח נטילה כמו של סעודה כי אם יטול פחות מרביעית אז יצטרך ליטול ג״פ ולא לעשות לסירוגין כמו שרגילים לעשות.</w:t>
+      </w:r>
+    </w:p>
+    <w:p>
+      <w:pPr>
+        <w:pStyle w:val="SubHeading"/>
+        <w:bidi/>
+      </w:pPr>
+      <w:r>
+        <w:t xml:space="preserve">בענין הנפק״מ בין הרא״ש להרשב״א (שבמקרים אלו אין לברך על נטילת ידים)</w:t>
+      </w:r>
+    </w:p>
+    <w:p>
+      <w:pPr>
+        <w:pStyle w:val="Body"/>
+        <w:bidi/>
+      </w:pPr>
+      <w:r>
+        <w:rPr>
+          <w:rStyle w:val="LeadWord"/>
+        </w:rPr>
+        <w:t xml:space="preserve">כתב</w:t>
+      </w:r>
+      <w:r>
+        <w:t xml:space="preserve"> המשנ״ב בס״ק א׳ שלהלכה אנחנו תופסים כשתי הטעמים לחומרא ולכן אם חסר חיוב ברכה לפי אחד מהטעמים אז אין לברך על נט״י, ונכתוב כמה נפק״מ:</w:t>
+      </w:r>
+    </w:p>
+    <w:p>
+      <w:pPr>
+        <w:pStyle w:val="Body"/>
+        <w:bidi/>
+      </w:pPr>
+      <w:r>
+        <w:rPr>
+          <w:rStyle w:val="LeadWord"/>
+        </w:rPr>
+        <w:t xml:space="preserve">א׳. האם</w:t>
+      </w:r>
+      <w:r>
+        <w:t xml:space="preserve"> יש חיוב נטילה לפני כל תפילה כאשר ידיו מלוכלכות בודאי </w:t>
+      </w:r>
+      <w:r>
+        <w:rPr>
+          <w:rStyle w:val="SmallSource"/>
+        </w:rPr>
+        <w:t xml:space="preserve">(כגון שנכנס קודם התפילה לביהכ״ס)</w:t>
+      </w:r>
+      <w:r>
+        <w:t xml:space="preserve"> שלפי הרא״ש שסיבת הברכה בנט״י שחרית זה בגלל שנוקטים שידיו התלכלכו בודאי וחייב אדם לטהר ידיו קודם התפילה א״כ לפני כל תפילה ותפילה אם ידיו התלכלכו בודאי אז חייב לטהרם, וכ״פ הרמב״ם וכ״כ המעשה רב, אמנם להרשב״א שסיבת הברכה זה בגלל שאנחנו נעשינו בריה חדשה ויש לנו להודות לו על שבראנו לכבודו וצורת ההודאה היא שאנחנו נוטלים את ידינו ומיחדים את עצמינו לעבודת ה׳ כמו כהן שמקדש ידיו ומיחד עצמו לעבודה א״כ שייכת הברכה רק בשחרית שאנחנו נעשינו בריה חדשה.</w:t>
+      </w:r>
+    </w:p>
+    <w:p>
+      <w:pPr>
+        <w:pStyle w:val="Body"/>
+        <w:bidi/>
+      </w:pPr>
+      <w:r>
+        <w:rPr>
+          <w:rStyle w:val="LeadWord"/>
+        </w:rPr>
+        <w:t xml:space="preserve">ב׳. בישן</w:t>
+      </w:r>
+      <w:r>
+        <w:t xml:space="preserve"> עם כפפות שאין ענין של טינוף שלהרא״ש אין לברך כי אין כאן טהרת ידים לתפילה אבל הרשב״א יש לברך כי נעשה בריה חדשה ויש לו להודות ל-ה׳ ע״ז </w:t>
+      </w:r>
+      <w:r>
+        <w:rPr>
+          <w:rStyle w:val="SmallSource"/>
+        </w:rPr>
+        <w:t xml:space="preserve">(בדרך של נטילת ידיו)</w:t>
+      </w:r>
+      <w:r>
+        <w:t xml:space="preserve">.</w:t>
+      </w:r>
+    </w:p>
+    <w:p>
+      <w:pPr>
+        <w:pStyle w:val="Body"/>
+        <w:bidi/>
+      </w:pPr>
+      <w:r>
+        <w:rPr>
+          <w:rStyle w:val="LeadWord"/>
+        </w:rPr>
+        <w:t xml:space="preserve">ג׳. אדם</w:t>
+      </w:r>
+      <w:r>
+        <w:t xml:space="preserve"> שהיה ניעור כל הלילה, להרא״ש אין לו לברך כי אין כאן סיבה ללכלוך ואין כאן סיבה לטהר את ידיו מחדש אבל להרשב״א שזה משום בריה חדשה א״כ אע״פ שכשהיה ניעור לא נעשה בריה חדשה אבל איכא למימר שיש כאן לא פלוג רבנן ומאחר שחז״ל תיקנו נקודה חיובית של הודאה בבוקר בצורה של נט״י א״כ יש לו לברך </w:t>
+      </w:r>
+      <w:r>
+        <w:rPr>
+          <w:rStyle w:val="SmallSource"/>
+        </w:rPr>
+        <w:t xml:space="preserve">(אמנם להרא״ש שזה רק שלילה של ליכלוך אין ענין ליטול)</w:t>
+      </w:r>
+      <w:r>
+        <w:t xml:space="preserve">. והב״ח כתב לחדש שגם להרא״ש אמנם תיקנו נט״י משום ק״ש ותפילה אבל משום לא פלוג יש לו ליטול ידיו גם כשלא ישן ולא טינף את ידיו ובזה מסביר מדוע הנשים מברוכת ענט״י אפי׳ שלא קורות ק״ש ומתפללות ונראה שגם המ״א ס״ל כוותיה.</w:t>
+      </w:r>
+    </w:p>
+    <w:p>
+      <w:pPr>
+        <w:pStyle w:val="Body"/>
+        <w:bidi/>
+      </w:pPr>
+      <w:r>
+        <w:rPr>
+          <w:rStyle w:val="LeadWord"/>
+        </w:rPr>
+        <w:t xml:space="preserve">ד׳. עיין</w:t>
+      </w:r>
+      <w:r>
+        <w:t xml:space="preserve"> ביה״ל ד״ה כל הלילה שכתב עוד נפק״מ בין הרא״ש להרשב״א היכא שקם בתחילת הלילה שלפי הרשב״א שהנטילה היא משום בריה חדשה א״כ זה שייך דוקא היכא שנוטל ידיו כשקם משנתו אחר חצות משום שהתחדשות הביראה היא דוקא מחצות ואילך וא״כ לא יוצא י״ח בנטילה שנטל בתחילת הלילה ויש לו ליטול שוב ידיו בבוקר אבל להרא״ש א״צ ליטול ידיו, ולכן הכי טוב שבבוקר יעשה צרכיו ואז יתחייב ליטול גם להרא״ש ואז יברך לכו״ע.</w:t>
+      </w:r>
+    </w:p>
+    <w:p>
+      <w:pPr>
+        <w:pStyle w:val="Body"/>
+        <w:bidi/>
+      </w:pPr>
+      <w:r>
+        <w:rPr>
+          <w:rStyle w:val="LeadWord"/>
+        </w:rPr>
+        <w:t xml:space="preserve">ה׳. יש</w:t>
+      </w:r>
+      <w:r>
+        <w:t xml:space="preserve"> עוד נפק״מ היכא שישן והשכים ודעתו ושוב לחזור לישון שלהרא״ש לא מברך בקומו משנתו הראשונה והטעם משום שאין כאן טהרת ידים לתפילה כי ידיו עתידות להיטנף שוב בשנתו הבאה אבל להרשב״א שזה משום התחדשות הבריאה א״כ כשקם משנתו הראשונה אז נעשה בריה חדשה ויכול לברך ע״ז.</w:t>
+      </w:r>
+    </w:p>
+    <w:p>
+      <w:pPr>
+        <w:pStyle w:val="Body"/>
+        <w:bidi/>
+      </w:pPr>
+      <w:r>
+        <w:rPr>
+          <w:rStyle w:val="LeadWord"/>
+        </w:rPr>
+        <w:t xml:space="preserve">וכעין</w:t>
+      </w:r>
+      <w:r>
+        <w:t xml:space="preserve"> נפק״מ זו ידובר בסוף הסימן לגבי המשכים ודעתו לעשות צרכיו האם יכול לברך כשמשכים או שיברך אחר שיעשה צרכיו ותלי בפלוגתא הנ״ל. ועיין שם מש״כ לדינא.</w:t>
+      </w:r>
+    </w:p>
+    <w:p>
+      <w:pPr>
+        <w:pStyle w:val="Body"/>
+        <w:bidi/>
+      </w:pPr>
+      <w:r>
+        <w:rPr>
+          <w:rStyle w:val="LeadWord"/>
+        </w:rPr>
+        <w:t xml:space="preserve">גדר</w:t>
+      </w:r>
+      <w:r>
+        <w:rPr>
+          <w:rStyle w:val="BodyBold"/>
+        </w:rPr>
+        <w:t xml:space="preserve"> שינת קבע וגדר שינת עראי:</w:t>
+      </w:r>
+      <w:r>
+        <w:t xml:space="preserve"> נראה שגדר שינת קבע ועראי תלוי ביחס למה מדברים, שביחס לרוח טומאה אז שינת עראי שאין בה רוח טומאה זה פחות משיתין נשמי ושיעור שיתין נשמי עיין ביה״ל ד״ה דוד וכו׳ שיתין נשמי.</w:t>
+      </w:r>
+    </w:p>
+    <w:p>
+      <w:pPr>
+        <w:pStyle w:val="Body"/>
+        <w:bidi/>
+      </w:pPr>
+      <w:r>
+        <w:rPr>
+          <w:rStyle w:val="LeadWord"/>
+        </w:rPr>
+        <w:t xml:space="preserve">אבל</w:t>
+      </w:r>
+      <w:r>
+        <w:t xml:space="preserve"> לענין ידים עסקניות שנוקטים שטינף את ידיו אז מסתבר ששינת עראי וקבע תלוי בדעתו של האדם האם רוצה לקבוע את עצמו לשינה או לא ולא משנה כמה ישן בפועל, </w:t>
+      </w:r>
+      <w:r>
+        <w:rPr>
+          <w:rStyle w:val="SmallSource"/>
+        </w:rPr>
+        <w:t xml:space="preserve">(כי הקביעות לשינה היא המשפיעה על מעשי האדם)</w:t>
+      </w:r>
+      <w:r>
+        <w:t xml:space="preserve">.</w:t>
+      </w:r>
+    </w:p>
+    <w:p>
+      <w:pPr>
+        <w:pStyle w:val="SubHeading"/>
+        <w:bidi/>
+      </w:pPr>
+      <w:r>
+        <w:t xml:space="preserve">בענין איזו נטילה נצרכת כדי להעביר ר״ר</w:t>
+      </w:r>
+    </w:p>
+    <w:p>
+      <w:pPr>
+        <w:pStyle w:val="Body"/>
+        <w:bidi/>
+      </w:pPr>
+      <w:r>
+        <w:rPr>
+          <w:rStyle w:val="LeadWord"/>
+        </w:rPr>
+        <w:t xml:space="preserve">והנה</w:t>
+      </w:r>
+      <w:r>
+        <w:t xml:space="preserve"> בשביל להעביר ר״ר מבואר בגמ׳ בשבת שצריך נטילה של ג״פ (דאיתא בגמ׳ שם הוא האי שיבתא </w:t>
+      </w:r>
+      <w:r>
+        <w:rPr>
+          <w:rStyle w:val="SmallSource"/>
+        </w:rPr>
+        <w:t xml:space="preserve">(הר״ר)</w:t>
+      </w:r>
+      <w:r>
+        <w:t xml:space="preserve"> בת מלך היא ומקפדת לא לצאת לפני ג״פ נטילה) ובצורת הנטילה של ג״פ נח׳ האחרונים דעת סדר היום שנוטלים כמו ג״פ יד ימין ואח״כ ג״פ יד שמאל, אמנם דעת רוב האחרונים וכ״כ המשנ״ב לעיקר כמו שכתב האר״י שצריך ג״פ לסירוגין</w:t>
+      </w:r>
+      <w:r>
+        <w:rPr>
+          <w:rStyle w:val="FootnoteReference"/>
+        </w:rPr>
+        <w:footnoteReference w:id="4"/>
+      </w:r>
+      <w:r>
+        <w:t xml:space="preserve"> (והסיבה היא מפני שצריך לטהר את ידיו בשלימות ואח״כ שוב לטהר בשלימות ואח״כ שוב לטהר בשלימות ורק בצורה כזאת הר״ר סרה).</w:t>
+      </w:r>
+    </w:p>
+    <w:p>
+      <w:pPr>
+        <w:pStyle w:val="Body"/>
+        <w:bidi/>
+      </w:pPr>
+      <w:r>
+        <w:rPr>
+          <w:rStyle w:val="LeadWord"/>
+        </w:rPr>
+        <w:t xml:space="preserve">אמנם</w:t>
+      </w:r>
+      <w:r>
+        <w:t xml:space="preserve"> כתב הביה״ל שבדיעבד גם אם נטל לא בסירוגין ונגע בדבר מאכל יש להקל ולנקוט שהר״ר סרה מידיו גם בצורה כזאת כלומר ודאי שלכתחילה צריך שלימות של הסרת הר״ר וזה ע״י שעושה בסירוגין אבל ודאי שעיקר התוקף של הר״ר סרה בגלל עצם הנטילה של ג״פ.</w:t>
+      </w:r>
+    </w:p>
+    <w:p>
+      <w:pPr>
+        <w:pStyle w:val="Body"/>
+        <w:bidi/>
+      </w:pPr>
+      <w:r>
+        <w:rPr>
+          <w:rStyle w:val="LeadWord"/>
+        </w:rPr>
+        <w:t xml:space="preserve">ומאחר</w:t>
+      </w:r>
+      <w:r>
+        <w:t xml:space="preserve"> שנקטינן שעצם התוקף של הר״ר סרה בנטילת ג״פ אפי׳ לא לסירוגין א״כ יוצא מזה שגם אם נטל יד אחת ג״פ אז יצא התוקף של הר״ר מאותו היד ואין נטילה לסירוגין לעיכובא.</w:t>
+      </w:r>
+    </w:p>
+    <w:p>
+      <w:pPr>
+        <w:pStyle w:val="Body"/>
+        <w:bidi/>
+      </w:pPr>
+      <w:r>
+        <w:rPr>
+          <w:rStyle w:val="LeadWord"/>
+        </w:rPr>
+        <w:t xml:space="preserve">והנה</w:t>
+      </w:r>
+      <w:r>
+        <w:t xml:space="preserve"> בפשטות צריך ג״פ וא״צ כלי וכח גברא, אלא שיעוין בשו״ע בסעיף י״ב שכתב להסתפק אם נטל ידיו ב-ג׳ מימות מחולפים האם מועיל להסיר את הר״ר או לא (כלומר פשיטא ליה להשו״ע שלא מועיל ליטול ידיו ג״פ מאותו הכלי כי מאחר שנטל פעם אחת והשתמש במים להסיר את הר״ר אז זה נחשב כמים שעומדים לשפיכה שאין להם חשיבות להסיר את הר״ר) ושורש הספק עיין בב״י שדן בדברי הזוהר שכותב שהטומאה של השינה היא טומאה שצריך להסירה ע״י ג״פ וכאשר מערה על ידיו ג״פ אז היא סרה אז הסתפק הב״י האם מש״כ הזוהר וכאשר מערה על ידיו זה בדוקא או לא, ולכן כאן בשו״ע כתב שיש להסתפק.</w:t>
+      </w:r>
+    </w:p>
+    <w:p>
+      <w:pPr>
+        <w:pStyle w:val="Body"/>
+        <w:bidi/>
+      </w:pPr>
+      <w:r>
+        <w:rPr>
+          <w:rStyle w:val="LeadWord"/>
+        </w:rPr>
+        <w:t xml:space="preserve">(א״ה,</w:t>
+      </w:r>
+      <w:r>
+        <w:t xml:space="preserve"> יש לפרש בכוונת הב״י שמאחר ונזכר בזוהר שם שהטהרה של הידים היא בבחינת והיזה הטהור על הטמא ולכן יש להקפיד ליטול ידיו דוקא מאדם טהור א״כ חזינן שאין כאן רק נושא של שרית ידים במים אלא יש נושא של טהרה שאדם מטהר את השני וצורת הטהרה היא ע״י מים א״כ חזינן שהגברא שותף בכח הטהרה מהר״ר וא״כ צריך דוקא עירוי כי בעירוי הגברא שופך את המים וגורם לטהרה).</w:t>
+      </w:r>
+    </w:p>
+    <w:p>
+      <w:pPr>
+        <w:pStyle w:val="Body"/>
+        <w:bidi/>
+      </w:pPr>
+      <w:r>
+        <w:rPr>
+          <w:rStyle w:val="LeadWord"/>
+        </w:rPr>
+        <w:t xml:space="preserve">והצד</w:t>
+      </w:r>
+      <w:r>
+        <w:t xml:space="preserve"> מעלה שיש בעירוי יותר ממטביל את ידיו זה שבעירוי יש כח גברא וזה גופא מסתפק השו״ע האם בעינן כח גברא או לא.</w:t>
+      </w:r>
+    </w:p>
+    <w:p>
+      <w:pPr>
+        <w:pStyle w:val="Body"/>
+        <w:bidi/>
+      </w:pPr>
+      <w:r>
+        <w:rPr>
+          <w:rStyle w:val="LeadWord"/>
+        </w:rPr>
+        <w:t xml:space="preserve">ויש</w:t>
+      </w:r>
+      <w:r>
+        <w:t xml:space="preserve"> להוסיף שגם אם צריך כח גברא סגי לסגור הברז ולפותחו ג״פ וא״צ כלי אלא שהחיד״א במחזיק ברכה והביאו השע״ת בס״ק י״ב שמשמע מדבריו שהר״ר של השינה מפני חומרתה אז צריך גם כלי.</w:t>
+      </w:r>
+    </w:p>
+    <w:p>
+      <w:pPr>
+        <w:pStyle w:val="SubHeading"/>
+        <w:bidi/>
+      </w:pPr>
+      <w:r>
+        <w:t xml:space="preserve">בענין הסרת שאר רוח רעה</w:t>
+      </w:r>
+    </w:p>
+    <w:p>
+      <w:pPr>
+        <w:pStyle w:val="Body"/>
+        <w:bidi/>
+      </w:pPr>
+      <w:r>
+        <w:rPr>
+          <w:rStyle w:val="LeadWord"/>
+        </w:rPr>
+        <w:t xml:space="preserve">והנה</w:t>
+      </w:r>
+      <w:r>
+        <w:t xml:space="preserve"> בשו״ע בסימן י״ח כתב מספר דברים הצריכים נטילה וענינם בפשוטו הוא משום ר״ר ולא רק נקיות בעלמא והראיה ממה שכתוב בשו״ע שאם לא עשה את זה אז אם ת״ח הוא משכח תלמודו ואם ע״ה הו אמשטתה וע״כ שזה ענין שהר״ר נדבקת בו וגורמת לו דברים אלו.</w:t>
+      </w:r>
+    </w:p>
+    <w:p>
+      <w:pPr>
+        <w:pStyle w:val="Body"/>
+        <w:bidi/>
+      </w:pPr>
+      <w:r>
+        <w:rPr>
+          <w:rStyle w:val="LeadWord"/>
+        </w:rPr>
+        <w:t xml:space="preserve">ועוד ראיה</w:t>
+      </w:r>
+      <w:r>
+        <w:t xml:space="preserve"> שזה לא משום נקיות מזה שצריך נטילה גמורה אם נגע בטינופת וכו׳ ולכאו׳ אם זה רק ענין לנקות את ידו אז שינקה רק את המקום המלוכלך ולא צריך נטילה גמורה אבל אם בגלל הנגיעה במקום הטינופת אז מגיעה ר״ר אז כדי לסלק את זה צריך נטילה גמורה.</w:t>
+      </w:r>
+    </w:p>
+    <w:p>
+      <w:pPr>
+        <w:pStyle w:val="Body"/>
+        <w:bidi/>
+      </w:pPr>
+      <w:r>
+        <w:rPr>
+          <w:rStyle w:val="LeadWord"/>
+        </w:rPr>
+        <w:t xml:space="preserve">ויש</w:t>
+      </w:r>
+      <w:r>
+        <w:t xml:space="preserve"> להעיר שכתב המשנ״ב שם שיש דברים שצריכים נטילה משום ר״ר כגון הקם מן המיטה וההולך בין המתים והנוגע במת </w:t>
+      </w:r>
+      <w:r>
+        <w:rPr>
+          <w:rStyle w:val="SmallSource"/>
+        </w:rPr>
+        <w:t xml:space="preserve">(וה״ה נכנס לד״א, פמ״ג)</w:t>
+      </w:r>
+      <w:r>
+        <w:t xml:space="preserve"> והנכנס לביה״כ ולבית המרחץ ויש דברים שצריכים נטילה משום נקיות והם הנוגע במקומות המכוסים שבגופו והנוגע ברגליו והחולץ מנעליו והחופף ראשו וכו׳ והנפק״מ אם זה ר״ר או משום נקיות שאם זה משום ר״ר אז יש להיזהר להזדרז וליטול ידיו ולא להשאיר את רוח הטומאה על ידיו (וכמו שהתבאר למעלה לגבי הנטילה של קם ממטתו שיש להקפיד ליטול ידיו מיד ולא לשהות או ללכת עם הר״ר על ידיו) אבל אם זה משום נקיות אז א״צ להיזדרז וליטול ידיו וא״כ שמעינן מדברי המשנ״ב שיש דברים שהם משום נקיות?</w:t>
+      </w:r>
+    </w:p>
+    <w:p>
+      <w:pPr>
+        <w:pStyle w:val="Body"/>
+        <w:bidi/>
+      </w:pPr>
+      <w:r>
+        <w:rPr>
+          <w:rStyle w:val="LeadWord"/>
+        </w:rPr>
+        <w:t xml:space="preserve">ויש</w:t>
+      </w:r>
+      <w:r>
+        <w:t xml:space="preserve"> לומר שכוונת המשנ״ב שודאי שכל סעיף י״ח מיירי מצד רוח רעה אבל יש ב׳ סוגי ר״ר יש ר״ר שמגיעה בגלל שהיה במקום שר״ר נמצאת שם כגון בית הקברות שזה מקום שהחיצונים נמצאים שם ואז כשיוצא הוא צריך להסיר איזה ר״ר שנדבקה בו בגלל שהיה במקום טומאה, אבל יש ר״ר שבעצם אין בה </w:t>
+      </w:r>
+      <w:r>
+        <w:rPr>
+          <w:rStyle w:val="BodyBold"/>
+        </w:rPr>
+        <w:t xml:space="preserve">כעת</w:t>
+      </w:r>
+      <w:r>
+        <w:t xml:space="preserve"> ר״ר כי </w:t>
+      </w:r>
+      <w:r>
+        <w:rPr>
+          <w:rStyle w:val="BodyBold"/>
+        </w:rPr>
+        <w:t xml:space="preserve">כעת</w:t>
+      </w:r>
+      <w:r>
+        <w:t xml:space="preserve"> זה רק טיופת גרידא ואין איסור לא להשהות טינופת על ידיו אבל אם ישהה את הטינופת על ידיו ולא יקפיד על נטילה כלל אז ידיו יהיו מקום טינופת ועל מקום טינופת כזה החיצונים נדבקים כמו שבבית הכסא יש ר״ר ולכן צריך נטילה כדין לצחצח ידיו שלא יהיו מאוסות.</w:t>
+      </w:r>
+    </w:p>
+    <w:p>
+      <w:pPr>
+        <w:pStyle w:val="Body"/>
+        <w:bidi/>
+      </w:pPr>
+      <w:r>
+        <w:rPr>
+          <w:rStyle w:val="LeadWord"/>
+        </w:rPr>
+        <w:t xml:space="preserve">אבל</w:t>
+      </w:r>
+      <w:r>
+        <w:t xml:space="preserve"> כאשר אין על ידיו דבר טינופת ומיאוס (מיאוס מוגדר דבר עיפוש או הפרשות שאדם מפריש מגופו ויש לציין שיש ב׳ סוגי הפרשות יש הפרשות שיסודן מיאוס כגון צואה ומ״ר או צואת האוזן והאף ולכן בעצם הנגיעה בהם חשיב שנגע במקום הטינופת אמנם יש הפרשות שאינם מיאוס כגון זיעה שרק כאשר המקום מכוסה אז הזיעה מסרחת אז והנוגע בה צריך ליטול ידיו). ויש על ידיו רק לכלוך של טיט כאן זה לא דבר טינופת שיש ע״ז חיצונים אלא זה רק לכלוך שיש להסירו ולכן גם אם לא נטל אין חכמתו מסתלקת הימנו ולכן גם א״צ נטילת כל היד אלא רק מקום הליכלוך.</w:t>
+      </w:r>
+    </w:p>
+    <w:p>
+      <w:pPr>
+        <w:pStyle w:val="Body"/>
+        <w:bidi/>
+      </w:pPr>
+      <w:r>
+        <w:rPr>
+          <w:rStyle w:val="LeadWord"/>
+        </w:rPr>
+        <w:t xml:space="preserve">ויש</w:t>
+      </w:r>
+      <w:r>
+        <w:t xml:space="preserve"> ראיה מפורשת להנ״ל שהנה כתב השו״ע שהנוגע בכינה צריך נטילה וכתב ע״ז המשנ״ב שדוקא כינה אבל פרעוש אפשר שסגי בנקיון בעלמא ובטעם החילוק עיין שע״ת ס״ק שכתב שכינה יסודה מהזיעה של בנ״א א״כ נולדה מריבוי זיעה וזוהמת האדם ולכן היא מוגדרת דבר טינוף וצריך ע״ז נטילה בדוקא אבל פרעוש שלא מגיע מדבר טינוף אז בזה מספיק נקיות וגדר נקיות זה הסרה להסיר הלכלוך וא״כ חזינן להדיא שעל דבר טינוף שייך ר״ר וצריך נטילה אבל דבר לכלוך א״צ נטילה אלא הסרה ולכן א״צ את כל היד אלא רק את מקום הלכלוך.</w:t>
+      </w:r>
+    </w:p>
+    <w:p>
+      <w:pPr>
+        <w:pStyle w:val="Body"/>
+        <w:bidi/>
+      </w:pPr>
+      <w:r>
+        <w:rPr>
+          <w:rStyle w:val="LeadWord"/>
+        </w:rPr>
+        <w:t xml:space="preserve">והנה</w:t>
+      </w:r>
+      <w:r>
+        <w:t xml:space="preserve"> בכל ר״ר צריך נטילה והיינו שטיפת ידיו במים ורק לענין קם מהמיטה צריך נטילה ג״פ כי מפורש בגמ׳ שמקפדת ע״ע לא להסתלק בלי נטילה ג״פ ומשמע מזה שכל ר״ר א״צ ג״פ.</w:t>
+      </w:r>
+    </w:p>
+    <w:p>
+      <w:pPr>
+        <w:pStyle w:val="Body"/>
+        <w:bidi/>
+      </w:pPr>
+      <w:r>
+        <w:rPr>
+          <w:rStyle w:val="LeadWord"/>
+        </w:rPr>
+        <w:t xml:space="preserve">אמנם</w:t>
+      </w:r>
+      <w:r>
+        <w:t xml:space="preserve"> המשנ״ב מביא דיעה שגם בהולך בין המתים וגם בנוגע במת צריך ג״פ וטעם הדבר הוא שכל הדברים האלו זה ר״ר שמגיעה בגלל טומאה משום דקם ממיטתו שצריך נטילה ג״פ שבגלל שטעם טעם מיתה יש לו טומאה וא״כ גם בהולך בין המתים ונוגע במת אז גם יסוד הענין זה טומאה וה״ה משמש מיטתו צריך ג״פ.</w:t>
+      </w:r>
+    </w:p>
+    <w:p>
+      <w:pPr>
+        <w:pStyle w:val="Body"/>
+        <w:bidi/>
+      </w:pPr>
+      <w:r>
+        <w:rPr>
+          <w:rStyle w:val="LeadWord"/>
+        </w:rPr>
+        <w:t xml:space="preserve">ויש</w:t>
+      </w:r>
+      <w:r>
+        <w:t xml:space="preserve"> עוד דיעה שמחמירה יותר שגם ביוצא מבית הכסא צריך ג״פ, כך הובא במחזיק ברכה והוסיף המחזיק ברכה שגם בנוטל ציפורניו יש לו ליטול ג״פ ואפשר שמה שהמשנ״ב לא העתיק שהנוטל ציפורניו צריך נטילה ג״פ זה משום שאין לזה טעם ע״פ הפשט אלא רק לפי הסוד וכמפורש בבא״ח בפרשת תולדות אות י״ז ולפי״ז גם המסתפר יש לו ליטול ג״פ כי מבואר בשו״ע שהר״ר של המסתפר יותר גדולה מהנוטל ציפורניו שהמסתפר ולא נטל ידיו מפחד ג׳ ימים ואילו בנוטל ציפורניו מפחד יום אחד, ולגבי בית המרחץ זה מוזכר רק בבא״ח ורק בלשון של המחמיר תע״ב אבל אין חובה כמו בביה״כ ונראה לומר משום שביה״כ הרבה יותר מזוהם מבית המרחץ שהרי הטינוף של בית המרחץ זה בגלל שהוא מקום זיעה וזיעה זה טינופת יותר קלה מצואה וממי רגלים שהרי בזיעה מועטת א״צ ליטול ידיו אא״כ היתה במקום מכוסה אבל בצואה ובמי רגלים צריך ליטול ידיו אפי׳ בכמות קטנה מאד וא״כ מאחר שבית הכסא הוא מקום יותר מזוהם לכן יש שם יותר ר״ר ולכן יש יותר חיוב ליטול ג״פ.</w:t>
+      </w:r>
+    </w:p>
+    <w:p>
+      <w:pPr>
+        <w:pStyle w:val="Body"/>
+        <w:bidi/>
+      </w:pPr>
+      <w:r>
+        <w:rPr>
+          <w:rStyle w:val="LeadWord"/>
+        </w:rPr>
+        <w:t xml:space="preserve">אבל</w:t>
+      </w:r>
+      <w:r>
+        <w:t xml:space="preserve"> לכולי עלמא ר״ר שיסודה משום זיעה וטינופת כגון החולץ מנעליו והנגוע ברגליו והנגוע בגופו ולא משום שנכנס למקום שר״ר שורה שם בזה לכו״ע מספיק רחיצה כי יסוד הר״ר בזה הוא לא משום ר״ר שיש כעת אלא שיש להיזהר לסלק את הטינופת מידיו </w:t>
+      </w:r>
+      <w:r>
+        <w:rPr>
+          <w:rStyle w:val="BodyBold"/>
+        </w:rPr>
+        <w:t xml:space="preserve">כדי</w:t>
+      </w:r>
+      <w:r>
+        <w:t xml:space="preserve"> שידיו לא יהיו מקום טינופת ולא תשרה ר״ר על ידיו.</w:t>
+      </w:r>
+    </w:p>
+    <w:p>
+      <w:pPr>
+        <w:pStyle w:val="Body"/>
+        <w:bidi/>
+      </w:pPr>
+      <w:r>
+        <w:rPr>
+          <w:rStyle w:val="LeadWord"/>
+        </w:rPr>
+        <w:t xml:space="preserve">והנה</w:t>
+      </w:r>
+      <w:r>
+        <w:t xml:space="preserve"> אע״פ שיש דיעה המחמירה גם בבית הכסא אבל מה שכתבנו למעלה שיש מקפידים ליטול ג״פ ע״י </w:t>
+      </w:r>
+      <w:r>
+        <w:rPr>
+          <w:rStyle w:val="BodyBold"/>
+        </w:rPr>
+        <w:t xml:space="preserve">כלי</w:t>
+      </w:r>
+      <w:r>
+        <w:t xml:space="preserve"> זה דוקא בנטילה של קם ממיטתו שזה הטומאה הכי חמורה אבל בשאר דברים א״צ כלי וכן משמע השע״ת שמביא את החיד״א במחב״ר אלא שכתב הבא״ח שהיוצא מביהכ״ס יש לו להקפיד גם ליטול ידיו שיעור רביעית.</w:t>
+      </w:r>
+    </w:p>
+    <w:p>
+      <w:pPr>
+        <w:pStyle w:val="SubHeading"/>
+        <w:bidi/>
+      </w:pPr>
+      <w:r>
+        <w:t xml:space="preserve">בענין האיסור ליגוע בדברי מאכל ובגופו קודם נטילת ידים</w:t>
+      </w:r>
+    </w:p>
+    <w:p>
+      <w:pPr>
+        <w:pStyle w:val="Body"/>
+        <w:bidi/>
+      </w:pPr>
+      <w:r>
+        <w:rPr>
+          <w:rStyle w:val="LeadWord"/>
+        </w:rPr>
+        <w:t xml:space="preserve">איתא</w:t>
+      </w:r>
+      <w:r>
+        <w:t xml:space="preserve"> בגמ׳ בשבת דף ק״ח ע״ב יד לאוזן תקצץ יד לחוטם תקצץ יד לעין תקצץ יד לפה תקצץ ובהמשך מפורש בגמ׳ איזה היזק יכול להיות לאיברים הללו.</w:t>
+      </w:r>
+    </w:p>
+    <w:p>
+      <w:pPr>
+        <w:pStyle w:val="Body"/>
+        <w:bidi/>
+      </w:pPr>
+      <w:r>
+        <w:rPr>
+          <w:rStyle w:val="LeadWord"/>
+        </w:rPr>
+        <w:t xml:space="preserve">ומבואר</w:t>
+      </w:r>
+      <w:r>
+        <w:t xml:space="preserve"> במשנ״ב לקמן סימן מ״ו סק״ו שאם נוגע ע״י בגד אז אין קפידא וכן מוכח בגמ׳ בברכות דף ס׳.</w:t>
+      </w:r>
+    </w:p>
+    <w:p>
+      <w:pPr>
+        <w:pStyle w:val="Body"/>
+        <w:bidi/>
+      </w:pPr>
+      <w:r>
+        <w:rPr>
+          <w:rStyle w:val="LeadWord"/>
+        </w:rPr>
+        <w:t xml:space="preserve">ובגמ׳</w:t>
+      </w:r>
+      <w:r>
+        <w:t xml:space="preserve"> שם איתא יד לחסודה </w:t>
+      </w:r>
+      <w:r>
+        <w:rPr>
+          <w:rStyle w:val="SmallSource"/>
+        </w:rPr>
+        <w:t xml:space="preserve">(פירוש מקום שממנו מקיזים דם)</w:t>
+      </w:r>
+      <w:r>
+        <w:t xml:space="preserve"> עוד יד לאמה תקצץ יד לפי טבעת תקצץ יד לגיגית תקצץ, ונח׳ הראשונים מה דאיתא בגמ׳ יד לחסודה יד לאמה יד לפי טבעת יד לגיגית האם זה נאמר לגבי נגיעה בידים שלא עשו בהם נטילה או מדובר על סתם נגיעה, והנפק״מ האם האיסור נגיעה ב-ד׳ הדברים האלו זה איסור נגיעה אפי׳ בדרך עראי ולרגע אחד או שהאיסור הוא משמוש שאם נאמר שמיירי בידים שאינם נטולות וסיבת האיסור מצד הכח טומאה שיש על הידים א״כ זה אסור אפי׳ בנגיעה גרידא וסיבת האיסור כשנגוע בנקב שבגוף אז הטומאה מזיקה ע״י הנקב לכל הנקבים שבגוף, אבל אם לא מיירי בידים שאינם נטולות אז ע״כ מיירי מצד משמוש הידים דהיינו שהמשמוש גורם נזק לאותם איברים ומשמוש הכוונה לא נגיעה עראית אלא בצורה קבועה.</w:t>
+      </w:r>
+    </w:p>
+    <w:p>
+      <w:pPr>
+        <w:pStyle w:val="Body"/>
+        <w:bidi/>
+      </w:pPr>
+      <w:r>
+        <w:rPr>
+          <w:rStyle w:val="LeadWord"/>
+        </w:rPr>
+        <w:t xml:space="preserve">וממחלוקת</w:t>
+      </w:r>
+      <w:r>
+        <w:t xml:space="preserve"> זו יוצאה עוד נפק״מ האם מש״כ שיד לגיגית של שכר תקצץ כי גורם הפסד לגיגית האם זה מצד שהכח טומאה פוסל את הגיגית או שזה משהו מציאותי כי נגיעה תמידית בידים גורמת שלא יוכלו להשתמש בשכר.</w:t>
+      </w:r>
+    </w:p>
+    <w:p>
+      <w:pPr>
+        <w:pStyle w:val="Body"/>
+        <w:bidi/>
+      </w:pPr>
+      <w:r>
+        <w:rPr>
+          <w:rStyle w:val="LeadWord"/>
+        </w:rPr>
+        <w:t xml:space="preserve">להלכה</w:t>
+      </w:r>
+      <w:r>
+        <w:t xml:space="preserve"> פסק השו״ע כדעת רש״י שסיבת האיסור בדברים אלו זה רק מצד הנגיעה הקבועה אבל בנגיעה גרידא אין לאסור אמנם המשנ״ב מביא שיש הרבה אחרונים שפוסקים כשאר הראשונים שסיבת האיסור היא מצד הכח טומאה ואסור אפי׳ בנגיעה מקרית וא״כ גם נגיעה מקרית בגיגית שכר פוסל את הגיגית.</w:t>
+      </w:r>
+    </w:p>
+    <w:p>
+      <w:pPr>
+        <w:pStyle w:val="Body"/>
+        <w:bidi/>
+      </w:pPr>
+      <w:r>
+        <w:rPr>
+          <w:rStyle w:val="LeadWord"/>
+        </w:rPr>
+        <w:t xml:space="preserve">ומבואר</w:t>
+      </w:r>
+      <w:r>
+        <w:t xml:space="preserve"> בפוסקים שאמנם בכל דברי מאכל הרוח רעה יכולה לשרות ולהזיק אבל זה לא ברמה של חמירא סכנתא כמו שיש בגיגית של שכר ובגיגית של שכר זה חמור עד כדי שצריך לשפוך את זה אבל בכל דבר לא כי רק מה שנזכר בגמ׳ שאסור אז זה פסול אפי׳ בדיעבד אבל בדבר שלא נזכר בגמ׳ אז אמנם יש ר״ר אבל לא פסול בדיעבד. וכ״פ המשנ״ב שגם להשיטות שגיגית של שכר שצריך לשפוך אותה מיירי על נגיעה בידים שאינם נטולות אבל זה דוקא בגיגית של שכר שנזכר בגמ׳ אבל בכל דבר מאכל אז בדיעבד לא צריך לזרקו.</w:t>
+      </w:r>
+    </w:p>
+    <w:p>
+      <w:pPr>
+        <w:pStyle w:val="Body"/>
+        <w:bidi/>
+      </w:pPr>
+      <w:r>
+        <w:rPr>
+          <w:rStyle w:val="LeadWord"/>
+        </w:rPr>
+        <w:t xml:space="preserve">ועיין</w:t>
+      </w:r>
+      <w:r>
+        <w:t xml:space="preserve"> בח״א כלל ב׳ סעיף ב׳ שנכדו הביא לו ראיה שסתם ר״ר לא פוסלת בדיעבד וא״כ רק היכא שנזכר בגמ׳ להדיא שזה סכנה רק אז צריך לחשוש לענין דיעבד.</w:t>
+      </w:r>
+    </w:p>
+    <w:p>
+      <w:pPr>
+        <w:pStyle w:val="Body"/>
+        <w:bidi/>
+      </w:pPr>
+      <w:r>
+        <w:rPr>
+          <w:rStyle w:val="LeadWord"/>
+        </w:rPr>
+        <w:t xml:space="preserve">אמנם</w:t>
+      </w:r>
+      <w:r>
+        <w:t xml:space="preserve"> הכה״ח באות כ׳ כתב שירא שמים יחמיר ע״ע כי מאחר ויש כאן עכ״פ ר״ר אז אע״פ שאינה חמורה כ״כ שפוסלת בדיעבד אבל ירא שמים יש לו ל חשוש גם מרמה כזאת של ר״ר.</w:t>
+      </w:r>
+    </w:p>
+    <w:p>
+      <w:pPr>
+        <w:pStyle w:val="Body"/>
+        <w:bidi/>
+      </w:pPr>
+      <w:r>
+        <w:rPr>
+          <w:rStyle w:val="LeadWord"/>
+        </w:rPr>
+        <w:t xml:space="preserve">אמנם</w:t>
+      </w:r>
+      <w:r>
+        <w:t xml:space="preserve"> אם אפשר ליטול ג״פ את המאכל אז אפשר לאוכלו לכתחילה.</w:t>
+      </w:r>
+    </w:p>
+    <w:p>
+      <w:pPr>
+        <w:pStyle w:val="Body"/>
+        <w:bidi/>
+      </w:pPr>
+      <w:r>
+        <w:rPr>
+          <w:rStyle w:val="LeadWord"/>
+        </w:rPr>
+        <w:t xml:space="preserve">ובילד</w:t>
+      </w:r>
+      <w:r>
+        <w:t xml:space="preserve"> קטן שנגע בדבר מאכל יש להסתפק מאוד משום שגם הפמ״ג שכתב שילדים קטנים יש לרחוץ את ידיהם כתב בלשון </w:t>
+      </w:r>
+      <w:r>
+        <w:rPr>
+          <w:rStyle w:val="BodyBold"/>
+        </w:rPr>
+        <w:t xml:space="preserve">ראוי</w:t>
+      </w:r>
+      <w:r>
+        <w:t xml:space="preserve"> לרחוץ את ידיהם כי חמירא סכנתא מאיסורא, וא״כ יש לספק מה הדין בדיעבד.</w:t>
+      </w:r>
+    </w:p>
+    <w:p>
+      <w:pPr>
+        <w:pStyle w:val="Body"/>
+        <w:bidi/>
+      </w:pPr>
+      <w:r>
+        <w:rPr>
+          <w:rStyle w:val="LeadWord"/>
+        </w:rPr>
+        <w:t xml:space="preserve">ועיין</w:t>
+      </w:r>
+      <w:r>
+        <w:t xml:space="preserve"> בשו״ע הגר״ז מהדו״ב סעיף ב׳ שכתב שהקטנים לא פוסלים האוכלים בנגיעתם והטעם משום שעיקר טעם הנטילה זה בגלל שנתפסים החיצונים באדם בשעת השינה וכל מה שנתפסים החיצונים זה בגלל שרוצים יניקה מקדושת האיש הישראל ולכן בנכרי כה״ג א״צ נטילה כי אין לו נפש קדושה, ומאחר שעיקר כניסת הנפש באיש הישראלי זה רק מ-י״ג שנים ויום אחד לכן רק מזמן זה הוא מטמא במגעו, וא״כ לדבריו יש מקום להקל לענין דיעבד ובפרט של פמ״ג לא פסיקא ליה, אמנם לענין מש״כ הכה״ח שירא שמים יחמיר ע״ע מסתבר שגם בזה יש לו לירא שמים להחמיר ע״ע.</w:t>
+      </w:r>
+    </w:p>
+    <w:p>
+      <w:pPr>
+        <w:pStyle w:val="Body"/>
+        <w:bidi/>
+      </w:pPr>
+      <w:r>
+        <w:rPr>
+          <w:rStyle w:val="LeadWord"/>
+        </w:rPr>
+        <w:t xml:space="preserve">ובענין</w:t>
+      </w:r>
+      <w:r>
+        <w:t xml:space="preserve"> מי שהכניס דבר מאכל לביהכ״ס אז מסתברא שחלה עליו ר״ר וצריך לנוטלו ג״פ כמו אדם שנכנס לביהכ״ס שחלה ר״ר עליו וצריך ליטול ידים, אמנם אין זה פוסל בדיעבד וכמו שכתבנו לעיל שכשלא נזכר בגמ׳ שפוסל אז זה לא פוסל בדיעבד.</w:t>
+      </w:r>
+    </w:p>
+    <w:p>
+      <w:pPr>
+        <w:pStyle w:val="Body"/>
+        <w:bidi/>
+      </w:pPr>
+      <w:r>
+        <w:rPr>
+          <w:rStyle w:val="LeadWord"/>
+        </w:rPr>
+        <w:t xml:space="preserve">לענין</w:t>
+      </w:r>
+      <w:r>
+        <w:t xml:space="preserve"> גיגית,</w:t>
+      </w:r>
+    </w:p>
+    <w:p>
+      <w:pPr>
+        <w:pStyle w:val="Body"/>
+        <w:bidi/>
+      </w:pPr>
+      <w:r>
+        <w:rPr>
+          <w:rStyle w:val="LeadWord"/>
+        </w:rPr>
+        <w:t xml:space="preserve">ובענין</w:t>
+      </w:r>
+      <w:r>
+        <w:t xml:space="preserve"> מי שנכנס לביהכ״ס ואח״כ נגע בדבר מאכל נראה שמותר לאוכלו לכתחילה משום שכל הענין של הנוגע בדבר מאכל קודם נט״י שיש ע״ז ר״ר נאמר דוקא על נט״י של שחרית שזה כח טומאה חמורה שיש כח בר״ר שעל ידיו להשפיע במה שנוגע אבל כאשר זה ר״ר שאינה חמורה כ״כ אז אמנם יש ר״ר על ידיו וצריך להיטהר ממנה אבל אין כ״כ חומרא לר״ר שעל ידיו שתוכל להשפיע במה שנוגע בו.</w:t>
+      </w:r>
+    </w:p>
+    <w:p>
+      <w:pPr>
+        <w:pStyle w:val="Body"/>
+        <w:bidi/>
+      </w:pPr>
+      <w:r>
+        <w:rPr>
+          <w:rStyle w:val="LeadWord"/>
+        </w:rPr>
+        <w:t xml:space="preserve">ויש</w:t>
+      </w:r>
+      <w:r>
+        <w:t xml:space="preserve"> להביא לזה ראיה ממה שכתב הבא״ח פרשת תולדות אות י״ג ואות ט״ז שהדין של מי נטילה שמזיקים להדורך עליהם נאמר דוקא לגבי מי נטילה של קם משנתו שחרית שבזה הר״ר חמורה מאוד אבל בשאר ר״ר בזה אין טומאה במי הנטילה, ולכאורה הרי מי הנטילה נגעו בידיו ועל ידיו יש הרי ר״ר א״כ מדוע הר״ר לא עוברת למי הנטילה ושמעינן מיניה שהר״ר של בית הכסא פחות חמורה ואינה מטמאת להנוגע בה</w:t>
+      </w:r>
+      <w:r>
+        <w:rPr>
+          <w:rStyle w:val="FootnoteReference"/>
+        </w:rPr>
+        <w:footnoteReference w:id="5"/>
+      </w:r>
+      <w:r>
+        <w:t xml:space="preserve">.</w:t>
+      </w:r>
+    </w:p>
+    <w:p>
+      <w:pPr>
+        <w:pStyle w:val="Body"/>
+        <w:bidi/>
+      </w:pPr>
+      <w:r>
+        <w:rPr>
+          <w:rStyle w:val="LeadWord"/>
+        </w:rPr>
+        <w:t xml:space="preserve">סעיף ט׳:</w:t>
+      </w:r>
+      <w:r>
+        <w:t xml:space="preserve"> מים של נט״י שחרית אסור להינות מהם ולא ישפכם בבית ולא במקום שעוברים שם בנ״א.</w:t>
+      </w:r>
+    </w:p>
+    <w:p>
+      <w:pPr>
+        <w:pStyle w:val="Body"/>
+        <w:bidi/>
+      </w:pPr>
+      <w:r>
+        <w:rPr>
+          <w:rStyle w:val="LeadWord"/>
+        </w:rPr>
+        <w:t xml:space="preserve">כתב</w:t>
+      </w:r>
+      <w:r>
+        <w:t xml:space="preserve"> המשנ״ב ס״ק י״ח שאפי׳ ע״ג קיסמים אסור לשפוך אותם.</w:t>
+      </w:r>
+    </w:p>
+    <w:p>
+      <w:pPr>
+        <w:pStyle w:val="Body"/>
+        <w:bidi/>
+      </w:pPr>
+      <w:r>
+        <w:rPr>
+          <w:rStyle w:val="LeadWord"/>
+        </w:rPr>
+        <w:t xml:space="preserve">וכוונתו</w:t>
+      </w:r>
+      <w:r>
+        <w:t xml:space="preserve"> שמי נטילת ידים שחרית לא דמי למים אחרונים שאיתא בשו״ע לקמן סימן שאסור לשפוך אותם ע״ג קרקע ומשמע שבשופך לא ע״ג קרקע שרי אבל כאן אסור לשפוך במקום שעוברים שם בנ״א בין בנותן ע״ג קרקע ובין בנותן ע״ג דבר אחר.</w:t>
+      </w:r>
+    </w:p>
+    <w:p>
+      <w:pPr>
+        <w:pStyle w:val="Body"/>
+        <w:bidi/>
+      </w:pPr>
+      <w:r>
+        <w:rPr>
+          <w:rStyle w:val="LeadWord"/>
+        </w:rPr>
+        <w:t xml:space="preserve">ובטעם</w:t>
+      </w:r>
+      <w:r>
+        <w:t xml:space="preserve"> החילוק עיין מ״א ומחצה״ש לקמן שמים אחרונים טומאתן מגיעה רק כאשר נוגעים בקרקע אבל כאשר יש דבר אחר כגון קיסמים שמפסיקים אין בזה טומאה משא״כ מי הנטילה שטומאתן נובעת מחמת שקבלו טומאה מהידים א״כ מיד הם טמאים וא״צ לזה שום תנאי של נגיעה בקרקע.</w:t>
+      </w:r>
+    </w:p>
+    <w:p>
+      <w:pPr>
+        <w:pStyle w:val="Body"/>
+        <w:bidi/>
+      </w:pPr>
+      <w:r>
+        <w:rPr>
+          <w:rStyle w:val="LeadWord"/>
+        </w:rPr>
+        <w:t xml:space="preserve">עיין</w:t>
+      </w:r>
+      <w:r>
+        <w:t xml:space="preserve"> משנ״ב ס״ק י״ח שבגלל שאסור להינות מהם לכן אין ליתנם לפני בהמתו, יש להדגיש שאין כאן איסור הנאה אלא שבגלל שיש סכנה בשימוש במים אלו לכן אין ליתנם לבהמתו וכו׳ אבל בשימוש שאין בו סכנה כגון שמשתמש במים אלו לנקות את האסלה ומיד בשפיכתם הם נופלים לאסלה ומתבטלים אין איסור בכך אע״פ שזה הנאה לגביה.</w:t>
+      </w:r>
+    </w:p>
+    <w:p>
+      <w:pPr>
+        <w:pStyle w:val="SubHeading"/>
+        <w:bidi/>
+      </w:pPr>
+      <w:r>
+        <w:t xml:space="preserve">בענין מתי סרה הר״ר מהידים ובענין האם אפשר לברך כשיש ר״ר על הידים:</w:t>
+      </w:r>
+    </w:p>
+    <w:p>
+      <w:pPr>
+        <w:pStyle w:val="Body"/>
+        <w:bidi/>
+      </w:pPr>
+      <w:r>
+        <w:rPr>
+          <w:rStyle w:val="LeadWord"/>
+        </w:rPr>
+        <w:t xml:space="preserve">הנה</w:t>
+      </w:r>
+      <w:r>
+        <w:t xml:space="preserve"> כתב המשנ״ב בסימן ד׳ סק״ב שיש לברך מיד אחר הנטילה קודם הניגוב אמנם יש מחמירים לא לברך קודם הניגוב כי ס״ל שאין ר״ר סרה מהידים אלא עד שינגב את ידיו.</w:t>
+      </w:r>
+    </w:p>
+    <w:p>
+      <w:pPr>
+        <w:pStyle w:val="Body"/>
+        <w:bidi/>
+      </w:pPr>
+      <w:r>
+        <w:rPr>
+          <w:rStyle w:val="LeadWord"/>
+        </w:rPr>
+        <w:t xml:space="preserve">והנה</w:t>
+      </w:r>
+      <w:r>
+        <w:t xml:space="preserve"> ביאור מח׳ היא האם הר״ר סרה ע״י הנטילה ומסתלקת לגמרי וכן דעת האריז״ל או שהר״ר עוברת ע״י הנטילה מהידים למים וכן סובר הגר״א ולכן הצריך ליטול את ידיו פעם רביעית כדי להסיר את הר״ר </w:t>
+      </w:r>
+      <w:r>
+        <w:rPr>
+          <w:rStyle w:val="BodyBold"/>
+        </w:rPr>
+        <w:t xml:space="preserve">מהמים</w:t>
+      </w:r>
+      <w:r>
+        <w:t xml:space="preserve"> ועי״כ יוכל לברך קודם הניגוב.</w:t>
+      </w:r>
+    </w:p>
+    <w:p>
+      <w:pPr>
+        <w:pStyle w:val="Body"/>
+        <w:bidi/>
+      </w:pPr>
+      <w:r>
+        <w:rPr>
+          <w:rStyle w:val="LeadWord"/>
+        </w:rPr>
+        <w:t xml:space="preserve">ויש</w:t>
+      </w:r>
+      <w:r>
+        <w:t xml:space="preserve"> לציין שכל הנושא לא לברך ולדבר ד״ת ולהזכיר את השם כשיש ר״ר על הידים זה רק לפי הזוהר וכמו שמובא בכה״ח בסימן דידן ס״ק ע״ח אבל לפי הפשט אין איסור בזה וכל האיסור זה רק כשידיו מטונפות בדבר מיאוס.</w:t>
+      </w:r>
+    </w:p>
+    <w:p>
+      <w:pPr>
+        <w:pStyle w:val="Body"/>
+        <w:bidi/>
+      </w:pPr>
+      <w:r>
+        <w:rPr>
+          <w:rStyle w:val="LeadWord"/>
+        </w:rPr>
+        <w:t xml:space="preserve">וכמה</w:t>
+      </w:r>
+      <w:r>
+        <w:t xml:space="preserve"> ראיות לדבר:</w:t>
+      </w:r>
+    </w:p>
+    <w:p>
+      <w:pPr>
+        <w:pStyle w:val="Body"/>
+        <w:bidi/>
+      </w:pPr>
+      <w:r>
+        <w:rPr>
+          <w:rStyle w:val="LeadWord"/>
+        </w:rPr>
+        <w:t xml:space="preserve">א׳</w:t>
+      </w:r>
+      <w:r>
+        <w:rPr>
+          <w:rStyle w:val="LeadWord"/>
+        </w:rPr>
+        <w:t xml:space="preserve"> המשנ״ב</w:t>
+      </w:r>
+      <w:r>
+        <w:t xml:space="preserve"> בסימן א׳ ס״ק ב׳ שכתב המשנ״ב שאם קם משנתו ואין לו מים ליטול ידיו ג״פ כדין אל לו להמנע מד״ת בשביל זה אלא ינקה ידיו בכל מידי דמנקי ויברך וילמוד.</w:t>
+      </w:r>
+    </w:p>
+    <w:p>
+      <w:pPr>
+        <w:pStyle w:val="Body"/>
+        <w:bidi/>
+      </w:pPr>
+      <w:r>
+        <w:rPr>
+          <w:rStyle w:val="LeadWord"/>
+        </w:rPr>
+        <w:t xml:space="preserve">ויש</w:t>
+      </w:r>
+      <w:r>
+        <w:t xml:space="preserve"> לעיין לפי דעת הזוהר שיש קפידא לא לברך כשיש ר״ר על ידיו האם זה דוקא ר״ר החמורה של קם ממטתו או בכל ר״ר יש להקפיד. וצ״ע.</w:t>
+      </w:r>
+    </w:p>
+    <w:p>
+      <w:pPr>
+        <w:pStyle w:val="SubHeading"/>
+        <w:bidi/>
+      </w:pPr>
+      <w:r>
+        <w:t xml:space="preserve">בענין גדר מקומות המכוסים שבגופו:</w:t>
+      </w:r>
+    </w:p>
+    <w:p>
+      <w:pPr>
+        <w:pStyle w:val="Body"/>
+        <w:bidi/>
+      </w:pPr>
+      <w:r>
+        <w:rPr>
+          <w:rStyle w:val="LeadWord"/>
+        </w:rPr>
+        <w:t xml:space="preserve">בשו״ע</w:t>
+      </w:r>
+      <w:r>
+        <w:t xml:space="preserve"> כתב שהנוגע שמקומות המכוסים שבגופו צריך נטילה, והטעם שדוקא מכוסים משום שכל היכא שזה לא מכוסה אז אע״פ שיש זיעה אבל מאחר שזה מקום מגולה ויש בו אויר אז הזיעה לא מסרחת וזה לא נהפך למקום טינופת אבל כשזה מכוסה אז זה נהפך לטינופת.</w:t>
+      </w:r>
+    </w:p>
+    <w:p>
+      <w:pPr>
+        <w:pStyle w:val="Body"/>
+        <w:bidi/>
+      </w:pPr>
+      <w:r>
+        <w:rPr>
+          <w:rStyle w:val="LeadWord"/>
+        </w:rPr>
+        <w:t xml:space="preserve">ויש</w:t>
+      </w:r>
+      <w:r>
+        <w:t xml:space="preserve"> לעיין מה הגדר של מקומות המכוסים שבגופו האם הולכים אחר כל אחד ואחד או שהולכים אחר מנהג המדינה מה הדרך להיות מגולה ומה הדרך להיות מכוסה.</w:t>
+      </w:r>
+    </w:p>
+    <w:p>
+      <w:pPr>
+        <w:pStyle w:val="Body"/>
+        <w:bidi/>
+      </w:pPr>
+      <w:r>
+        <w:rPr>
+          <w:rStyle w:val="LeadWord"/>
+        </w:rPr>
+        <w:t xml:space="preserve">והנה</w:t>
+      </w:r>
+      <w:r>
+        <w:t xml:space="preserve"> המשנ״ב ס״ק נ״ג העתיק את דברי המחצה״ש שכתב שהכל תלוי לפי מנהג המדינה אם דרך להיות מגולה או שהדרך להיות מכוסה.</w:t>
+      </w:r>
+    </w:p>
+    <w:p>
+      <w:pPr>
+        <w:pStyle w:val="Body"/>
+        <w:bidi/>
+      </w:pPr>
+      <w:r>
+        <w:rPr>
+          <w:rStyle w:val="LeadWord"/>
+        </w:rPr>
+        <w:t xml:space="preserve">ונמצא</w:t>
+      </w:r>
+      <w:r>
+        <w:t xml:space="preserve"> שאדם שדרכו לכסות גם מקומות שאין דרך בני מדינתו לכסותם אז זה נחשב מקום המגולה וא״צ ליטול אם נוגע באותם מקומות.</w:t>
+      </w:r>
+    </w:p>
+    <w:p>
+      <w:pPr>
+        <w:pStyle w:val="Body"/>
+        <w:bidi/>
+      </w:pPr>
+      <w:r>
+        <w:rPr>
+          <w:rStyle w:val="LeadWord"/>
+        </w:rPr>
+        <w:t xml:space="preserve">והדבר</w:t>
+      </w:r>
+      <w:r>
+        <w:t xml:space="preserve"> צ״ב הרי מאחר שהוא מכסה עכ״פ מקומות אלו א״כ הזיעה באותם מקומות שליט בה זוהמא כי יש עליה כיסוי ומאי אכפ״ל ששאר בנ״א אין דרכם לכסות?</w:t>
+      </w:r>
+      <w:r>
+        <w:rPr>
+          <w:rStyle w:val="FootnoteReference"/>
+        </w:rPr>
+        <w:footnoteReference w:id="6"/>
+      </w:r>
+    </w:p>
+    <w:p>
+      <w:pPr>
+        <w:pStyle w:val="Body"/>
+        <w:bidi/>
+      </w:pPr>
+      <w:r>
+        <w:rPr>
+          <w:rStyle w:val="LeadWord"/>
+        </w:rPr>
+        <w:t xml:space="preserve">ונראה</w:t>
+      </w:r>
+      <w:r>
+        <w:t xml:space="preserve"> לומר שבעצם השו״ע לא כתב שהנוגע בזיעה שבמקומות המכוסים יש לו ליטול ידיו אלא כתב הנוגע במקומות המכוסים כלומר גם אם התרחץ מיד עכשיו וודאי שאין עליו שום זיעה למרות זאת צריך ליטול ידיו אם נוגע שם והטעם משום ״לא פלוג״ כי מאחר שבדר״כ יש במקומות אלו זיעה לכן תיקנו חז״ל שכשאדם נוגע שם הוא צריך ליטול ידיו בכל גווני</w:t>
+      </w:r>
+      <w:r>
+        <w:rPr>
+          <w:rStyle w:val="FootnoteReference"/>
+        </w:rPr>
+        <w:footnoteReference w:id="7"/>
+      </w:r>
+      <w:r>
+        <w:t xml:space="preserve"> ודומיא דהנוגע במנעליו שגם אם אין על מנעליו שום לכלוך יש לו ליטול ידיו מצד לא פלוג וגדר מקומות המכוסים תלוי במנהג המקומות.</w:t>
+      </w:r>
+    </w:p>
+    <w:p>
+      <w:pPr>
+        <w:pStyle w:val="Body"/>
+        <w:bidi/>
+      </w:pPr>
+      <w:r>
+        <w:rPr>
+          <w:rStyle w:val="LeadWord"/>
+        </w:rPr>
+        <w:t xml:space="preserve">וכתבו</w:t>
+      </w:r>
+      <w:r>
+        <w:t xml:space="preserve"> הפוסקים שבנוגע במילמולי זיעה כשאינה על מקומות המכוסים כגון בנוגע בבגד שיש בו זיעה ממקומות המכוסים אבל זה לא על גופו א״צ ליטול ידיו וכ״כ הגרש״ז</w:t>
+      </w:r>
+      <w:r>
+        <w:rPr>
+          <w:rStyle w:val="FootnoteReference"/>
+        </w:rPr>
+        <w:footnoteReference w:id="8"/>
+      </w:r>
+      <w:r>
+        <w:t xml:space="preserve"> והגם שהכה״ח כתב בס״ק צ״ח שיש לו ליטול ידיו כוונת הכה״ח היא כשנוגע בבגד שיש בו הרבה זיעה לא מילמולי זיעה כי הרבה זיה זה דבר טינוף וכשנוגע בדבר טינוף יש לו ליטול ידיו אלא שלמקומות המכוסים היו צריכים עוד תקנה נפרדת ליטול תמיד בנוגע שם בגלל שבדר״כ המילמולי זיעה שם נהפכים לטינופת.</w:t>
+      </w:r>
+    </w:p>
+    <w:p>
+      <w:pPr>
+        <w:pStyle w:val="Body"/>
+        <w:bidi/>
+      </w:pPr>
+      <w:r>
+        <w:rPr>
+          <w:rStyle w:val="LeadWord"/>
+        </w:rPr>
+        <w:t xml:space="preserve">ויש</w:t>
+      </w:r>
+      <w:r>
+        <w:t xml:space="preserve"> להקשות היכא שמנהג רוב העולם לגלות מקום מסוים בגוף והוא דרכו לכסות מקום זה מדוע א״צ ליטול ידיו כשנוגע שם אמנם אין את תקנת חז״ל שתיקנו על מקומות המכוסים אבל יש ליטול ידיו מצד שנגע בזיעה עכ״פ?</w:t>
+      </w:r>
+    </w:p>
+    <w:p>
+      <w:pPr>
+        <w:pStyle w:val="Body"/>
+        <w:bidi/>
+      </w:pPr>
+      <w:r>
+        <w:rPr>
+          <w:rStyle w:val="LeadWord"/>
+        </w:rPr>
+        <w:t xml:space="preserve">ויש</w:t>
+      </w:r>
+      <w:r>
+        <w:t xml:space="preserve"> ליישב שהנה יעוין בשבט הלוי ח״ח סימן ב׳ אות א׳ שכתב שבמקומות המכוסים חז״ל תיקנו נטילה אפי׳ על מילמולי זיעה שזה מעט זיעה ואפי׳ שמילמולי זיעה לא מוגדרים כטינופת אבל מאחר שזה נמצא במקומות המכוסים אז זה נהפך לטינופת ויש ליטול ע״ז ידים.</w:t>
+      </w:r>
+    </w:p>
+    <w:p>
+      <w:pPr>
+        <w:pStyle w:val="Body"/>
+        <w:bidi/>
+      </w:pPr>
+      <w:r>
+        <w:rPr>
+          <w:rStyle w:val="LeadWord"/>
+        </w:rPr>
+        <w:t xml:space="preserve">א״כ</w:t>
+      </w:r>
+      <w:r>
+        <w:t xml:space="preserve"> נראה לומר שגדר תקנת חז״ל היא להחשיב את המעט זיעה שיש במקומות המכוסים באדם </w:t>
+      </w:r>
+      <w:r>
+        <w:rPr>
+          <w:rStyle w:val="BodyBold"/>
+        </w:rPr>
+        <w:t xml:space="preserve">כוודאי</w:t>
+      </w:r>
+      <w:r>
+        <w:t xml:space="preserve"> טינופת מאחר שבדר״כ מקומות אלו מכוסים וקרוב הדבר שזה יהפך לטינופת וא״כ נראה לומר שכאשר דרך אנשי המקום לגלות מקומות מסוימים בגוף ואותו אדם דרכו לכסות מקומות אלו אז אע״פ שאצלו יותר קרוב הדבר שהמעט זיעה שבמקומות שמכסה נהפכה לטינוף אבל זה לא ודאי טינוף כי זה רק מעט זיעה ולכן אצלו תלוי הדבר שאם מרגיש איזה דחיה מזיעה זו אז ע״כ שזה נהפך לטינופת </w:t>
+      </w:r>
+      <w:r>
+        <w:rPr>
+          <w:rStyle w:val="SmallSource"/>
+        </w:rPr>
+        <w:t xml:space="preserve">(כי זה ההגדרה של טינופת שזה מאוס אצל בנ״א)</w:t>
+      </w:r>
+      <w:r>
+        <w:t xml:space="preserve"> ולכן יש לו ליטול ידיו מצד הזיעה אע״פ שמצד המקום הרי נגע במקומות שמגולים אצל אנשי המקום אבל כאשר לא מרגיש שזה דבר טינוף אז א״צ ליטול כי לא מחזיקים בסתמא את המעט זיעה לדבר טינוף. ודו״ק.</w:t>
+      </w:r>
+    </w:p>
+    <w:p>
+      <w:pPr>
+        <w:pStyle w:val="Body"/>
+        <w:bidi/>
+      </w:pPr>
+      <w:r>
+        <w:rPr>
+          <w:rStyle w:val="LeadWord"/>
+        </w:rPr>
+        <w:t xml:space="preserve">ולחיבת</w:t>
+      </w:r>
+      <w:r>
+        <w:t xml:space="preserve"> הקודש נעתיק הערה נפלאה מהגרי״ש אלישיב זצוק״ל שהנוגע בתינוק במקומות שאין רגילות לכסות אותו אז א״צ ליטול ידיו</w:t>
+      </w:r>
+      <w:r>
+        <w:rPr>
+          <w:rStyle w:val="FootnoteReference"/>
+        </w:rPr>
+        <w:footnoteReference w:id="9"/>
+      </w:r>
+      <w:r>
+        <w:t xml:space="preserve"> אמנם אם נוגע בזרעו במקום שדרך היד להשען על זרועו אז בזה צריך ליטול ידיו גם בתינוק, וטעם הדבר משום שמבואר בגמ׳ בזבחים דף י״ח ע״ב גבי כהנים שאסור להם לחגור את בגדיהם במקום זיעה וכמש״כ לא יחגרו ביזע אז לכן אסור לכהנים לחגור במקום זה שהיד נשענת על הזרוע והטעם משום שזה מקום שהבשר נוגע בבשר ומתחמם ומזיע וזה בכלל מקומות המכוסים כי כשהבשר נכפל על הבשר אז הוא לא נותן מקום לאויר להכנס. וא״כ במקום שהיד נכפלת על הזרוע זה מקום המכוסה בעצם ולא מצד הכיסוי שבנ״א מכסים ולכן גם בתינוק יש להיזהר בזה.</w:t>
+      </w:r>
+    </w:p>
+    <w:p>
+      <w:pPr>
+        <w:pStyle w:val="Body"/>
+        <w:bidi/>
+      </w:pPr>
+      <w:r>
+        <w:rPr>
+          <w:rStyle w:val="LeadWord"/>
+        </w:rPr>
+        <w:t xml:space="preserve">ויש</w:t>
+      </w:r>
+      <w:r>
+        <w:t xml:space="preserve"> לציין שבמקום שאנשים הולכים בצורה בלתי צנועה מסתבר שלא חשיב כמקומות המגולים כי דעתם בטלה ולא חשובה כיוון שאין כאן מהלך ושיטה אלא סתם פריצות גרידא ודמי לאנשי הוצל שאפי׳ שהם אתרא אמרינן בטלה דעתם עיין תוס׳ שבת דף קמ״ד ע״ב למעלה.</w:t>
+      </w:r>
+    </w:p>
+    <w:p>
+      <w:pPr>
+        <w:pStyle w:val="Body"/>
+        <w:bidi/>
+      </w:pPr>
+      <w:r>
+        <w:rPr>
+          <w:rStyle w:val="LeadWord"/>
+        </w:rPr>
+        <w:t xml:space="preserve">ויש</w:t>
+      </w:r>
+      <w:r>
+        <w:t xml:space="preserve"> להסתפק אם יש מקום שבדר״כ הוא מכוסה אבל בחלק מהזמן הוא מגולה האם זה נקבע כמקום מגולה או כמקום מכוסה, והספק הזה נוגע בנידון שדיברו האחרונים באדם שנוגע בזרעו שדרכה להיות מכוסה אבל בשעת הנחת תפילין דרכה להיות מגולה.</w:t>
+      </w:r>
+    </w:p>
+    <w:p>
+      <w:pPr>
+        <w:pStyle w:val="Body"/>
+        <w:bidi/>
+      </w:pPr>
+      <w:r>
+        <w:rPr>
+          <w:rStyle w:val="LeadWord"/>
+        </w:rPr>
+        <w:t xml:space="preserve">ומצאנו</w:t>
+      </w:r>
+      <w:r>
+        <w:t xml:space="preserve"> בנידון זה ג׳ דעות בפוסקים, </w:t>
+      </w:r>
+      <w:r>
+        <w:rPr>
+          <w:rStyle w:val="BodyBold"/>
+        </w:rPr>
+        <w:t xml:space="preserve">א׳</w:t>
+      </w:r>
+      <w:r>
+        <w:t xml:space="preserve"> דעת הגרי״ש אלישיב זצוק״ל </w:t>
+      </w:r>
+      <w:r>
+        <w:rPr>
+          <w:rStyle w:val="SmallSource"/>
+        </w:rPr>
+        <w:t xml:space="preserve">(הו״ד בספר ישא יוסף ח״ב סימן ד׳)</w:t>
+      </w:r>
+      <w:r>
+        <w:t xml:space="preserve"> שבזמן ההנחה זה חשיב מקומות המגולים אבל אחר זמן ההנחה זה נחשב מקומות המכוסים ואפי׳ שאפשר לטעון טענה שהרי מאחר שהמקום הזה היה מכוסה במשך זמן רב ורק כעת גיליתי את זה וא״כ הזיעה שבאותו מקום היתה מכוסה וכבר נהפכה לטינוף ומאי אכפ״ל שכעת זה מגולה? ולא קשיא משום שאמנם זה הסיבה לתקנה אבל חז״ל נתנו גדר והגדר הוא מקום שכעת הוא בכלל מקומות המכוסים אבל כאן מאחר שהמקום הזה כעת הוא בדר״כ מגולה אז זה לא בכלל הגדר שקבעו חז״ל.</w:t>
+      </w:r>
+    </w:p>
+    <w:p>
+      <w:pPr>
+        <w:pStyle w:val="Body"/>
+        <w:bidi/>
+      </w:pPr>
+      <w:r>
+        <w:rPr>
+          <w:rStyle w:val="LeadWord"/>
+        </w:rPr>
+        <w:t xml:space="preserve">ב׳</w:t>
+      </w:r>
+      <w:r>
+        <w:rPr>
+          <w:rStyle w:val="LeadWord"/>
+        </w:rPr>
+        <w:t xml:space="preserve"> דעת</w:t>
+      </w:r>
+      <w:r>
+        <w:t xml:space="preserve"> הבא״ח פרשת תולדות אות י״ז שהדבר תלוי אם דרך למשמש באותו מקום ומאחר שבזרוע השמאלית יש דרך למשמש בגלל מצות תפילין אז לכן יש לזה דין של מקומות המגולים אפי׳ כשזה מכוסה, ומשמע מדבריו שחז״ל לא תקנו נטילה על מקומות שדרך למשמש בהם משום שמקומות שדרך למשמש בהם הם לא מכוסים לגמרי.</w:t>
+      </w:r>
+    </w:p>
+    <w:p>
+      <w:pPr>
+        <w:pStyle w:val="Body"/>
+        <w:bidi/>
+      </w:pPr>
+      <w:r>
+        <w:rPr>
+          <w:rStyle w:val="LeadWord"/>
+        </w:rPr>
+        <w:t xml:space="preserve">ג׳</w:t>
+      </w:r>
+      <w:r>
+        <w:rPr>
+          <w:rStyle w:val="LeadWord"/>
+        </w:rPr>
+        <w:t xml:space="preserve"> דעת</w:t>
+      </w:r>
+      <w:r>
+        <w:t xml:space="preserve"> החזו״א באגרות החזו״א סימן ד׳ שמאחר שרוב הזמן המקום מכוסה לכן יש לזה דין של מקומות המכוסים ולכן גם בזמן שזה מגולה יש ליטול ידיו. והטעם משום שמאחר ורוב הזמן המקום מכוסה אז הגדירו את זה חז״ל כמקום המכוסה ולכן יש ליטול תמיד בנגיעה ונראה לומר שהחזו״א אזיל לשיטתו שמש״כ שמקומות המכוסים זה תלוי באנשי המקום זה לא תלוי כל מקרה ומקרה לפי ענינו אלא אם הסכמת אנשי המקום שמקום זה הוא מקום מכוסה אז נקבע שמקום זה הוא מקום מכוסה וצריך ליטול ידיו ואפי׳ שבמקרים מסוימים אז רגילים לגלותו ולדוגמא החמיר החזו״א ליטול ידים בנוגע בתינוקות במקומות שאצל כלל האנשים היו רגילים לכסות אותם </w:t>
+      </w:r>
+      <w:r>
+        <w:rPr>
+          <w:rStyle w:val="SmallSource"/>
+        </w:rPr>
+        <w:t xml:space="preserve">(אפי׳ שאצל תינוקות רגילים לגלותם)</w:t>
+      </w:r>
+      <w:r>
+        <w:t xml:space="preserve"> וא״כ גם כאן ברגילים של בנ״א לכסות הזרוע נקבע שהזרוע הוא מקום המכוסה בכלל גווני. ועיי״ש בביאורי הלכה.</w:t>
+      </w:r>
+    </w:p>
+    <w:p>
+      <w:pPr>
+        <w:pStyle w:val="Body"/>
+        <w:bidi/>
+      </w:pPr>
+      <w:r>
+        <w:rPr>
+          <w:rStyle w:val="LeadWord"/>
+        </w:rPr>
+        <w:t xml:space="preserve">אבל</w:t>
+      </w:r>
+      <w:r>
+        <w:t xml:space="preserve"> להגרי״ש אלישיב שמקל במקומות שרגילים לגלותם אצל תינוק כי דנים על הרגילות של בנ״א בכל מקרה לגופו א״כ גם הנוגע בזרועו בזמן ההנחה שרגילים לגלותה א״צ נטילה.</w:t>
+      </w:r>
+    </w:p>
+    <w:p>
+      <w:pPr>
+        <w:pStyle w:val="Body"/>
+        <w:bidi/>
+      </w:pPr>
+      <w:r>
+        <w:rPr>
+          <w:rStyle w:val="LeadWord"/>
+        </w:rPr>
+        <w:t xml:space="preserve">והנה</w:t>
+      </w:r>
+      <w:r>
+        <w:t xml:space="preserve"> כתב השו״ע בסעיף כ״א שבמקומות המגולים בראשו ובפניו ובמקום המגולה שבזרועותיו אין להקפיד (ומקומות המגולים בראשו ובפניו זה כולל גם את צוארו עד החזה, ומקומות המגולים בזרועותיו כוונתו עד המפרק).</w:t>
+      </w:r>
+    </w:p>
+    <w:p>
+      <w:pPr>
+        <w:pStyle w:val="Body"/>
+        <w:bidi/>
+      </w:pPr>
+      <w:r>
+        <w:rPr>
+          <w:rStyle w:val="LeadWord"/>
+        </w:rPr>
+        <w:t xml:space="preserve">והנה</w:t>
+      </w:r>
+      <w:r>
+        <w:t xml:space="preserve"> בטעם הדבר שהנוגע במקומות אלו א״צ נטילה כתב המחצה״ש משום שדרך אנשים של אז שהיו מגלים מקוות אלו אבל במקומות שמכסים מקומות אלו אז יש ליטול ידים כשנוגע בהם.</w:t>
+      </w:r>
+    </w:p>
+    <w:p>
+      <w:pPr>
+        <w:pStyle w:val="Body"/>
+        <w:bidi/>
+      </w:pPr>
+      <w:r>
+        <w:rPr>
+          <w:rStyle w:val="LeadWord"/>
+        </w:rPr>
+        <w:t xml:space="preserve">אלא</w:t>
+      </w:r>
+      <w:r>
+        <w:t xml:space="preserve"> שיש להדגיש שדברי המחצה״ש נאמרו רק לגבי מש״כ הב״י שגם בצוארו עד החזה זה נקרא מקומות המגולים וע״ז כתב המחצה״ש שהדבר תלוי בדרך אנשי המדינה אבל לגבי זיעת הפנים אז הטעם שא״צ ליטול ידיו בזיעה זו זה משום שזיה זו היא זיעה שונה ואינה מטונפת.</w:t>
+      </w:r>
+    </w:p>
+    <w:p>
+      <w:pPr>
+        <w:pStyle w:val="Body"/>
+        <w:bidi/>
+      </w:pPr>
+      <w:r>
+        <w:rPr>
+          <w:rStyle w:val="LeadWord"/>
+        </w:rPr>
+        <w:t xml:space="preserve">ולגבי</w:t>
+      </w:r>
+      <w:r>
+        <w:t xml:space="preserve"> הזיעה שבזרעו עד המפרק גם בזה המחצה״ש כתב שתלוי במנהג אנשי המדינה אמנם הביה״ל הביא דמרש״י בזבחים משמע שמקום זה לא נחשב מקום זיעה וטינופת.</w:t>
+      </w:r>
+    </w:p>
+    <w:p>
+      <w:pPr>
+        <w:pStyle w:val="Body"/>
+        <w:bidi/>
+      </w:pPr>
+      <w:r>
+        <w:rPr>
+          <w:rStyle w:val="LeadWord"/>
+        </w:rPr>
+        <w:t xml:space="preserve">המורם</w:t>
+      </w:r>
+      <w:r>
+        <w:t xml:space="preserve"> מן האמור: </w:t>
+      </w:r>
+      <w:r>
+        <w:rPr>
+          <w:rStyle w:val="BodyBold"/>
+        </w:rPr>
+        <w:t xml:space="preserve">א׳</w:t>
+      </w:r>
+      <w:r>
+        <w:t xml:space="preserve"> בזיעת הפנים לכו״ע זה לא זיעה של טינופת ולכן גם אם מכסה פניו לא צריך ליטול ידיו בנגיעתו בפניו.</w:t>
+      </w:r>
+    </w:p>
+    <w:p>
+      <w:pPr>
+        <w:pStyle w:val="Body"/>
+        <w:bidi/>
+      </w:pPr>
+      <w:r>
+        <w:rPr>
+          <w:rStyle w:val="LeadWord"/>
+        </w:rPr>
+        <w:t xml:space="preserve">ב׳</w:t>
+      </w:r>
+      <w:r>
+        <w:rPr>
+          <w:rStyle w:val="LeadWord"/>
+        </w:rPr>
+        <w:t xml:space="preserve"> בזיעת</w:t>
+      </w:r>
+      <w:r>
+        <w:t xml:space="preserve"> צוארו עד החזה בזה הדבר תלוי אם מנהג בני אות מקום לכסות או לא.</w:t>
+      </w:r>
+    </w:p>
+    <w:p>
+      <w:pPr>
+        <w:pStyle w:val="Body"/>
+        <w:bidi/>
+      </w:pPr>
+      <w:r>
+        <w:rPr>
+          <w:rStyle w:val="LeadWord"/>
+        </w:rPr>
+        <w:t xml:space="preserve">ג׳</w:t>
+      </w:r>
+      <w:r>
+        <w:rPr>
+          <w:rStyle w:val="LeadWord"/>
+        </w:rPr>
+        <w:t xml:space="preserve"> בזיעת</w:t>
+      </w:r>
+      <w:r>
+        <w:t xml:space="preserve"> זרועותיו עד המרפק דעת המחצה״ש שגם בזה הדבר תל אם דרך לכסות אותו מקום או לא אבל הביה״ל הביא ראיה מרש״י בזבחים שמבואר שזה לא מקום זיעה.</w:t>
+      </w:r>
+    </w:p>
+    <w:p>
+      <w:pPr>
+        <w:pStyle w:val="Body"/>
+        <w:bidi/>
+      </w:pPr>
+      <w:r>
+        <w:rPr>
+          <w:rStyle w:val="LeadWord"/>
+        </w:rPr>
+        <w:t xml:space="preserve">והחופף בראשו:</w:t>
+      </w:r>
+      <w:r>
+        <w:t xml:space="preserve"> והנה החופף בראשו שיש לו ליטול ידיו זה גם בחופף במקומות המגולים שבראשו כליו מכינים שחז״ל גזרו ע״ז שתמיד צרך ליטול ידיו אפי׳ לא מצא והטעם משום שבדר״כ יש כינים ונוגע בכינים ולאו אדעתיה ולכן יש לו ליטול ידיו.</w:t>
+      </w:r>
+    </w:p>
+    <w:p>
+      <w:pPr>
+        <w:pStyle w:val="Body"/>
+        <w:bidi/>
+      </w:pPr>
+      <w:r>
+        <w:rPr>
+          <w:rStyle w:val="LeadWord"/>
+        </w:rPr>
+        <w:t xml:space="preserve">(ויש</w:t>
+      </w:r>
+      <w:r>
+        <w:t xml:space="preserve"> לדקדק שבסתם נוגע בבגדיו אז אע״פ שיכול להיות שיש בבגדיו כינים למרות זאת אין צריך ליטול ידיו ורק היכא </w:t>
+      </w:r>
+      <w:r>
+        <w:rPr>
+          <w:rStyle w:val="BodyBold"/>
+        </w:rPr>
+        <w:t xml:space="preserve">שמחפש</w:t>
+      </w:r>
+      <w:r>
+        <w:t xml:space="preserve"> כינים שאז קור לודאי שיגע בכינים אז גזרו חז״ל שיטול תמיד ידיו). ואע״פ שבמקומות המגולים לא שליט זוהמא אבל בחופף בראשו הסיבה שיש ליטול זה לא בגלל הזיעה שבראשו אלא משום שבזמנם היה ליכלוך מסוים בראשו שמחמתו היו נבראים כינים </w:t>
+      </w:r>
+      <w:r>
+        <w:rPr>
+          <w:rStyle w:val="SmallSource"/>
+        </w:rPr>
+        <w:t xml:space="preserve">(וכינים זה דבר מזוהם משום שיסודם הוא מהזיעה של האדם)</w:t>
+      </w:r>
+      <w:r>
+        <w:t xml:space="preserve"> וא״כ בגלל הנגיעה בלכלוך זה שבראשו צריך ליטול ידים אבל לכלוך זה שייך דוקא לראש ולא לזקן ולמקום אחר.</w:t>
+      </w:r>
+      <w:r>
+        <w:rPr>
+          <w:rStyle w:val="FootnoteReference"/>
+        </w:rPr>
+        <w:footnoteReference w:id="10"/>
+      </w:r>
+    </w:p>
+    <w:p>
+      <w:pPr>
+        <w:pStyle w:val="Body"/>
+        <w:bidi/>
+      </w:pPr>
+      <w:r>
+        <w:rPr>
+          <w:rStyle w:val="LeadWord"/>
+        </w:rPr>
+        <w:t xml:space="preserve">ושמעתי</w:t>
+      </w:r>
+      <w:r>
+        <w:t xml:space="preserve"> בשם הגרי״ש אלישיב שבימנו מאחר שרגילים לפרקים קרובים להתרחץ עם שמפו שמסיר את הלכלוך שבראש א״כ אין את לכלוך הראש וא״צ ליטול ידיו מי שחופף ראשו.</w:t>
+      </w:r>
+    </w:p>
+    <w:p>
+      <w:pPr>
+        <w:pStyle w:val="Body"/>
+        <w:bidi/>
+      </w:pPr>
+      <w:r>
+        <w:rPr>
+          <w:rStyle w:val="LeadWord"/>
+        </w:rPr>
+        <w:t xml:space="preserve">ויש</w:t>
+      </w:r>
+      <w:r>
+        <w:t xml:space="preserve"> להוסיף שכתב הגר״ש ואזנר בשו״ת שבט הלוי ח״ח שכל מאי דאמרינן שרק מקומות המכוסים צריכים נטילה ולא מקומות המגולים זה רק בסתמא דהיינו שרגיל להתרחץ כל יום שלכן זה זיעה מועטת ואין בזה זוהמה </w:t>
+      </w:r>
+      <w:r>
+        <w:rPr>
+          <w:rStyle w:val="SmallSource"/>
+        </w:rPr>
+        <w:t xml:space="preserve">(ובמקומות המכוסים יש זוהמה גם בזיעה מועטת)</w:t>
+      </w:r>
+      <w:r>
+        <w:t xml:space="preserve"> אמנם אם כמה ימים לא התרחץ אז יש זיעה מרובה וזה נקרא זוהמה גם אם זה נמצא במקומות המגולים שבגופו.</w:t>
+      </w:r>
+    </w:p>
+    <w:p>
+      <w:pPr>
+        <w:pStyle w:val="Body"/>
+        <w:bidi/>
+      </w:pPr>
+      <w:r>
+        <w:rPr>
+          <w:rStyle w:val="LeadWord"/>
+        </w:rPr>
+        <w:t xml:space="preserve">(ואע״פ</w:t>
+      </w:r>
+      <w:r>
+        <w:t xml:space="preserve"> שמבואר בגמ׳ שבזמנם היו רגילים לרחוץ רק לפני שבת נראה לומר שלפני שבת היו נוהגים לרחוץ עם בורית </w:t>
+      </w:r>
+      <w:r>
+        <w:rPr>
+          <w:rStyle w:val="SmallSource"/>
+        </w:rPr>
+        <w:t xml:space="preserve">(שזה דוגמת שמפו של ימינו)</w:t>
+      </w:r>
+      <w:r>
+        <w:t xml:space="preserve"> אבל במשך כל השבוע היו רגילים לרחוץ אבל בלי בורית ולכן אמנם המקומות המגולים בגופם לא היו מלוכלכים אבל הראש שהיה צריך בורית הוא היה מלוכלך ובימינו שרגילים לרחוץ לעיתים קרובות עם שמפו אז גם הראש אינו מלוכלך).</w:t>
+      </w:r>
+    </w:p>
+    <w:p>
+      <w:pPr>
+        <w:pStyle w:val="Body"/>
+        <w:bidi/>
+      </w:pPr>
+      <w:r>
+        <w:rPr>
+          <w:rStyle w:val="LeadWord"/>
+        </w:rPr>
+        <w:t xml:space="preserve">והנה</w:t>
+      </w:r>
+      <w:r>
+        <w:t xml:space="preserve"> במקומות המכוסים שבראשו כגון המקומות שמכסה עם כיפה אז יש לו ליטול ידיו בעצם הנגיעה בראשו ולא דוקא בחופף שנוגע בשרשי השערות וראיתי בחלק מן הפוסקים שכתבו שהכל תלוי בכובע ואפשר שתלוי אם לובש את הכובע במשך רוב הזמן או לא.</w:t>
+      </w:r>
+    </w:p>
+    <w:p>
+      <w:pPr>
+        <w:pStyle w:val="Body"/>
+        <w:bidi/>
+      </w:pPr>
+      <w:r>
+        <w:rPr>
+          <w:rStyle w:val="LeadWord"/>
+        </w:rPr>
+        <w:t xml:space="preserve">אמנם</w:t>
+      </w:r>
+      <w:r>
+        <w:t xml:space="preserve"> בדעת תורה כתב ששיער עם זיעה גם במקומות המכוסים זה לא מזוהם והביא ראי הלזה מהגמ׳ בברכות מ״ג ע״ב ורק בנוגע בעיקרי השערות יש לו ליטול ידיו.</w:t>
+      </w:r>
+    </w:p>
+    <w:p>
+      <w:pPr>
+        <w:pStyle w:val="Body"/>
+        <w:bidi/>
+      </w:pPr>
+      <w:r>
+        <w:rPr>
+          <w:rStyle w:val="LeadWord"/>
+        </w:rPr>
+        <w:t xml:space="preserve">כתב</w:t>
+      </w:r>
+      <w:r>
+        <w:t xml:space="preserve"> השו״ע </w:t>
+      </w:r>
+      <w:r>
+        <w:rPr>
+          <w:rStyle w:val="BodyBold"/>
+        </w:rPr>
+        <w:t xml:space="preserve">הנוגע במת וההולך בין המתים צריך ליטול ידיו</w:t>
+      </w:r>
+      <w:r>
+        <w:t xml:space="preserve">, והחילוק בין הנוגע במת לבין ההולך בין המתים הוא שבמת אחד אז כדי להתחייב בנטילה זה רק בנוגע </w:t>
+      </w:r>
+      <w:r>
+        <w:rPr>
+          <w:rStyle w:val="SmallSource"/>
+        </w:rPr>
+        <w:t xml:space="preserve">(וה״ה בנמצא בקרבתו בתוך ד״א שלו)</w:t>
+      </w:r>
+      <w:r>
+        <w:t xml:space="preserve"> אבל ההולך בין המתים שפירושו שנכנס לבית הקברות בזה צריך ליטול ידיו אפי׳ בנכנס לתוך בית הקברות וגם כשלא היה בתוך ד״א לקבר.</w:t>
+      </w:r>
+      <w:r>
+        <w:rPr>
+          <w:rStyle w:val="FootnoteReference"/>
+        </w:rPr>
+        <w:footnoteReference w:id="11"/>
+      </w:r>
+    </w:p>
+    <w:p>
+      <w:pPr>
+        <w:pStyle w:val="Body"/>
+        <w:bidi/>
+      </w:pPr>
+      <w:r>
+        <w:rPr>
+          <w:rStyle w:val="LeadWord"/>
+        </w:rPr>
+        <w:t xml:space="preserve">והנה</w:t>
+      </w:r>
+      <w:r>
+        <w:t xml:space="preserve"> בהולך בהלויה בפשוטו צריך ליטול ידיו רק בנכנס לתוך ד״א למת, אמנם משמיה דהחזו״א ראיתי שמביאים שכל המשתתף בהלויה יש לו ליטול ידיו ונראה שהטעם בזה משום שכל מי שמשתתף בהלוית המת הוא משתייך לליווי של המת ודמי לנכנס ל-ד׳ אמותיו של המת שיש לו ליטול ידיו.</w:t>
+      </w:r>
+    </w:p>
+    <w:p>
+      <w:pPr>
+        <w:pStyle w:val="Body"/>
+        <w:bidi/>
+      </w:pPr>
+      <w:r>
+        <w:rPr>
+          <w:rStyle w:val="LeadWord"/>
+        </w:rPr>
+        <w:t xml:space="preserve">ויש</w:t>
+      </w:r>
+      <w:r>
+        <w:t xml:space="preserve"> המקפידים ליטול את ידיהם </w:t>
+      </w:r>
+      <w:r>
+        <w:rPr>
+          <w:rStyle w:val="BodyBold"/>
+        </w:rPr>
+        <w:t xml:space="preserve">לפני</w:t>
+      </w:r>
+      <w:r>
+        <w:t xml:space="preserve"> שהם נכנסים לבית משום שרוחות רעות מלווים את החוזרים ובמשנ״ב כתב שמקפידים רק בנכנסים לבית אחר אמנם דעת כמה מהפוסקים שגם בנכנס לביתו יש להקפיד בזה.</w:t>
+      </w:r>
+    </w:p>
+    <w:p>
+      <w:pPr>
+        <w:pStyle w:val="Body"/>
+        <w:bidi/>
+      </w:pPr>
+      <w:r>
+        <w:rPr>
+          <w:rStyle w:val="LeadWord"/>
+        </w:rPr>
+        <w:t xml:space="preserve">והנה</w:t>
+      </w:r>
+      <w:r>
+        <w:t xml:space="preserve"> כתב המהרי״ל </w:t>
+      </w:r>
+      <w:r>
+        <w:rPr>
+          <w:rStyle w:val="SmallSource"/>
+        </w:rPr>
+        <w:t xml:space="preserve">(הו״ד במשנ״ב ס״ק מ״ב)</w:t>
+      </w:r>
+      <w:r>
+        <w:t xml:space="preserve"> שיש לאדם ליטול ידיו פעמיים גם נטילה קודם כניסתו לבית הקברות וגם אחר יציאתו מבית הקברות.</w:t>
+      </w:r>
+    </w:p>
+    <w:p>
+      <w:pPr>
+        <w:pStyle w:val="Body"/>
+        <w:bidi/>
+      </w:pPr>
+      <w:r>
+        <w:rPr>
+          <w:rStyle w:val="LeadWord"/>
+        </w:rPr>
+        <w:t xml:space="preserve">ונראה</w:t>
+      </w:r>
+      <w:r>
+        <w:t xml:space="preserve"> שהענין הוא שמאחר שבית הקברות זה מקום שרוחות רעות נמצאות שם לכן יש ליטול ידיו ולטהר עצמו כדי לא לתת תפיסה לרוחות הרעות בו וחוץ מהנטילה קודם כניסתו לשם הוא צריך ליטול אחר שיוצא משם מצד עצם הרוח רעה שנמצאת שם.</w:t>
+      </w:r>
+    </w:p>
+    <w:p>
+      <w:pPr>
+        <w:pStyle w:val="SubHeading"/>
+        <w:bidi/>
+      </w:pPr>
+      <w:r>
+        <w:t xml:space="preserve">כמה הערות בענין נטילה מר״ר של בית הכסא ומסתפר (ובענין איזה דברים אסור לומר לפני שניקה ידיו)</w:t>
+      </w:r>
+    </w:p>
+    <w:p>
+      <w:pPr>
+        <w:pStyle w:val="Body"/>
+        <w:bidi/>
+      </w:pPr>
+      <w:r>
+        <w:rPr>
+          <w:rStyle w:val="LeadWord"/>
+        </w:rPr>
+        <w:t xml:space="preserve">א׳</w:t>
+      </w:r>
+      <w:r>
+        <w:rPr>
+          <w:rStyle w:val="LeadWord"/>
+        </w:rPr>
+        <w:t xml:space="preserve"> אם</w:t>
+      </w:r>
+      <w:r>
+        <w:t xml:space="preserve"> נטל ידיו בביהכ״ס מובא בדינים והנהגות להחזו״א שאם יצא מביהכ״ס עם ידיו רטובות </w:t>
+      </w:r>
+      <w:r>
+        <w:rPr>
+          <w:rStyle w:val="SmallSource"/>
+        </w:rPr>
+        <w:t xml:space="preserve">(שרחץ שם בביהכ״ס)</w:t>
+      </w:r>
+      <w:r>
+        <w:t xml:space="preserve"> אז זה מספיק להוריד את הר״ר של ביהכ״ס, והטעם הוא משום שהר״ר של ביהכ״ס כדי להעביר אותה מספיק נקיות בעלמא וא״כ מאחר ויצא מביהכ״ס ועכשיו מצבו שידיו נקיות שהרי כעת ידיו רטובות א״כ ברגע זה לא מתקיימת הר״ר ואע״פ שבהיותו שם בביהכ״ס הנטילה לא הועילה.</w:t>
+      </w:r>
+    </w:p>
+    <w:p>
+      <w:pPr>
+        <w:pStyle w:val="Body"/>
+        <w:bidi/>
+      </w:pPr>
+      <w:r>
+        <w:rPr>
+          <w:rStyle w:val="LeadWord"/>
+        </w:rPr>
+        <w:t xml:space="preserve">ויש</w:t>
+      </w:r>
+      <w:r>
+        <w:t xml:space="preserve"> להדגיש שכל זה לעיקר הדין שא״צ ג״פ ביציאתו מביהכ״ס אבל למה שכתב המחזיק ברכה והבא״ח שיש ליטול ג״פ ביציאתו מביהכ״ס לא יהני ופשוט.</w:t>
+      </w:r>
+    </w:p>
+    <w:p>
+      <w:pPr>
+        <w:pStyle w:val="Body"/>
+        <w:bidi/>
+      </w:pPr>
+      <w:r>
+        <w:rPr>
+          <w:rStyle w:val="LeadWord"/>
+        </w:rPr>
+        <w:t xml:space="preserve">ב׳</w:t>
+      </w:r>
+      <w:r>
+        <w:rPr>
+          <w:rStyle w:val="LeadWord"/>
+        </w:rPr>
+        <w:t xml:space="preserve"> אם</w:t>
+      </w:r>
+      <w:r>
+        <w:t xml:space="preserve"> הכניס יד אחת לבית הכסא או שהכניס ב׳ ידיו אבל לא הכניס גופו, הנה בנידון של מכניס ידיו לביהכ״ס נח׳ האחרונים דעת הבא״ח בפרשת תולדות אות ט״ז שבזה א״צ נטילה ג״פ ומספיק נטילה פעם אחת כי יש בזה ר״ר מועטת והמחמיר ליטול ג״פ תע״ב, אבל הרוח חיים כותב שיש ליטול ידיו ג״פ גם בזה. וכ״כ האור לציון ריש ח״ב.</w:t>
+      </w:r>
+    </w:p>
+    <w:p>
+      <w:pPr>
+        <w:pStyle w:val="Body"/>
+        <w:bidi/>
+      </w:pPr>
+      <w:r>
+        <w:rPr>
+          <w:rStyle w:val="LeadWord"/>
+        </w:rPr>
+        <w:t xml:space="preserve">וא״כ</w:t>
+      </w:r>
+      <w:r>
+        <w:t xml:space="preserve"> לפי שיטת הרוח חיים והאור לציון שבמכניס ידיו לבד חלה ר״ר על ידיו א״כ מסתבר שגם במכניס יד אחת יש לו ליטול ב׳ ידיו כי הר״ר שורה וכאשר שורה אז יש לו לטהר ידיו כדין וכ״כ האור לציון ומש״כ הח״א לגבי נוגע ביד אחת במקום המטונף שבגופו שכתב הח״א שא״צ נטילה בשתי ידיו אלא מספק ליטול רק המקום המטונף זה דוקא לגבי נוגע במקום המטונף שבגופו ששורש הנטילה היא משום נקיות אבל במקום שהנטילה היא מצד ר״ר אז גם במכניס ידו אחת לבית הכסא אז צריך נטילה ל-ב׳ ידיו.</w:t>
+      </w:r>
+    </w:p>
+    <w:p>
+      <w:pPr>
+        <w:pStyle w:val="Body"/>
+        <w:bidi/>
+      </w:pPr>
+      <w:r>
+        <w:rPr>
+          <w:rStyle w:val="LeadWord"/>
+        </w:rPr>
+        <w:t xml:space="preserve">והנוטל שערו:</w:t>
+      </w:r>
+      <w:r>
+        <w:t xml:space="preserve"> בענין ר״ר של המסתפר כל הקפידא זה רק על המסתפר ולא על המספר אלא שגם המספר יש לו ליטול ידיו מחמת שיש הסתברות שחיכך בראשו של המסתפר וכן מחשש שנגע בשורשי השערות אבל בגלל שכל זה הוא רק מצד נקיות אז א״צ ג״פ.</w:t>
+      </w:r>
+    </w:p>
+    <w:p>
+      <w:pPr>
+        <w:pStyle w:val="Body"/>
+        <w:bidi/>
+      </w:pPr>
+      <w:r>
+        <w:rPr>
+          <w:rStyle w:val="LeadWord"/>
+        </w:rPr>
+        <w:t xml:space="preserve">ולכן</w:t>
+      </w:r>
+      <w:r>
+        <w:t xml:space="preserve"> בחותך מעט משערותיו של ילד חלאקה אין צריך ליטול ידיו כי אין איזה חזקה שנגע בשרשי השער, והיו כאלו שהחמירו ע״ע.</w:t>
+      </w:r>
+    </w:p>
+    <w:p>
+      <w:pPr>
+        <w:pStyle w:val="Body"/>
+        <w:bidi/>
+      </w:pPr>
+      <w:r>
+        <w:rPr>
+          <w:rStyle w:val="LeadWord"/>
+        </w:rPr>
+        <w:t xml:space="preserve">שו״ע סעיף כ״א:</w:t>
+      </w:r>
+      <w:r>
+        <w:t xml:space="preserve"> כתב השו״ע שאם נוגע במקומות המכוסים שבגופו בשעת סעודה אז יש לו ליטול ידיו ולברך.</w:t>
+      </w:r>
+    </w:p>
+    <w:p>
+      <w:pPr>
+        <w:pStyle w:val="Body"/>
+        <w:bidi/>
+      </w:pPr>
+      <w:r>
+        <w:rPr>
+          <w:rStyle w:val="LeadWord"/>
+        </w:rPr>
+        <w:t xml:space="preserve">והנה</w:t>
+      </w:r>
+      <w:r>
+        <w:t xml:space="preserve"> המשנ״ב בסימן קס״ד ס״ב הביא פלוגתא באחרונים אם יש לו לברך או לא וכתב שמספק לא יברך, ונביא כאן את עיקרי הדברים והסברות.</w:t>
+      </w:r>
+    </w:p>
+    <w:p>
+      <w:pPr>
+        <w:pStyle w:val="Body"/>
+        <w:bidi/>
+      </w:pPr>
+      <w:r>
+        <w:rPr>
+          <w:rStyle w:val="LeadWord"/>
+        </w:rPr>
+        <w:t xml:space="preserve">בעצם</w:t>
+      </w:r>
+      <w:r>
+        <w:t xml:space="preserve"> חיוב נטילת ידים לסעודה יש ב׳ מקורות, </w:t>
+      </w:r>
+      <w:r>
+        <w:rPr>
+          <w:rStyle w:val="BodyBold"/>
+        </w:rPr>
+        <w:t xml:space="preserve">א׳.</w:t>
+      </w:r>
+      <w:r>
+        <w:t xml:space="preserve"> מצד סרך תרומה וזה אחד התקנות של י״ח דבר בגמ׳ בשבת כדי שע״י שיהיה תקנה שכולם חייבים לטהר את הידים קודם הסעודה אז הכהנים יזהרו וישימו לב האם הם טהורים ויכולים לאכול בתרומה או לא וזה הפירוש של רבותיו של רש״י בגמ׳ בשבת שם, אמנם רש״י שם מפרש שחיוב הנטילה ב-י״ח דבר זה מצד שיסיר מידיו דבר מיאוס וטינוף כדי שלא תמאס התרומה ותתבזה. </w:t>
+      </w:r>
+      <w:r>
+        <w:rPr>
+          <w:rStyle w:val="BodyBold"/>
+        </w:rPr>
+        <w:t xml:space="preserve">ב׳.</w:t>
+      </w:r>
+      <w:r>
+        <w:t xml:space="preserve"> מצד הגמ׳ בחולין שדרשו חז״ל עה״פ והתקדשתם והייתם קדושים שוהתקדשתם זה מים ראשונים והייתם קדושים זה מים אחרונים.</w:t>
+      </w:r>
+    </w:p>
+    <w:p>
+      <w:pPr>
+        <w:pStyle w:val="Body"/>
+        <w:bidi/>
+      </w:pPr>
+      <w:r>
+        <w:rPr>
+          <w:rStyle w:val="LeadWord"/>
+        </w:rPr>
+        <w:t xml:space="preserve">ונמצא</w:t>
+      </w:r>
+      <w:r>
+        <w:t xml:space="preserve"> שלפי פירוש רבותיו של רש״י שחיוב נטילה זה חיוב לטהר את ידיו א״כ כאשר נוגע בדבר מיאוס זה לא מחייב שוב נטילה כי מאחר שהנטילה זה כדי לטהר את ידיו א״כ מה שסותר את הנטילה זה אם נוגע בדבר טומאה </w:t>
+      </w:r>
+      <w:r>
+        <w:rPr>
+          <w:rStyle w:val="SmallSource"/>
+        </w:rPr>
+        <w:t xml:space="preserve">(בפשוטו)</w:t>
+      </w:r>
+      <w:r>
+        <w:t xml:space="preserve"> אבל מיאוס לא סותר הנטילה אמנם לפירוש רש״י שחוב הנטילה זה כדי להוציא דבר המאוס מידיו א״כ אם נגע בדבר מיאוס זה סותר את הנטילה הראשונה ומאחר שרוצה להמשיך לאכול אז יש לו חיוב חדש ליטול ידיו.</w:t>
+      </w:r>
+    </w:p>
+    <w:p>
+      <w:pPr>
+        <w:pStyle w:val="Body"/>
+        <w:bidi/>
+      </w:pPr>
+      <w:r>
+        <w:rPr>
+          <w:rStyle w:val="LeadWord"/>
+        </w:rPr>
+        <w:t xml:space="preserve">ונמצא</w:t>
+      </w:r>
+      <w:r>
+        <w:t xml:space="preserve"> שהחיוב נטילה כאשר נוגע באמצע הסעודה במקומות המכוסים זה תלוי במח׳ ראשונים וכ״כ לבאר הפמ״ג.</w:t>
+      </w:r>
+    </w:p>
+    <w:p>
+      <w:pPr>
+        <w:pStyle w:val="Body"/>
+        <w:bidi/>
+      </w:pPr>
+      <w:r>
+        <w:rPr>
+          <w:rStyle w:val="LeadWord"/>
+        </w:rPr>
+        <w:t xml:space="preserve">אלא</w:t>
+      </w:r>
+      <w:r>
+        <w:t xml:space="preserve"> שהביה״ל שם בד״ה לחזור וליטול ידיו מעיר שהר״ח שם מבאר את החיוב נטילה לתרומה כמו רבותיו של רש״י שזה חיוב לטהר את ידיו ואילו הר״ח בפסחים אומר שהנוגע בדבר מיאוס יש לו חיוב לטהר את ידיו.</w:t>
+      </w:r>
+    </w:p>
+    <w:p>
+      <w:pPr>
+        <w:pStyle w:val="Body"/>
+        <w:bidi/>
+      </w:pPr>
+      <w:r>
+        <w:rPr>
+          <w:rStyle w:val="LeadWord"/>
+        </w:rPr>
+        <w:t xml:space="preserve">ולכן</w:t>
+      </w:r>
+      <w:r>
+        <w:t xml:space="preserve"> כותב הביה״ל שכל המח׳ בין רש״י לרבותיו זה רק בביאור גזירת נטילת ידים של י״ח דבר אבל לכו״ע יש חיוב לטהר ידיו מטינוף ומיאוס מצד מאי דאיתא בגמ׳ והתקדשתם והייתם קדושים, וא״כ בנוגע בסעודתו במקומות המטונפים יש לו ליטול ידיו בברכה לכו״ע.</w:t>
+      </w:r>
+    </w:p>
+    <w:p>
+      <w:pPr>
+        <w:pStyle w:val="Body"/>
+        <w:bidi/>
+      </w:pPr>
+      <w:r>
+        <w:rPr>
+          <w:rStyle w:val="LeadWord"/>
+        </w:rPr>
+        <w:t xml:space="preserve">אלא</w:t>
+      </w:r>
+      <w:r>
+        <w:t xml:space="preserve"> שהמהרש״ל בחולין כתב שאע״פ שחייב לטהר ידיו מטינוף אבל אין לו לברך ע״ז וטעמו משום שבעצם כדי לנקות ידיו מלכלוך מספיק רחיצה אלא שחז״ל תיקנו קודם האכילה לטהר ידיו כדין עם כלי ומצאו אסמכתא לזה וא״כ כאשר טיהר ידיו בכלי כדין קודם הסעודה אז עכשיו אמנם אין לו לאכול בידים מטונפות ויש לו לרחוץ ידיו אבל אין תקנת נטילה ע״ז בכלי כי תקנת טילה זה על מים </w:t>
+      </w:r>
+      <w:r>
+        <w:rPr>
+          <w:rStyle w:val="BodyBold"/>
+        </w:rPr>
+        <w:t xml:space="preserve">ראשונים</w:t>
+      </w:r>
+      <w:r>
+        <w:t xml:space="preserve"> וכמו שדרשו חז״ל ולכן אין לו חיוב נטילה ואין לו לברך על נטילת ידים.</w:t>
+      </w:r>
+    </w:p>
+    <w:p>
+      <w:pPr>
+        <w:pStyle w:val="Body"/>
+        <w:bidi/>
+      </w:pPr>
+      <w:r>
+        <w:rPr>
+          <w:rStyle w:val="LeadWord"/>
+        </w:rPr>
+        <w:t xml:space="preserve">אמנם</w:t>
+      </w:r>
+      <w:r>
+        <w:t xml:space="preserve"> הביה״ל חולק על המהרש״ל וסובר שהתקנה ליטול ידיו קודם אכילתו אינו רק לעשות מעשה נטילה כאשר רוצה לאכול אלא התקנה שאכילה של פת מחייבת טהרת ידים מלכלוך בכלי וא״כ גם אם נטל ידיו בכלי קודם האכילה אבל כאשר התלכלכו ידיו אז יש לו חיוב נטילה חדש.</w:t>
+      </w:r>
+    </w:p>
+    <w:p>
+      <w:pPr>
+        <w:pStyle w:val="Body"/>
+        <w:bidi/>
+      </w:pPr>
+      <w:r>
+        <w:rPr>
+          <w:rStyle w:val="LeadWord"/>
+        </w:rPr>
+        <w:t xml:space="preserve">אלא</w:t>
+      </w:r>
+      <w:r>
+        <w:t xml:space="preserve"> שמציין לדברי הח״א שטינוף הפוסל את ידיו זה רק טינוף ממש כמו עשה צרכיו אבל בנוגע במקומות הנטונפים אפשר שבזה הר״ח לא סובר כהרמב״ן והרשב״א שצריך נטילה ולכן אין לברך על טינוף מועט כזה.</w:t>
+      </w:r>
+    </w:p>
+    <w:p>
+      <w:pPr>
+        <w:pStyle w:val="Body"/>
+        <w:bidi/>
+      </w:pPr>
+      <w:r>
+        <w:rPr>
+          <w:rStyle w:val="LeadWord"/>
+        </w:rPr>
+        <w:t xml:space="preserve">אמנם</w:t>
+      </w:r>
+      <w:r>
+        <w:t xml:space="preserve"> אע״פ שהביה״ל נוקט שיש לו ליטול ידיו אבל לענין ברכה חשש לשיטות שא״צ ליטול ידיו וכתב שרק כאשר עושה צרכיו גדולים שבזה יש דיעות בפוסקים שיש לברך על נטילת ידים מצד עצם זה שעשה צרכיו א״כ אע״פ שלא פוסקים כדיעות אלו אבל בהצטרף דעות אלו לדיעות שם חיוב נטילה כשנטנפו ידיו באמצע הסעודה אז יש לברך.</w:t>
+      </w:r>
+    </w:p>
+    <w:p>
+      <w:pPr>
+        <w:pStyle w:val="Body"/>
+        <w:bidi/>
+      </w:pPr>
+      <w:r>
+        <w:rPr>
+          <w:rStyle w:val="LeadWord"/>
+        </w:rPr>
+        <w:t xml:space="preserve">והחולץ</w:t>
+      </w:r>
+      <w:r>
+        <w:rPr>
+          <w:rStyle w:val="BodyBold"/>
+        </w:rPr>
+        <w:t xml:space="preserve"> מנעליו והנוגע ברגליו:</w:t>
+      </w:r>
+      <w:r>
+        <w:t xml:space="preserve"> והנה הסיבה שיש ליטול ידיו בחולץ מנעליו כאשר נוגע במנעלו זה משום שהמנעל התשמיש שלו היא להליכה ומאחר שבהליכה בדר״כ המנעל נפגש עם לכלוך וכדו׳ לכן תיקנו נטילה על כל נגיעה במנעל וגם אם המנעל נקי משום שלא פלוג רבנן.</w:t>
+      </w:r>
+    </w:p>
+    <w:p>
+      <w:pPr>
+        <w:pStyle w:val="Body"/>
+        <w:bidi/>
+      </w:pPr>
+      <w:r>
+        <w:rPr>
+          <w:rStyle w:val="LeadWord"/>
+        </w:rPr>
+        <w:t xml:space="preserve">אלא</w:t>
+      </w:r>
+      <w:r>
+        <w:t xml:space="preserve"> שכתב הכה״ח שכאשר המנעל הוא חדש ולא השתמשו בו אז בזה לא תיקנו חז״ל נטילה. וצריך גם נעל וגם הלך בהם עיי״ש.</w:t>
+      </w:r>
+    </w:p>
+    <w:p>
+      <w:pPr>
+        <w:pStyle w:val="Body"/>
+        <w:bidi/>
+      </w:pPr>
+      <w:r>
+        <w:rPr>
+          <w:rStyle w:val="LeadWord"/>
+        </w:rPr>
+        <w:t xml:space="preserve">והנה</w:t>
+      </w:r>
+      <w:r>
+        <w:t xml:space="preserve"> בנוגע ברגליו גם יש לו לברך וזה מאותו הטעם שמאחר והרגלים דרכם להטנף מלכלוך ההליכה לכן יש ליטול ידיו אפי׳ אם רגליו הם לא בכלל מקומות המכוסים ואם רגליו מכוסות אז יש לו ליטול ידיו מדין מקומות המכוסים.</w:t>
+      </w:r>
+    </w:p>
+    <w:p>
+      <w:pPr>
+        <w:pStyle w:val="Body"/>
+        <w:bidi/>
+      </w:pPr>
+      <w:r>
+        <w:rPr>
+          <w:rStyle w:val="LeadWord"/>
+        </w:rPr>
+        <w:t xml:space="preserve">ועיין</w:t>
+      </w:r>
+      <w:r>
+        <w:t xml:space="preserve"> בכה״ח שכתב שהנוגע ברגליו יש לו ליטול ידיו מצד הר״ר שיש ברגליו כמובא במקובלים.</w:t>
+      </w:r>
+    </w:p>
+    <w:p>
+      <w:pPr>
+        <w:pStyle w:val="Body"/>
+        <w:bidi/>
+      </w:pPr>
+      <w:r>
+        <w:rPr>
+          <w:rStyle w:val="LeadWord"/>
+        </w:rPr>
+        <w:t xml:space="preserve">ולכאו׳</w:t>
+      </w:r>
+      <w:r>
+        <w:t xml:space="preserve"> דבריו אינם כהמשנ״ב שכתב שהנגיעה ברגליו זה רק משום נקיות.</w:t>
+      </w:r>
+    </w:p>
+    <w:p>
+      <w:pPr>
+        <w:pStyle w:val="Body"/>
+        <w:bidi/>
+      </w:pPr>
+      <w:r>
+        <w:rPr>
+          <w:rStyle w:val="LeadWord"/>
+        </w:rPr>
+        <w:t xml:space="preserve">אמנם</w:t>
+      </w:r>
+      <w:r>
+        <w:t xml:space="preserve"> לא פליגי משום שהסיבה שיש ר״ר ברגליו זה בגלל שרגליו זה מקום שיש דרך להיות שם לכלוך</w:t>
+      </w:r>
+      <w:r>
+        <w:rPr>
+          <w:rStyle w:val="FootnoteReference"/>
+        </w:rPr>
+        <w:footnoteReference w:id="12"/>
+      </w:r>
+      <w:r>
+        <w:t xml:space="preserve">, אלא שיש בזה תוספת שכתבו המקובלים והיא שבידיו אז גם אם יש הרבה פעמים שידיו מתעסקות עם לכלוך אבל יש לנו את הדרך לטהרם אבל מאחר שברגליו אין לנו אפשרות לטהרם כי הר״ר שם יותר חזקה ומאחר שיש בהם ר״ר כי הם מלוכלכות אז לכן גם בנוגע ברגלים רחוצות יש לו ליטול ידיו כי לא הסיר את הר״ר שנשאר מהזמן שהיו מלוכלכות.</w:t>
+      </w:r>
+    </w:p>
+    <w:p>
+      <w:pPr>
+        <w:pStyle w:val="Body"/>
+        <w:bidi/>
+      </w:pPr>
+      <w:r>
+        <w:rPr>
+          <w:rStyle w:val="LeadWord"/>
+        </w:rPr>
+        <w:t xml:space="preserve">וגדר</w:t>
+      </w:r>
+      <w:r>
+        <w:t xml:space="preserve"> רגליו לענין זה נראה שזה עד הברך.</w:t>
+      </w:r>
+      <w:r>
+        <w:rPr>
+          <w:rStyle w:val="FootnoteReference"/>
+        </w:rPr>
+        <w:footnoteReference w:id="13"/>
+      </w:r>
+    </w:p>
+    <w:p>
+      <w:pPr>
+        <w:pStyle w:val="Body"/>
+        <w:bidi/>
+      </w:pPr>
+      <w:r>
+        <w:rPr>
+          <w:rStyle w:val="LeadWord"/>
+        </w:rPr>
+        <w:t xml:space="preserve">ונמצא</w:t>
+      </w:r>
+      <w:r>
+        <w:t xml:space="preserve"> שיש נפק״מ בין המשנ״ב לבין הכה״ח האם הנוגע ברגליו צריך ליטול ידיו כמה שיותר מהר או שלא שלמשנ״ב שזה מצד נקיות א״צ להזדרז וליטול ידיו אמנם לכה״ח שזה מצד ר״ר אז יש לו ליטול ידיו כמה שיותר מהר.</w:t>
+      </w:r>
+    </w:p>
+    <w:p>
+      <w:pPr>
+        <w:pStyle w:val="Body"/>
+        <w:bidi/>
+      </w:pPr>
+      <w:r>
+        <w:rPr>
+          <w:rStyle w:val="LeadWord"/>
+        </w:rPr>
+        <w:t xml:space="preserve">והנה</w:t>
+      </w:r>
+      <w:r>
+        <w:t xml:space="preserve"> ציין הכה״ח שהנוגע בבגד עם זיעה אז יש לו ליטול ידיו כמו בנוגע במקומות המכוסים שבגופו, ודבר זה מצוי לפעמים בבגדים הסמוכים לגופו.</w:t>
+      </w:r>
+    </w:p>
+    <w:p>
+      <w:pPr>
+        <w:pStyle w:val="Body"/>
+        <w:bidi/>
+      </w:pPr>
+      <w:r>
+        <w:rPr>
+          <w:rStyle w:val="LeadWord"/>
+        </w:rPr>
+        <w:t xml:space="preserve">וכתב</w:t>
+      </w:r>
+      <w:r>
+        <w:t xml:space="preserve"> האור לציון שהנוגע בגרביים אז אם זה במקום ששם הנעל מכסה את הגרב אז יש לו ליטול ידיו והטעם מפני שהנעל מכסה את הגרב זה גורם שהזיעה של רגליו היא מכוסה ומוגדרת כטינוף ומאחר </w:t>
+      </w:r>
+      <w:r>
+        <w:rPr>
+          <w:rStyle w:val="BodyBold"/>
+        </w:rPr>
+        <w:t xml:space="preserve">שבדר״כ</w:t>
+      </w:r>
+      <w:r>
+        <w:t xml:space="preserve"> הגרב מושפעת מזיעה זו אז לכן יש ליטול ידיו </w:t>
+      </w:r>
+      <w:r>
+        <w:rPr>
+          <w:rStyle w:val="SmallSource"/>
+        </w:rPr>
+        <w:t xml:space="preserve">(א״ה ואין ללמוד מזה לגבי כל הנוגע בבגד הפנימי שבגופו וכן מורה הלשון)</w:t>
+      </w:r>
+      <w:r>
+        <w:t xml:space="preserve"> אמנם יש בדבריו חידוש גדול כי מנ״ל שיש תקנה ליטול תמיד בגלל מה שבדר״כ ואולי הבדר״כ עושה חזקה שכדי להיטהר ממנה צריך ודאות שלא הזיע אז ובזה מותר וכן נראה.</w:t>
+      </w:r>
+    </w:p>
+    <w:p>
+      <w:pPr>
+        <w:pStyle w:val="Body"/>
+        <w:bidi/>
+      </w:pPr>
+      <w:r>
+        <w:rPr>
+          <w:rStyle w:val="LeadWord"/>
+        </w:rPr>
+        <w:t xml:space="preserve">סעיף כ״ג:</w:t>
+      </w:r>
+      <w:r>
+        <w:t xml:space="preserve"> לא תיקנו נטילת ידים אלא לק״ש ולתפילה אבל ברכות דשחרית יכול לברך קודם נטילת ידים וכו׳.</w:t>
+      </w:r>
+    </w:p>
+    <w:p>
+      <w:pPr>
+        <w:pStyle w:val="Body"/>
+        <w:bidi/>
+      </w:pPr>
+      <w:r>
+        <w:rPr>
+          <w:rStyle w:val="LeadWord"/>
+        </w:rPr>
+        <w:t xml:space="preserve">מבואר</w:t>
+      </w:r>
+      <w:r>
+        <w:t xml:space="preserve"> בפוסקים שיש ג׳ חומרות בתפילה יותר מברכות ומדברי תורה:</w:t>
+      </w:r>
+    </w:p>
+    <w:p>
+      <w:pPr>
+        <w:pStyle w:val="Body"/>
+        <w:bidi/>
+      </w:pPr>
+      <w:r>
+        <w:rPr>
+          <w:rStyle w:val="LeadWord"/>
+        </w:rPr>
+        <w:t xml:space="preserve">א׳.</w:t>
+      </w:r>
+      <w:r>
+        <w:rPr>
+          <w:rStyle w:val="LeadWord"/>
+        </w:rPr>
+        <w:t xml:space="preserve"> כאשר</w:t>
+      </w:r>
+      <w:r>
+        <w:t xml:space="preserve"> יודע שיש לכלוך על ידיו שצריך להקפיד לרחוץ ידיו ולא מספיק לנקות בכל מידי דמנקי אלא צריך לחזר אחר מים דוקא וזה משום מאי דכתיב ארחץ בנקיון כפי כלומר צריך נקיות כפים של רחיצה (אבל אם אין לו מים יכול לנקות ידיו בכל מידי דמנקי כי מעלת הרחיצה היא מדין נקיות וגם אם לא יכול לעשות נקיות גמורה של </w:t>
+      </w:r>
+      <w:r>
+        <w:rPr>
+          <w:rStyle w:val="BodyBold"/>
+        </w:rPr>
+        <w:t xml:space="preserve">רחיצה</w:t>
+      </w:r>
+      <w:r>
+        <w:t xml:space="preserve"> וצחצוח אז יכול לעשות נקיות של </w:t>
+      </w:r>
+      <w:r>
+        <w:rPr>
+          <w:rStyle w:val="BodyBold"/>
+        </w:rPr>
+        <w:t xml:space="preserve">הסרת הלכלוך</w:t>
+      </w:r>
+      <w:r>
+        <w:t xml:space="preserve"> כי הנקודה של הצחצוח זה מעלה ממעלות ההכנה לתפילה אבל אם לא יכול לעשות מעלה זו אז מה שמעכב לענין הזכרת ה׳ זה רק הסרת הלכלוך, ולכן לענין ברכה שמברך שאין את המעלות שתיקנו חז״ל כהכנה לתפילה אז בזה מספיק רק הסרת הליכלוך בלבד).</w:t>
+      </w:r>
+    </w:p>
+    <w:p>
+      <w:pPr>
+        <w:pStyle w:val="Body"/>
+        <w:bidi/>
+      </w:pPr>
+      <w:r>
+        <w:rPr>
+          <w:rStyle w:val="LeadWord"/>
+        </w:rPr>
+        <w:t xml:space="preserve">ודן</w:t>
+      </w:r>
+      <w:r>
+        <w:t xml:space="preserve"> הפמ״ג בסימן צ״ב האם מה שצריך רחיצה זה רק בליכלוך של זוהמה כמו זיעה וכדומה אבל כאשר יש על ידיו לכלוך כמו טיט שבעצם רק צריך להסירו כי זה מגונה להתפלל כך עם טיט על ידו אבל אין כאן טינופת שיש לבטלה א״כ אפשר שיהיה מותר לכתחילה לנקות את זה בכל מידי דמנקי, וכתב שצריך לרחוץ וטעמו נראה משום שבתפילה צריך נקיון ידים ולא רק הסרה גמורה של הלכלוך.</w:t>
+      </w:r>
+    </w:p>
+    <w:p>
+      <w:pPr>
+        <w:pStyle w:val="Body"/>
+        <w:bidi/>
+      </w:pPr>
+      <w:r>
+        <w:rPr>
+          <w:rStyle w:val="LeadWord"/>
+        </w:rPr>
+        <w:t xml:space="preserve">ועוד</w:t>
+      </w:r>
+      <w:r>
+        <w:t xml:space="preserve"> יש להסתפק האם בלכלוך של טיט יכול לברך וללמוד כך לכתחילה או לא וכתב הפמ״ג בהלכות תפילה שאפשר שא״צ וטעמו משום שאין טינופת על ידיו שאז זה לא כבוד הברכה לברך כך אלא זה רק טיט שאמנם בתפילה צריך להסירו מדין כבוד מהתפילה אבל לגבי ברכות ולימוד תורה אפשר שא״צ להסירו.</w:t>
+      </w:r>
+    </w:p>
+    <w:p>
+      <w:pPr>
+        <w:pStyle w:val="Body"/>
+        <w:bidi/>
+      </w:pPr>
+      <w:r>
+        <w:rPr>
+          <w:rStyle w:val="LeadWord"/>
+        </w:rPr>
+        <w:t xml:space="preserve">ועיין</w:t>
+      </w:r>
+      <w:r>
+        <w:t xml:space="preserve"> במשנ״ב לקמן סימן צ״ב ס״ק כ״ט שהקשה שבפמ״ג בסימן ד׳ כתב שלכתחילה יש לנקות ידיו מטיט ורפש גם לברכות, וכתב המשנ״ב להכריע יש שלהחמיר רק ברפש ולא בטיט (ונראה משום שרפש זה לכלוך שיש בו מאיסות ואע״פ שאינו טינופת כי זה לא לכלוך שנדחה מגופו של אדם אבל יש בו מאיסות אבל טיט זה לא לכלוך שיש בו מאיסות ואמנם מקפידים להוריד אותו והוא מגרע בנקיון כפי אבל בברכות שאין דין נקיות כפים אלא יש דין שלא יהיה טינוף על ידיו אז א״צ להסירו.</w:t>
+      </w:r>
+    </w:p>
+    <w:p>
+      <w:pPr>
+        <w:pStyle w:val="Body"/>
+        <w:bidi/>
+      </w:pPr>
+      <w:r>
+        <w:rPr>
+          <w:rStyle w:val="LeadWord"/>
+        </w:rPr>
+        <w:t xml:space="preserve">ב׳.</w:t>
+      </w:r>
+      <w:r>
+        <w:rPr>
+          <w:rStyle w:val="LeadWord"/>
+        </w:rPr>
+        <w:t xml:space="preserve"> כשלא</w:t>
+      </w:r>
+      <w:r>
+        <w:t xml:space="preserve"> יודע אם יש לו לכלוך על ידיו אז לגבי תפילה יש לו לרחוץ ידים כי סתם ידים פסולות לתפילה אבל לגבי ברכה סתם ידים כשרות לברכה. וכאן החיוב רחיצה לתפילה הוא פחות חמור מכאשר יודע כשיש לו לכלוך כי כשיש לו ודאי לכלוך אז יש לו חיוב צחצוח מדין ודאי ולכן צריך לחזר אחר מים אבל כשאין לו ודאי לכלוך רק ידיו הם בגדר סתם ידים אז בזה אמנם תיקנו חז״ל רחיצה אבל חז״ל תיקנו והעמידו דבריהם רק כאשר יש לו מים אבל לא העמידו דבריהם כאשר צריך לחזר אחריהם.</w:t>
+      </w:r>
+      <w:r>
+        <w:rPr>
+          <w:rStyle w:val="FootnoteReference"/>
+        </w:rPr>
+        <w:footnoteReference w:id="14"/>
+      </w:r>
+    </w:p>
+    <w:p>
+      <w:pPr>
+        <w:pStyle w:val="Body"/>
+        <w:bidi/>
+      </w:pPr>
+      <w:r>
+        <w:rPr>
+          <w:rStyle w:val="LeadWord"/>
+        </w:rPr>
+        <w:t xml:space="preserve">ג׳.</w:t>
+      </w:r>
+      <w:r>
+        <w:rPr>
+          <w:rStyle w:val="LeadWord"/>
+        </w:rPr>
+        <w:t xml:space="preserve"> לדעת</w:t>
+      </w:r>
+      <w:r>
+        <w:t xml:space="preserve"> הרמב״ם </w:t>
+      </w:r>
+      <w:r>
+        <w:rPr>
+          <w:rStyle w:val="SmallSource"/>
+        </w:rPr>
+        <w:t xml:space="preserve">(הו״ד במשנ״ב סימן צ״ב סקי״ג)</w:t>
+      </w:r>
+      <w:r>
+        <w:t xml:space="preserve"> שבלא נטל ידיו לתפילה לא יצא י״ח תפילה אז זה דין דוקא בתפילה ולא בברכות וגם אם בירך בידים מלוכלכות ברכתו ברכה.</w:t>
+      </w:r>
+    </w:p>
+    <w:p>
+      <w:pPr>
+        <w:pStyle w:val="Body"/>
+        <w:bidi/>
+      </w:pPr>
+      <w:r>
+        <w:rPr>
+          <w:rStyle w:val="LeadWord"/>
+        </w:rPr>
+        <w:t xml:space="preserve">אלא</w:t>
+      </w:r>
+      <w:r>
+        <w:t xml:space="preserve"> שהשע״ת הביא מהזוהר שיש להקפיד על נטילה וצחצוח הידים גם בברכות (דהיינו רק כאשר יש לו לכלוך על ידיו אז יש להקפיד על נטילה ולא מספיק נקיון לנקות בכל מידי דמנקי אבל בסתם ידים א״צ כלום כי אין תקנת חז״ל על סתם ידים לגבי ברכות).</w:t>
+      </w:r>
+    </w:p>
+    <w:p>
+      <w:pPr>
+        <w:pStyle w:val="Body"/>
+        <w:bidi/>
+      </w:pPr>
+      <w:r>
+        <w:rPr>
+          <w:rStyle w:val="LeadWord"/>
+        </w:rPr>
+        <w:t xml:space="preserve">וכתב</w:t>
+      </w:r>
+      <w:r>
+        <w:t xml:space="preserve"> המשנ״ב לחשוש לדברי הזוהר כאשר יש לו מים אבל א״צ לטרוח לחפש מים.</w:t>
+      </w:r>
+    </w:p>
+    <w:p>
+      <w:pPr>
         <w:pStyle w:val="Body"/>
         <w:bidi/>
       </w:pPr>
@@ -9908,7 +12593,184 @@
         <w:t xml:space="preserve">בענין</w:t>
       </w:r>
       <w:r>
-        <w:t xml:space="preserve"> גדרי הנטילה והנפק״מ לפי הטעמים של הנטילה:</w:t>
+        <w:t xml:space="preserve"> איזה דברים יש להקפיד לא לומר בידים מטונפות:</w:t>
+      </w:r>
+    </w:p>
+    <w:p>
+      <w:pPr>
+        <w:pStyle w:val="Body"/>
+        <w:bidi/>
+      </w:pPr>
+      <w:r>
+        <w:rPr>
+          <w:rStyle w:val="LeadWord"/>
+        </w:rPr>
+        <w:t xml:space="preserve">הנה</w:t>
+      </w:r>
+      <w:r>
+        <w:t xml:space="preserve"> בענין זה מסתבר שכל דבר של תורה או ששייך לנוסח התפילה יש להיזהר לאומרו בידים מטונפות ואע״פ שמותר לומר מודה אני אע״פ שידיו מטונפות אבל מודה אני זה מוגדר כבקשה ולא כנוסח התפילה ובקשות אין שום איסור לומר קודם התפילה </w:t>
+      </w:r>
+      <w:r>
+        <w:rPr>
+          <w:rStyle w:val="SmallSource"/>
+        </w:rPr>
+        <w:t xml:space="preserve">(בין לבקש מ-ה׳ בין לדבר עם ה׳ ובין לספר גדלות ה׳)</w:t>
+      </w:r>
+      <w:r>
+        <w:t xml:space="preserve"> אבל דברים שנקבעו כחלק מסדר התפילה יש לאסור.</w:t>
+      </w:r>
+    </w:p>
+    <w:p>
+      <w:pPr>
+        <w:pStyle w:val="Body"/>
+        <w:bidi/>
+      </w:pPr>
+      <w:r>
+        <w:rPr>
+          <w:rStyle w:val="LeadWord"/>
+        </w:rPr>
+        <w:t xml:space="preserve">ובענין</w:t>
+      </w:r>
+      <w:r>
+        <w:t xml:space="preserve"> עניית אמן לכאו׳ להנ״ל מסתבר שאוסר משום שחזינן שכשעונה אמן על המברך הוי כאילו מברך בעצמו </w:t>
+      </w:r>
+      <w:r>
+        <w:rPr>
+          <w:rStyle w:val="SmallSource"/>
+        </w:rPr>
+        <w:t xml:space="preserve">(כאשר רוצה לצאת י״ח בברכתו)</w:t>
+      </w:r>
+      <w:r>
+        <w:t xml:space="preserve"> וכן הוי כעושה קיום לברכה א״כ הוי חלק מסדר התפילה.</w:t>
+      </w:r>
+    </w:p>
+    <w:p>
+      <w:pPr>
+        <w:pStyle w:val="Body"/>
+        <w:bidi/>
+      </w:pPr>
+      <w:r>
+        <w:rPr>
+          <w:rStyle w:val="LeadWord"/>
+        </w:rPr>
+        <w:t xml:space="preserve">ועוד</w:t>
+      </w:r>
+      <w:r>
+        <w:t xml:space="preserve"> שברמ״א בסוף סימן פ״ד אוסר לענות אמן בבית המרחץ וחזינן שיש משמעות לעניית אמן כדבר שבקדושה ואע״פ שאפשר לחלק אבל הכי מסתברא.</w:t>
+      </w:r>
+    </w:p>
+    <w:p>
+      <w:pPr>
+        <w:pStyle w:val="Body"/>
+        <w:bidi/>
+      </w:pPr>
+      <w:r>
+        <w:rPr>
+          <w:rStyle w:val="LeadWord"/>
+        </w:rPr>
+        <w:t xml:space="preserve">גדר</w:t>
+      </w:r>
+      <w:r>
+        <w:rPr>
+          <w:rStyle w:val="BodyBold"/>
+        </w:rPr>
+        <w:t xml:space="preserve"> רחיצה וגדר נקיות:</w:t>
+      </w:r>
+      <w:r>
+        <w:t xml:space="preserve"> והנה בגדר רחיצת ידיו שמברכים על נט״י ובגדר נקיות ידיו נראה שהחילוק הוא שנקיות זה להסיר את הליכלוך הדבוק אבל רחיצה זה ציחצוח והיינו לא רק הסרת הטינופת אלא צחצוח בעומק שלא יהיה אפי׳ רשימו של טינופת.</w:t>
+      </w:r>
+    </w:p>
+    <w:p>
+      <w:pPr>
+        <w:pStyle w:val="Body"/>
+        <w:bidi/>
+      </w:pPr>
+      <w:r>
+        <w:rPr>
+          <w:rStyle w:val="LeadWord"/>
+        </w:rPr>
+        <w:t xml:space="preserve">ובגדרים</w:t>
+      </w:r>
+      <w:r>
+        <w:t xml:space="preserve"> אלו יהיה תלוי מה נקרא מידי דמנקי ומה נקרא רחיצה שמידי דמנקי הפירוש הוא דבר שעל ידו אפשר להסיר הליכלוך ואילו רחיצה הפירוש הוא דבר שעל ידו אפשר להסיר הרשימו של הלכלוך.</w:t>
+      </w:r>
+    </w:p>
+    <w:p>
+      <w:pPr>
+        <w:pStyle w:val="Body"/>
+        <w:bidi/>
+      </w:pPr>
+      <w:r>
+        <w:rPr>
+          <w:rStyle w:val="LeadWord"/>
+        </w:rPr>
+        <w:t xml:space="preserve">ולפי״ז</w:t>
+      </w:r>
+      <w:r>
+        <w:t xml:space="preserve"> מגבונים הם בגדר של רחיצה כי על ידם אפשר להסיר הרשימו.</w:t>
+      </w:r>
+    </w:p>
+    <w:p>
+      <w:pPr>
+        <w:pStyle w:val="Body"/>
+        <w:bidi/>
+      </w:pPr>
+      <w:r>
+        <w:rPr>
+          <w:rStyle w:val="LeadWord"/>
+        </w:rPr>
+        <w:t xml:space="preserve">המורם מן האמור:</w:t>
+      </w:r>
+      <w:r>
+        <w:t xml:space="preserve"> בתפילה יש ב׳ חומרות יותר מברכות ותורה </w:t>
+      </w:r>
+      <w:r>
+        <w:rPr>
+          <w:rStyle w:val="BodyBold"/>
+        </w:rPr>
+        <w:t xml:space="preserve">א׳</w:t>
+      </w:r>
+      <w:r>
+        <w:t xml:space="preserve"> שצריך טהרה גמורה מטינופת ולא מספיק רק הסרת הלכלוך, </w:t>
+      </w:r>
+      <w:r>
+        <w:rPr>
+          <w:rStyle w:val="BodyBold"/>
+        </w:rPr>
+        <w:t xml:space="preserve">ב׳</w:t>
+      </w:r>
+      <w:r>
+        <w:t xml:space="preserve"> גם דברים שאינם טינופת שבברכות ותורה אפשר שיכול לברך כך וללמוד כך אבל בתפילה צריך נקיון ונקיון זה כולל גם את זה.</w:t>
+      </w:r>
+    </w:p>
+    <w:p>
+      <w:pPr>
+        <w:pStyle w:val="Body"/>
+        <w:bidi/>
+      </w:pPr>
+      <w:r>
+        <w:rPr>
+          <w:rStyle w:val="LeadWord"/>
+        </w:rPr>
+        <w:t xml:space="preserve">ועוד</w:t>
+      </w:r>
+      <w:r>
+        <w:t xml:space="preserve"> חומרא בתפילה שפסלו סתם ידים להתפלל עד שיטול אבל לא העמידו חז״ל דבריהם כשאין לו מים.</w:t>
+      </w:r>
+    </w:p>
+    <w:p>
+      <w:pPr>
+        <w:pStyle w:val="Body"/>
+        <w:bidi/>
+      </w:pPr>
+      <w:r>
+        <w:rPr>
+          <w:rStyle w:val="LeadWord"/>
+        </w:rPr>
+        <w:t xml:space="preserve">ועוד</w:t>
+      </w:r>
+      <w:r>
+        <w:t xml:space="preserve"> שלדעת הרמב״ם אם התפלל בלי לנקות ידיו יש לו להתפלל שוב משא״כ בברכות שאין הדין כן.</w:t>
       </w:r>
     </w:p>
     <w:p>
@@ -9917,2929 +12779,7 @@
         <w:bidi/>
       </w:pPr>
       <w:r>
-        <w:t xml:space="preserve">בענין האם צריך ג״פ והאם צריך כלי:</w:t>
-      </w:r>
-    </w:p>
-    <w:p>
-      <w:pPr>
-        <w:pStyle w:val="Body"/>
-        <w:bidi/>
-      </w:pPr>
-      <w:r>
-        <w:rPr>
-          <w:rStyle w:val="LeadWord"/>
-        </w:rPr>
-        <w:t xml:space="preserve">הנה</w:t>
-      </w:r>
-      <w:r>
-        <w:t xml:space="preserve"> חיוב נטילה לפי הרא״ש והרשב״א ענינו משום נקיות (או לפי הרא״ש נקיות לתפילה או לפי הרשב״א שענינו טהרת הידים ככהן המקדש ידיו גדר טהרת הידים תלויה בנקיות) ולפי״ז א״צ ג״פ כי הידים מתנקות כבר בפ״א וכן א״צ כלי כי הידים מתנקות גם בלי כלי.</w:t>
-      </w:r>
-    </w:p>
-    <w:p>
-      <w:pPr>
-        <w:pStyle w:val="Body"/>
-        <w:bidi/>
-      </w:pPr>
-      <w:r>
-        <w:rPr>
-          <w:rStyle w:val="LeadWord"/>
-        </w:rPr>
-        <w:t xml:space="preserve">וכן</w:t>
-      </w:r>
-      <w:r>
-        <w:t xml:space="preserve"> מבואר להדיא ברא״ש שכתב להעיר מדוע מברכים על נט״י הרי הסיבה שמברכים על </w:t>
-      </w:r>
-      <w:r>
-        <w:rPr>
-          <w:rStyle w:val="BodyBold"/>
-        </w:rPr>
-        <w:t xml:space="preserve">נטילת</w:t>
-      </w:r>
-      <w:r>
-        <w:t xml:space="preserve"> ידים זה בגלל שנוטלים בכלי הנקרא אינטיל וכאן הרי א״צ כלי כי ענין הנטילה היא משום נקיות וכתב ליישב שחז״ל לא רצו לתקן מטבע ברכה שונה ולכן מברכים כך כי לא פלוג רבנן אבל זה לא בא להורות שצריך כלי וכך סובר הרשב״א שא״צ כלי.</w:t>
-      </w:r>
-    </w:p>
-    <w:p>
-      <w:pPr>
-        <w:pStyle w:val="Body"/>
-        <w:bidi/>
-      </w:pPr>
-      <w:r>
-        <w:rPr>
-          <w:rStyle w:val="LeadWord"/>
-        </w:rPr>
-        <w:t xml:space="preserve">אלא</w:t>
-      </w:r>
-      <w:r>
-        <w:t xml:space="preserve"> שהרשב״א בתשובה כתב שיש לו דימדומי ראיה לומר שיצטרכו כלי ויצטרכו נטילה כמו נט״י לסעודה ולכן כתב להצריך כלי לכתחילה ולא מעיקר הדין וכ״פ השו״ע שטוב שיטול ידיו מן הכלי כמו נט״י לסעודה, ולגבי נטילה ג״פ שי שבסעודה כתב בשו״ע שטוב שיהיה רביעית בכלי כי מבואר בפוסקים שם בהלכות נט״י שצריך לנטילת ידים לסעודה נטילה של ג״פ ואם יש לו בכלי רבייעת מים אז א״צ ג״פ וא״כ גם לדין של ג״פ כתב הש״ח שצריך שיהיה רביעית מים בכלי כי זה מקום ג״פ.</w:t>
-      </w:r>
-    </w:p>
-    <w:p>
-      <w:pPr>
-        <w:pStyle w:val="Body"/>
-        <w:bidi/>
-      </w:pPr>
-      <w:r>
-        <w:rPr>
-          <w:rStyle w:val="LeadWord"/>
-        </w:rPr>
-        <w:t xml:space="preserve">אלא</w:t>
-      </w:r>
-      <w:r>
-        <w:t xml:space="preserve"> שיש להעיר מדוע השו״ע כאן לא כותב באותה צורה שכתב בהלכות נט״י וכמו ששם כתב השו״ע שצריך ג״פ ואפשר ברביעית אז גם כאן שיהיה כתוב באותו נוסח ולא רק לכתוב שצריך רביעית?</w:t>
-      </w:r>
-    </w:p>
-    <w:p>
-      <w:pPr>
-        <w:pStyle w:val="Body"/>
-        <w:bidi/>
-      </w:pPr>
-      <w:r>
-        <w:rPr>
-          <w:rStyle w:val="LeadWord"/>
-        </w:rPr>
-        <w:t xml:space="preserve">ויש</w:t>
-      </w:r>
-      <w:r>
-        <w:t xml:space="preserve"> ליישב שהשו״ע בהלכות נט״י לא כתב שהדרך הפשוטה היא ליטול מרביעית והטעם משום שא״א לכתוב את זה כהדרך הפשוטה כי אפשר לטעות בשיעור רביעית אבל כאן שהנטילה של ג״פ זה רק בגדר </w:t>
-      </w:r>
-      <w:r>
-        <w:rPr>
-          <w:rStyle w:val="BodyBold"/>
-        </w:rPr>
-        <w:t xml:space="preserve">טוב להיזהר</w:t>
-      </w:r>
-      <w:r>
-        <w:t xml:space="preserve"> א״כ כאן גם אם יטעה בשיעור עכ״פ יצא את עיקר דין נטילה ולכן כותב השו״ע רק את הדרך הקלה של נטילה מרביעית.</w:t>
-      </w:r>
-    </w:p>
-    <w:p>
-      <w:pPr>
-        <w:pStyle w:val="Body"/>
-        <w:bidi/>
-      </w:pPr>
-      <w:r>
-        <w:rPr>
-          <w:rStyle w:val="LeadWord"/>
-        </w:rPr>
-        <w:t xml:space="preserve">ויש</w:t>
-      </w:r>
-      <w:r>
-        <w:t xml:space="preserve"> לציין שבב״י הביא את שיטת הרא״ה שאומרת שצריך נטילה כמו נט״י לסעודה ואם זה לא אותו דבר אז לא מברך אבל השו״ע לא חשש לשיטה הזאת אלא פסק שמעיקר הדין א״צ נטילה כמו לסעודה ורק טוב להיזהר בנטילה כמו של סעודה וכדהרשב״א, ויש להעיר שהשו״ע בס״א מביא שי״א שמים שפסולים לנטילת ידים לסעודה </w:t>
-      </w:r>
-      <w:r>
-        <w:rPr>
-          <w:rStyle w:val="SmallSource"/>
-        </w:rPr>
-        <w:t xml:space="preserve">(כגון מים מלוחים וסרוחים או שנעשתה בהם מלאכה)</w:t>
-      </w:r>
-      <w:r>
-        <w:t xml:space="preserve"> פסולים לנט״י לתפילה ולכן לא מברך על נטילת ידים וכאן רואים שהוא כן הביא את השיטה שאומרים שכדי לברך על נטילת ידים צריך שיהיה דומיא דסעודה ממש?</w:t>
-      </w:r>
-    </w:p>
-    <w:p>
-      <w:pPr>
-        <w:pStyle w:val="Body"/>
-        <w:bidi/>
-      </w:pPr>
-      <w:r>
-        <w:rPr>
-          <w:rStyle w:val="LeadWord"/>
-        </w:rPr>
-        <w:t xml:space="preserve">כתב</w:t>
-      </w:r>
-      <w:r>
-        <w:t xml:space="preserve"> הביה״ל ליישב שיש חילוק בין הכח המטהר </w:t>
-      </w:r>
-      <w:r>
-        <w:rPr>
-          <w:rStyle w:val="SmallSource"/>
-        </w:rPr>
-        <w:t xml:space="preserve">(הכשרות של המים)</w:t>
-      </w:r>
-      <w:r>
-        <w:t xml:space="preserve"> לבין גדרי נטילה </w:t>
-      </w:r>
-      <w:r>
-        <w:rPr>
-          <w:rStyle w:val="SmallSource"/>
-        </w:rPr>
-        <w:t xml:space="preserve">(כלי וג״פ)</w:t>
-      </w:r>
-      <w:r>
-        <w:t xml:space="preserve"> שלגבי הכח המטהר אז חשש לשיטות שמים שאינם כשרים לסעודה אז הם פסולים גם לתפילה </w:t>
-      </w:r>
-      <w:r>
-        <w:rPr>
-          <w:rStyle w:val="SmallSource"/>
-        </w:rPr>
-        <w:t xml:space="preserve">(אע״פ שיש בהם כדי לנקות את הידים)</w:t>
-      </w:r>
-      <w:r>
-        <w:t xml:space="preserve"> אבל לגבי גדרי הנטילה של ג״פ ושל כלי בזה לא צריך את גדרי הנטילה של הסעודה רק טוב להיזהר.</w:t>
-      </w:r>
-    </w:p>
-    <w:p>
-      <w:pPr>
-        <w:pStyle w:val="Body"/>
-        <w:bidi/>
-      </w:pPr>
-      <w:r>
-        <w:rPr>
-          <w:rStyle w:val="LeadWord"/>
-        </w:rPr>
-        <w:t xml:space="preserve">ונמצא</w:t>
-      </w:r>
-      <w:r>
-        <w:t xml:space="preserve"> שלענין הלכה דעת השו״ע היא שמים שפסולים לסעודה אין לברך עליהם אבל על פרטי הדינים של נטילה לסעודה </w:t>
-      </w:r>
-      <w:r>
-        <w:rPr>
-          <w:rStyle w:val="SmallSource"/>
-        </w:rPr>
-        <w:t xml:space="preserve">(כגון כלי וג״פ)</w:t>
-      </w:r>
-      <w:r>
-        <w:t xml:space="preserve"> זה רק בגדר טוב להיזהר אבל גם אם אין לו יכול לברך.</w:t>
-      </w:r>
-    </w:p>
-    <w:p>
-      <w:pPr>
-        <w:pStyle w:val="Body"/>
-        <w:bidi/>
-      </w:pPr>
-      <w:r>
-        <w:rPr>
-          <w:rStyle w:val="LeadWord"/>
-        </w:rPr>
-        <w:t xml:space="preserve">אמנם</w:t>
-      </w:r>
-      <w:r>
-        <w:t xml:space="preserve"> יעוין בכה״ח </w:t>
-      </w:r>
-      <w:r>
-        <w:rPr>
-          <w:rStyle w:val="SmallSource"/>
-        </w:rPr>
-        <w:t xml:space="preserve">(אות י׳ וכ״ז)</w:t>
-      </w:r>
-      <w:r>
-        <w:t xml:space="preserve"> שדעתו לחשוש לשיטת הרא״ה שצריך נט״י בדיוק כמו לסעודה משום סב״ל ואם לא נוטל בדיוק כמו בסעודה אין לו לברך על נט״י</w:t>
-      </w:r>
-      <w:r>
-        <w:rPr>
-          <w:rStyle w:val="FootnoteReference"/>
-        </w:rPr>
-        <w:footnoteReference w:id="3"/>
-      </w:r>
-      <w:r>
-        <w:t xml:space="preserve">, ולכן לפי הכה״ח יש להיזהר שבנטילה הראשונה </w:t>
-      </w:r>
-      <w:r>
-        <w:rPr>
-          <w:rStyle w:val="SmallSource"/>
-        </w:rPr>
-        <w:t xml:space="preserve">(לפני שעושה לסירוגין)</w:t>
-      </w:r>
-      <w:r>
-        <w:t xml:space="preserve"> יטול מים בכמות גדולה של רביעית כדי שיצא י״ח נטילה כמו של סעודה כי אם יטול פחות מרביעית אז יצטרך ליטול ג״פ ולא לעשות לסירוגין כמו שרגילים לעשות.</w:t>
-      </w:r>
-    </w:p>
-    <w:p>
-      <w:pPr>
-        <w:pStyle w:val="Body"/>
-        <w:bidi/>
-      </w:pPr>
-      <w:r>
-        <w:rPr>
-          <w:rStyle w:val="LeadWord"/>
-        </w:rPr>
-        <w:t xml:space="preserve">בענין</w:t>
-      </w:r>
-      <w:r>
-        <w:t xml:space="preserve"> הנפק״מ בין הרא״ש להרשב״א </w:t>
-      </w:r>
-      <w:r>
-        <w:rPr>
-          <w:rStyle w:val="SmallSource"/>
-        </w:rPr>
-        <w:t xml:space="preserve">(שבמקרים אלו אין לברך על נטילת ידים)</w:t>
-      </w:r>
-    </w:p>
-    <w:p>
-      <w:pPr>
-        <w:pStyle w:val="Body"/>
-        <w:bidi/>
-      </w:pPr>
-      <w:r>
-        <w:rPr>
-          <w:rStyle w:val="LeadWord"/>
-        </w:rPr>
-        <w:t xml:space="preserve">כתב</w:t>
-      </w:r>
-      <w:r>
-        <w:t xml:space="preserve"> המשנ״ב בס״ק א׳ שלהלכה אנחנו תופסים כשתי הטעמים לחומרא ולכן אם חסר חיוב ברכה לפי אחד מהטעמים אז אין לברך על נט״י, ונכתוב כמה נפק״מ:</w:t>
-      </w:r>
-    </w:p>
-    <w:p>
-      <w:pPr>
-        <w:pStyle w:val="Body"/>
-        <w:bidi/>
-      </w:pPr>
-      <w:r>
-        <w:rPr>
-          <w:rStyle w:val="LeadWord"/>
-        </w:rPr>
-        <w:t xml:space="preserve">א׳. האם</w:t>
-      </w:r>
-      <w:r>
-        <w:t xml:space="preserve"> יש חיוב נטילה לפני כל תפילה כאשר ידיו מלוכלכות בודאי </w:t>
-      </w:r>
-      <w:r>
-        <w:rPr>
-          <w:rStyle w:val="SmallSource"/>
-        </w:rPr>
-        <w:t xml:space="preserve">(כגון שנכנס קודם התפילה לביהכ״ס)</w:t>
-      </w:r>
-      <w:r>
-        <w:t xml:space="preserve"> שלפי הרא״ש שסיבת הברכה בנט״י שחרית זה בגלל שנוקטים שידיו התלכלכו בודאי וחייב אדם לטהר ידיו קודם התפילה א״כ לפני כל תפילה ותפילה אם ידיו התלכלכו בודאי אז חייב לטהרם, וכ״פ הרמב״ם וכ״כ המעשה רב, אמנם להרשב״א שסיבת הברכה זה בגלל שאנחנו נעשינו בריה חדשה ויש לנו להודות לו על שבראנו לכבודו וצורת ההודאה היא שאנחנו נוטלים את ידינו ומיחדים את עצמינו לעבודת ה׳ כמו כהן שמקדש ידיו ומיחד עצמו לעבודה א״כ שייכת הברכה רק בשחרית שאנחנו נעשינו בריה חדשה.</w:t>
-      </w:r>
-    </w:p>
-    <w:p>
-      <w:pPr>
-        <w:pStyle w:val="Body"/>
-        <w:bidi/>
-      </w:pPr>
-      <w:r>
-        <w:rPr>
-          <w:rStyle w:val="LeadWord"/>
-        </w:rPr>
-        <w:t xml:space="preserve">ב׳. בישן</w:t>
-      </w:r>
-      <w:r>
-        <w:t xml:space="preserve"> עם כפפות שאין ענין של טינוף שלהרא״ש אין לברך כי אין כאן טהרת ידים לתפילה אבל הרשב״א יש לברך כי נעשה בריה חדשה ויש לו להודות ל-ה׳ ע״ז </w:t>
-      </w:r>
-      <w:r>
-        <w:rPr>
-          <w:rStyle w:val="SmallSource"/>
-        </w:rPr>
-        <w:t xml:space="preserve">(בדרך של נטילת ידיו)</w:t>
-      </w:r>
-      <w:r>
-        <w:t xml:space="preserve">.</w:t>
-      </w:r>
-    </w:p>
-    <w:p>
-      <w:pPr>
-        <w:pStyle w:val="Body"/>
-        <w:bidi/>
-      </w:pPr>
-      <w:r>
-        <w:rPr>
-          <w:rStyle w:val="LeadWord"/>
-        </w:rPr>
-        <w:t xml:space="preserve">ג׳. אדם</w:t>
-      </w:r>
-      <w:r>
-        <w:t xml:space="preserve"> שהיה ניעור כל הלילה, להרא״ש אין לו לברך כי אין כאן סיבה ללכלוך ואין כאן סיבה לטהר את ידיו מחדש אבל להרשב״א שזה משום בריה חדשה א״כ אע״פ שכשהיה ניעור לא נעשה בריה חדשה אבל איכא למימר שיש כאן לא פלוג רבנן ומאחר שחז״ל תיקנו נקודה חיובית של הודאה בבוקר בצורה של נט״י א״כ יש לו לברך </w:t>
-      </w:r>
-      <w:r>
-        <w:rPr>
-          <w:rStyle w:val="SmallSource"/>
-        </w:rPr>
-        <w:t xml:space="preserve">(אמנם להרא״ש שזה רק שלילה של ליכלוך אין ענין ליטול)</w:t>
-      </w:r>
-      <w:r>
-        <w:t xml:space="preserve">. והב״ח כתב לחדש שגם להרא״ש אמנם תיקנו נט״י משום ק״ש ותפילה אבל משום לא פלוג יש לו ליטול ידיו גם כשלא ישן ולא טינף את ידיו ובזה מסביר מדוע הנשים מברוכת ענט״י אפי׳ שלא קורות ק״ש ומתפללות ונראה שגם המ״א ס״ל כוותיה.</w:t>
-      </w:r>
-    </w:p>
-    <w:p>
-      <w:pPr>
-        <w:pStyle w:val="Body"/>
-        <w:bidi/>
-      </w:pPr>
-      <w:r>
-        <w:rPr>
-          <w:rStyle w:val="LeadWord"/>
-        </w:rPr>
-        <w:t xml:space="preserve">ד׳. עיין</w:t>
-      </w:r>
-      <w:r>
-        <w:t xml:space="preserve"> ביה״ל ד״ה כל הלילה שכתב עוד נפק״מ בין הרא״ש להרשב״א היכא שקם בתחילת הלילה שלפי הרשב״א שהנטילה היא משום בריה חדשה א״כ זה שייך דוקא היכא שנוטל ידיו כשקם משנתו אחר חצות משום שהתחדשות הביראה היא דוקא מחצות ואילך וא״כ לא יוצא י״ח בנטילה שנטל בתחילת הלילה ויש לו ליטול שוב ידיו בבוקר אבל להרא״ש א״צ ליטול ידיו, ולכן הכי טוב שבבוקר יעשה צרכיו ואז יתחייב ליטול גם להרא״ש ואז יברך לכו״ע.</w:t>
-      </w:r>
-    </w:p>
-    <w:p>
-      <w:pPr>
-        <w:pStyle w:val="Body"/>
-        <w:bidi/>
-      </w:pPr>
-      <w:r>
-        <w:rPr>
-          <w:rStyle w:val="LeadWord"/>
-        </w:rPr>
-        <w:t xml:space="preserve">ה׳. יש</w:t>
-      </w:r>
-      <w:r>
-        <w:t xml:space="preserve"> עוד נפק״מ היכא שישן והשכים ודעתו ושוב לחזור לישון שלהרא״ש לא מברך בקומו משנתו הראשונה והטעם משום שאין כאן טהרת ידים לתפילה כי ידיו עתידות להיטנף שוב בשנתו הבאה אבל להרשב״א שזה משום התחדשות הבריאה א״כ כשקם משנתו הראשונה אז נעשה בריה חדשה ויכול לברך ע״ז.</w:t>
-      </w:r>
-    </w:p>
-    <w:p>
-      <w:pPr>
-        <w:pStyle w:val="Body"/>
-        <w:bidi/>
-      </w:pPr>
-      <w:r>
-        <w:rPr>
-          <w:rStyle w:val="LeadWord"/>
-        </w:rPr>
-        <w:t xml:space="preserve">וכעין</w:t>
-      </w:r>
-      <w:r>
-        <w:t xml:space="preserve"> נפק״מ זו ידובר בסוף הסימן לגבי המשכים ודעתו לעשות צרכיו האם יכול לברך כשמשכים או שיברך אחר שיעשה צרכיו ותלי בפלוגתא הנ״ל. ועיין שם מש״כ לדינא.</w:t>
-      </w:r>
-    </w:p>
-    <w:p>
-      <w:pPr>
-        <w:pStyle w:val="Body"/>
-        <w:bidi/>
-      </w:pPr>
-      <w:r>
-        <w:rPr>
-          <w:rStyle w:val="LeadWord"/>
-        </w:rPr>
-        <w:t xml:space="preserve">גדר</w:t>
-      </w:r>
-      <w:r>
-        <w:rPr>
-          <w:rStyle w:val="BodyBold"/>
-        </w:rPr>
-        <w:t xml:space="preserve"> שינת קבע וגדר שינת עראי:</w:t>
-      </w:r>
-      <w:r>
-        <w:t xml:space="preserve"> נראה שגדר שינת קבע ועראי תלוי ביחס למה מדברים, שביחס לרוח טומאה אז שינת עראי שאין בה רוח טומאה זה פחות משיתין נשמי ושיעור שיתין נשמי עיין ביה״ל ד״ה דוד וכו׳ שיתין נשמי.</w:t>
-      </w:r>
-    </w:p>
-    <w:p>
-      <w:pPr>
-        <w:pStyle w:val="Body"/>
-        <w:bidi/>
-      </w:pPr>
-      <w:r>
-        <w:rPr>
-          <w:rStyle w:val="LeadWord"/>
-        </w:rPr>
-        <w:t xml:space="preserve">אבל</w:t>
-      </w:r>
-      <w:r>
-        <w:t xml:space="preserve"> לענין ידים עסקניות שנוקטים שטינף את ידיו אז מסתבר ששינת עראי וקבע תלוי בדעתו של האדם האם רוצה לקבוע את עצמו לשינה או לא ולא משנה כמה ישן בפועל, </w:t>
-      </w:r>
-      <w:r>
-        <w:rPr>
-          <w:rStyle w:val="SmallSource"/>
-        </w:rPr>
-        <w:t xml:space="preserve">(כי הקביעות לשינה היא המשפיעה על מעשי האדם)</w:t>
-      </w:r>
-      <w:r>
-        <w:t xml:space="preserve">.</w:t>
-      </w:r>
-    </w:p>
-    <w:p>
-      <w:pPr>
-        <w:pStyle w:val="Body"/>
-        <w:bidi/>
-      </w:pPr>
-      <w:r>
-        <w:rPr>
-          <w:rStyle w:val="LeadWord"/>
-        </w:rPr>
-        <w:t xml:space="preserve">בענין</w:t>
-      </w:r>
-      <w:r>
-        <w:t xml:space="preserve"> איזו נטילה נצרכת כדי להעביר ר״ר</w:t>
-      </w:r>
-    </w:p>
-    <w:p>
-      <w:pPr>
-        <w:pStyle w:val="Body"/>
-        <w:bidi/>
-      </w:pPr>
-      <w:r>
-        <w:rPr>
-          <w:rStyle w:val="LeadWord"/>
-        </w:rPr>
-        <w:t xml:space="preserve">והנה</w:t>
-      </w:r>
-      <w:r>
-        <w:t xml:space="preserve"> בשביל להעביר ר״ר מבואר בגמ׳ בשבת שצריך נטילה של ג״פ (דאיתא בגמ׳ שם הוא האי שיבתא </w:t>
-      </w:r>
-      <w:r>
-        <w:rPr>
-          <w:rStyle w:val="SmallSource"/>
-        </w:rPr>
-        <w:t xml:space="preserve">(הר״ר)</w:t>
-      </w:r>
-      <w:r>
-        <w:t xml:space="preserve"> בת מלך היא ומקפדת לא לצאת לפני ג״פ נטילה) ובצורת הנטילה של ג״פ נח׳ האחרונים דעת סדר היום שנוטלים כמו ג״פ יד ימין ואח״כ ג״פ יד שמאל, אמנם דעת רוב האחרונים וכ״כ המשנ״ב לעיקר כמו שכתב האר״י שצריך ג״פ לסירוגין</w:t>
-      </w:r>
-      <w:r>
-        <w:rPr>
-          <w:rStyle w:val="FootnoteReference"/>
-        </w:rPr>
-        <w:footnoteReference w:id="4"/>
-      </w:r>
-      <w:r>
-        <w:t xml:space="preserve"> (והסיבה היא מפני שצריך לטהר את ידיו בשלימות ואח״כ שוב לטהר בשלימות ואח״כ שוב לטהר בשלימות ורק בצורה כזאת הר״ר סרה).</w:t>
-      </w:r>
-    </w:p>
-    <w:p>
-      <w:pPr>
-        <w:pStyle w:val="Body"/>
-        <w:bidi/>
-      </w:pPr>
-      <w:r>
-        <w:rPr>
-          <w:rStyle w:val="LeadWord"/>
-        </w:rPr>
-        <w:t xml:space="preserve">אמנם</w:t>
-      </w:r>
-      <w:r>
-        <w:t xml:space="preserve"> כתב הביה״ל שבדיעבד גם אם נטל לא בסירוגין ונגע בדבר מאכל יש להקל ולנקוט שהר״ר סרה מידיו גם בצורה כזאת כלומר ודאי שלכתחילה צריך שלימות של הסרת הר״ר וזה ע״י שעושה בסירוגין אבל ודאי שעיקר התוקף של הר״ר סרה בגלל עצם הנטילה של ג״פ.</w:t>
-      </w:r>
-    </w:p>
-    <w:p>
-      <w:pPr>
-        <w:pStyle w:val="Body"/>
-        <w:bidi/>
-      </w:pPr>
-      <w:r>
-        <w:rPr>
-          <w:rStyle w:val="LeadWord"/>
-        </w:rPr>
-        <w:t xml:space="preserve">ומאחר</w:t>
-      </w:r>
-      <w:r>
-        <w:t xml:space="preserve"> שנקטינן שעצם התוקף של הר״ר סרה בנטילת ג״פ אפי׳ לא לסירוגין א״כ יוצא מזה שגם אם נטל יד אחת ג״פ אז יצא התוקף של הר״ר מאותו היד ואין נטילה לסירוגין לעיכובא.</w:t>
-      </w:r>
-    </w:p>
-    <w:p>
-      <w:pPr>
-        <w:pStyle w:val="Body"/>
-        <w:bidi/>
-      </w:pPr>
-      <w:r>
-        <w:rPr>
-          <w:rStyle w:val="LeadWord"/>
-        </w:rPr>
-        <w:t xml:space="preserve">והנה</w:t>
-      </w:r>
-      <w:r>
-        <w:t xml:space="preserve"> בפשטות צריך ג״פ וא״צ כלי וכח גברא, אלא שיעוין בשו״ע בסעיף י״ב שכתב להסתפק אם נטל ידיו ב-ג׳ מימות מחולפים האם מועיל להסיר את הר״ר או לא (כלומר פשיטא ליה להשו״ע שלא מועיל ליטול ידיו ג״פ מאותו הכלי כי מאחר שנטל פעם אחת והשתמש במים להסיר את הר״ר אז זה נחשב כמים שעומדים לשפיכה שאין להם חשיבות להסיר את הר״ר) ושורש הספק עיין בב״י שדן בדברי הזוהר שכותב שהטומאה של השינה היא טומאה שצריך להסירה ע״י ג״פ וכאשר מערה על ידיו ג״פ אז היא סרה אז הסתפק הב״י האם מש״כ הזוהר וכאשר מערה על ידיו זה בדוקא או לא, ולכן כאן בשו״ע כתב שיש להסתפק.</w:t>
-      </w:r>
-    </w:p>
-    <w:p>
-      <w:pPr>
-        <w:pStyle w:val="Body"/>
-        <w:bidi/>
-      </w:pPr>
-      <w:r>
-        <w:rPr>
-          <w:rStyle w:val="LeadWord"/>
-        </w:rPr>
-        <w:t xml:space="preserve">(א״ה,</w:t>
-      </w:r>
-      <w:r>
-        <w:t xml:space="preserve"> יש לפרש בכוונת הב״י שמאחר ונזכר בזוהר שם שהטהרה של הידים היא בבחינת והיזה הטהור על הטמא ולכן יש להקפיד ליטול ידיו דוקא מאדם טהור א״כ חזינן שאין כאן רק נושא של שרית ידים במים אלא יש נושא של טהרה שאדם מטהר את השני וצורת הטהרה היא ע״י מים א״כ חזינן שהגברא שותף בכח הטהרה מהר״ר וא״כ צריך דוקא עירוי כי בעירוי הגברא שופך את המים וגורם לטהרה).</w:t>
-      </w:r>
-    </w:p>
-    <w:p>
-      <w:pPr>
-        <w:pStyle w:val="Body"/>
-        <w:bidi/>
-      </w:pPr>
-      <w:r>
-        <w:rPr>
-          <w:rStyle w:val="LeadWord"/>
-        </w:rPr>
-        <w:t xml:space="preserve">והצד</w:t>
-      </w:r>
-      <w:r>
-        <w:t xml:space="preserve"> מעלה שיש בעירוי יותר ממטביל את ידיו זה שבעירוי יש כח גברא וזה גופא מסתפק השו״ע האם בעינן כח גברא או לא.</w:t>
-      </w:r>
-    </w:p>
-    <w:p>
-      <w:pPr>
-        <w:pStyle w:val="Body"/>
-        <w:bidi/>
-      </w:pPr>
-      <w:r>
-        <w:rPr>
-          <w:rStyle w:val="LeadWord"/>
-        </w:rPr>
-        <w:t xml:space="preserve">ויש</w:t>
-      </w:r>
-      <w:r>
-        <w:t xml:space="preserve"> להוסיף שגם אם צריך כח גברא סגי לסגור הברז ולפותחו ג״פ וא״צ כלי אלא שהחיד״א במחזיק ברכה והביאו השע״ת בס״ק י״ב שמשמע מדבריו שהר״ר של השינה מפני חומרתה אז צריך גם כלי.</w:t>
-      </w:r>
-    </w:p>
-    <w:p>
-      <w:pPr>
-        <w:pStyle w:val="SubHeading"/>
-        <w:bidi/>
-      </w:pPr>
-      <w:r>
-        <w:t xml:space="preserve">בענין הסרת שאר רוח רעה</w:t>
-      </w:r>
-    </w:p>
-    <w:p>
-      <w:pPr>
-        <w:pStyle w:val="Body"/>
-        <w:bidi/>
-      </w:pPr>
-      <w:r>
-        <w:rPr>
-          <w:rStyle w:val="LeadWord"/>
-        </w:rPr>
-        <w:t xml:space="preserve">והנה</w:t>
-      </w:r>
-      <w:r>
-        <w:t xml:space="preserve"> בשו״ע בסימן י״ח כתב מספר דברים הצריכים נטילה וענינם בפשוטו הוא משום ר״ר ולא רק נקיות בעלמא והראיה ממה שכתוב בשו״ע שאם לא עשה את זה אז אם ת״ח הוא משכח תלמודו ואם ע״ה הו אמשטתה וע״כ שזה ענין שהר״ר נדבקת בו וגורמת לו דברים אלו.</w:t>
-      </w:r>
-    </w:p>
-    <w:p>
-      <w:pPr>
-        <w:pStyle w:val="Body"/>
-        <w:bidi/>
-      </w:pPr>
-      <w:r>
-        <w:rPr>
-          <w:rStyle w:val="LeadWord"/>
-        </w:rPr>
-        <w:t xml:space="preserve">ועוד ראיה</w:t>
-      </w:r>
-      <w:r>
-        <w:t xml:space="preserve"> שזה לא משום נקיות מזה שצריך נטילה גמורה אם נגע בטינופת וכו׳ ולכאו׳ אם זה רק ענין לנקות את ידו אז שינקה רק את המקום המלוכלך ולא צריך נטילה גמורה אבל אם בגלל הנגיעה במקום הטינופת אז מגיעה ר״ר אז כדי לסלק את זה צריך נטילה גמורה.</w:t>
-      </w:r>
-    </w:p>
-    <w:p>
-      <w:pPr>
-        <w:pStyle w:val="Body"/>
-        <w:bidi/>
-      </w:pPr>
-      <w:r>
-        <w:rPr>
-          <w:rStyle w:val="LeadWord"/>
-        </w:rPr>
-        <w:t xml:space="preserve">ויש</w:t>
-      </w:r>
-      <w:r>
-        <w:t xml:space="preserve"> להעיר שכתב המשנ״ב שם שיש דברים שצריכים נטילה משום ר״ר כגון הקם מן המיטה וההולך בין המתים והנוגע במת </w:t>
-      </w:r>
-      <w:r>
-        <w:rPr>
-          <w:rStyle w:val="SmallSource"/>
-        </w:rPr>
-        <w:t xml:space="preserve">(וה״ה נכנס לד״א, פמ״ג)</w:t>
-      </w:r>
-      <w:r>
-        <w:t xml:space="preserve"> והנכנס לביה״כ ולבית המרחץ ויש דברים שצריכים נטילה משום נקיות והם הנוגע במקומות המכוסים שבגופו והנוגע ברגליו והחולץ מנעליו והחופף ראשו וכו׳ והנפק״מ אם זה ר״ר או משום נקיות שאם זה משום ר״ר אז יש להיזהר להזדרז וליטול ידיו ולא להשאיר את רוח הטומאה על ידיו (וכמו שהתבאר למעלה לגבי הנטילה של קם ממטתו שיש להקפיד ליטול ידיו מיד ולא לשהות או ללכת עם הר״ר על ידיו) אבל אם זה משום נקיות אז א״צ להיזדרז וליטול ידיו וא״כ שמעינן מדברי המשנ״ב שיש דברים שהם משום נקיות?</w:t>
-      </w:r>
-    </w:p>
-    <w:p>
-      <w:pPr>
-        <w:pStyle w:val="Body"/>
-        <w:bidi/>
-      </w:pPr>
-      <w:r>
-        <w:rPr>
-          <w:rStyle w:val="LeadWord"/>
-        </w:rPr>
-        <w:t xml:space="preserve">ויש</w:t>
-      </w:r>
-      <w:r>
-        <w:t xml:space="preserve"> לומר שכוונת המשנ״ב שודאי שכל סעיף י״ח מיירי מצד רוח רעה אבל יש ב׳ סוגי ר״ר יש ר״ר שמגיעה בגלל שהיה במקום שר״ר נמצאת שם כגון בית הקברות שזה מקום שהחיצונים נמצאים שם ואז כשיוצא הוא צריך להסיר איזה ר״ר שנדבקה בו בגלל שהיה במקום טומאה, אבל יש ר״ר שבעצם אין בה </w:t>
-      </w:r>
-      <w:r>
-        <w:rPr>
-          <w:rStyle w:val="BodyBold"/>
-        </w:rPr>
-        <w:t xml:space="preserve">כעת</w:t>
-      </w:r>
-      <w:r>
-        <w:t xml:space="preserve"> ר״ר כי </w:t>
-      </w:r>
-      <w:r>
-        <w:rPr>
-          <w:rStyle w:val="BodyBold"/>
-        </w:rPr>
-        <w:t xml:space="preserve">כעת</w:t>
-      </w:r>
-      <w:r>
-        <w:t xml:space="preserve"> זה רק טיופת גרידא ואין איסור לא להשהות טינופת על ידיו אבל אם ישהה את הטינופת על ידיו ולא יקפיד על נטילה כלל אז ידיו יהיו מקום טינופת ועל מקום טינופת כזה החיצונים נדבקים כמו שבבית הכסא יש ר״ר ולכן צריך נטילה כדין לצחצח ידיו שלא יהיו מאוסות.</w:t>
-      </w:r>
-    </w:p>
-    <w:p>
-      <w:pPr>
-        <w:pStyle w:val="Body"/>
-        <w:bidi/>
-      </w:pPr>
-      <w:r>
-        <w:rPr>
-          <w:rStyle w:val="LeadWord"/>
-        </w:rPr>
-        <w:t xml:space="preserve">אבל</w:t>
-      </w:r>
-      <w:r>
-        <w:t xml:space="preserve"> כאשר אין על ידיו דבר טינופת ומיאוס (מיאוס מוגדר דבר עיפוש או הפרשות שאדם מפריש מגופו ויש לציין שיש ב׳ סוגי הפרשות יש הפרשות שיסודן מיאוס כגון צואה ומ״ר או צואת האוזן והאף ולכן בעצם הנגיעה בהם חשיב שנגע במקום הטינופת אמנם יש הפרשות שאינם מיאוס כגון זיעה שרק כאשר המקום מכוסה אז הזיעה מסרחת אז והנוגע בה צריך ליטול ידיו). ויש על ידיו רק לכלוך של טיט כאן זה לא דבר טינופת שיש ע״ז חיצונים אלא זה רק לכלוך שיש להסירו ולכן גם אם לא נטל אין חכמתו מסתלקת הימנו ולכן גם א״צ נטילת כל היד אלא רק מקום הליכלוך.</w:t>
-      </w:r>
-    </w:p>
-    <w:p>
-      <w:pPr>
-        <w:pStyle w:val="Body"/>
-        <w:bidi/>
-      </w:pPr>
-      <w:r>
-        <w:rPr>
-          <w:rStyle w:val="LeadWord"/>
-        </w:rPr>
-        <w:t xml:space="preserve">ויש</w:t>
-      </w:r>
-      <w:r>
-        <w:t xml:space="preserve"> ראיה מפורשת להנ״ל שהנה כתב השו״ע שהנוגע בכינה צריך נטילה וכתב ע״ז המשנ״ב שדוקא כינה אבל פרעוש אפשר שסגי בנקיון בעלמא ובטעם החילוק עיין שע״ת ס״ק שכתב שכינה יסודה מהזיעה של בנ״א א״כ נולדה מריבוי זיעה וזוהמת האדם ולכן היא מוגדרת דבר טינוף וצריך ע״ז נטילה בדוקא אבל פרעוש שלא מגיע מדבר טינוף אז בזה מספיק נקיות וגדר נקיות זה הסרה להסיר הלכלוך וא״כ חזינן להדיא שעל דבר טינוף שייך ר״ר וצריך נטילה אבל דבר לכלוך א״צ נטילה אלא הסרה ולכן א״צ את כל היד אלא רק את מקום הלכלוך.</w:t>
-      </w:r>
-    </w:p>
-    <w:p>
-      <w:pPr>
-        <w:pStyle w:val="Body"/>
-        <w:bidi/>
-      </w:pPr>
-      <w:r>
-        <w:rPr>
-          <w:rStyle w:val="LeadWord"/>
-        </w:rPr>
-        <w:t xml:space="preserve">והנה</w:t>
-      </w:r>
-      <w:r>
-        <w:t xml:space="preserve"> בכל ר״ר צריך נטילה והיינו שטיפת ידיו במים ורק לענין קם מהמיטה צריך נטילה ג״פ כי מפורש בגמ׳ שמקפדת ע״ע לא להסתלק בלי נטילה ג״פ ומשמע מזה שכל ר״ר א״צ ג״פ.</w:t>
-      </w:r>
-    </w:p>
-    <w:p>
-      <w:pPr>
-        <w:pStyle w:val="Body"/>
-        <w:bidi/>
-      </w:pPr>
-      <w:r>
-        <w:rPr>
-          <w:rStyle w:val="LeadWord"/>
-        </w:rPr>
-        <w:t xml:space="preserve">אמנם</w:t>
-      </w:r>
-      <w:r>
-        <w:t xml:space="preserve"> המשנ״ב מביא דיעה שגם בהולך בין המתים וגם בנוגע במת צריך ג״פ וטעם הדבר הוא שכל הדברים האלו זה ר״ר שמגיעה בגלל טומאה משום דקם ממיטתו שצריך נטילה ג״פ שבגלל שטעם טעם מיתה יש לו טומאה וא״כ גם בהולך בין המתים ונוגע במת אז גם יסוד הענין זה טומאה וה״ה משמש מיטתו צריך ג״פ.</w:t>
-      </w:r>
-    </w:p>
-    <w:p>
-      <w:pPr>
-        <w:pStyle w:val="Body"/>
-        <w:bidi/>
-      </w:pPr>
-      <w:r>
-        <w:rPr>
-          <w:rStyle w:val="LeadWord"/>
-        </w:rPr>
-        <w:t xml:space="preserve">ויש</w:t>
-      </w:r>
-      <w:r>
-        <w:t xml:space="preserve"> עוד דיעה שמחמירה יותר שגם ביוצא מבית הכסא צריך ג״פ, כך הובא במחזיק ברכה והוסיף המחזיק ברכה שגם בנוטל ציפורניו יש לו ליטול ג״פ ואפשר שמה שהמשנ״ב לא העתיק שהנוטל ציפורניו צריך נטילה ג״פ זה משום שאין לזה טעם ע״פ הפשט אלא רק לפי הסוד וכמפורש בבא״ח בפרשת תולדות אות י״ז ולפי״ז גם המסתפר יש לו ליטול ג״פ כי מבואר בשו״ע שהר״ר של המסתפר יותר גדולה מהנוטל ציפורניו שהמסתפר ולא נטל ידיו מפחד ג׳ ימים ואילו בנוטל ציפורניו מפחד יום אחד, ולגבי בית המרחץ זה מוזכר רק בבא״ח ורק בלשון של המחמיר תע״ב אבל אין חובה כמו בביה״כ ונראה לומר משום שביה״כ הרבה יותר מזוהם מבית המרחץ שהרי הטינוף של בית המרחץ זה בגלל שהוא מקום זיעה וזיעה זה טינופת יותר קלה מצואה וממי רגלים שהרי בזיעה מועטת א״צ ליטול ידיו אא״כ היתה במקום מכוסה אבל בצואה ובמי רגלים צריך ליטול ידיו אפי׳ בכמות קטנה מאד וא״כ מאחר שבית הכסא הוא מקום יותר מזוהם לכן יש שם יותר ר״ר ולכן יש יותר חיוב ליטול ג״פ.</w:t>
-      </w:r>
-    </w:p>
-    <w:p>
-      <w:pPr>
-        <w:pStyle w:val="Body"/>
-        <w:bidi/>
-      </w:pPr>
-      <w:r>
-        <w:rPr>
-          <w:rStyle w:val="LeadWord"/>
-        </w:rPr>
-        <w:t xml:space="preserve">אבל</w:t>
-      </w:r>
-      <w:r>
-        <w:t xml:space="preserve"> לכולי עלמא ר״ר שיסודה משום זיעה וטינופת כגון החולץ מנעליו והנגוע ברגליו והנגוע בגופו ולא משום שנכנס למקום שר״ר שורה שם בזה לכו״ע מספיק רחיצה כי יסוד הר״ר בזה הוא לא משום ר״ר שיש כעת אלא שיש להיזהר לסלק את הטינופת מידיו </w:t>
-      </w:r>
-      <w:r>
-        <w:rPr>
-          <w:rStyle w:val="BodyBold"/>
-        </w:rPr>
-        <w:t xml:space="preserve">כדי</w:t>
-      </w:r>
-      <w:r>
-        <w:t xml:space="preserve"> שידיו לא יהיו מקום טינופת ולא תשרה ר״ר על ידיו.</w:t>
-      </w:r>
-    </w:p>
-    <w:p>
-      <w:pPr>
-        <w:pStyle w:val="Body"/>
-        <w:bidi/>
-      </w:pPr>
-      <w:r>
-        <w:rPr>
-          <w:rStyle w:val="LeadWord"/>
-        </w:rPr>
-        <w:t xml:space="preserve">והנה</w:t>
-      </w:r>
-      <w:r>
-        <w:t xml:space="preserve"> אע״פ שיש דיעה המחמירה גם בבית הכסא אבל מה שכתבנו למעלה שיש מקפידים ליטול ג״פ ע״י </w:t>
-      </w:r>
-      <w:r>
-        <w:rPr>
-          <w:rStyle w:val="BodyBold"/>
-        </w:rPr>
-        <w:t xml:space="preserve">כלי</w:t>
-      </w:r>
-      <w:r>
-        <w:t xml:space="preserve"> זה דוקא בנטילה של קם ממיטתו שזה הטומאה הכי חמורה אבל בשאר דברים א״צ כלי וכן משמע השע״ת שמביא את החיד״א במחב״ר אלא שכתב הבא״ח שהיוצא מביהכ״ס יש לו להקפיד גם ליטול ידיו שיעור רביעית.</w:t>
-      </w:r>
-    </w:p>
-    <w:p>
-      <w:pPr>
-        <w:pStyle w:val="Body"/>
-        <w:bidi/>
-      </w:pPr>
-      <w:r>
-        <w:rPr>
-          <w:rStyle w:val="LeadWord"/>
-        </w:rPr>
-        <w:t xml:space="preserve">בענין</w:t>
-      </w:r>
-      <w:r>
-        <w:t xml:space="preserve"> האיסור ליגוע בדברי מאכל ובגופו קודם נטילת ידים</w:t>
-      </w:r>
-    </w:p>
-    <w:p>
-      <w:pPr>
-        <w:pStyle w:val="Body"/>
-        <w:bidi/>
-      </w:pPr>
-      <w:r>
-        <w:rPr>
-          <w:rStyle w:val="LeadWord"/>
-        </w:rPr>
-        <w:t xml:space="preserve">איתא</w:t>
-      </w:r>
-      <w:r>
-        <w:t xml:space="preserve"> בגמ׳ בשבת דף ק״ח ע״ב יד לאוזן תקצץ יד לחוטם תקצץ יד לעין תקצץ יד לפה תקצץ ובהמשך מפורש בגמ׳ איזה היזק יכול להיות לאיברים הללו.</w:t>
-      </w:r>
-    </w:p>
-    <w:p>
-      <w:pPr>
-        <w:pStyle w:val="Body"/>
-        <w:bidi/>
-      </w:pPr>
-      <w:r>
-        <w:rPr>
-          <w:rStyle w:val="LeadWord"/>
-        </w:rPr>
-        <w:t xml:space="preserve">ומבואר</w:t>
-      </w:r>
-      <w:r>
-        <w:t xml:space="preserve"> במשנ״ב לקמן סימן מ״ו סק״ו שאם נוגע ע״י בגד אז אין קפידא וכן מוכח בגמ׳ בברכות דף ס׳.</w:t>
-      </w:r>
-    </w:p>
-    <w:p>
-      <w:pPr>
-        <w:pStyle w:val="Body"/>
-        <w:bidi/>
-      </w:pPr>
-      <w:r>
-        <w:rPr>
-          <w:rStyle w:val="LeadWord"/>
-        </w:rPr>
-        <w:t xml:space="preserve">ובגמ׳</w:t>
-      </w:r>
-      <w:r>
-        <w:t xml:space="preserve"> שם איתא יד לחסודה </w:t>
-      </w:r>
-      <w:r>
-        <w:rPr>
-          <w:rStyle w:val="SmallSource"/>
-        </w:rPr>
-        <w:t xml:space="preserve">(פירוש מקום שממנו מקיזים דם)</w:t>
-      </w:r>
-      <w:r>
-        <w:t xml:space="preserve"> עוד יד לאמה תקצץ יד לפי טבעת תקצץ יד לגיגית תקצץ, ונח׳ הראשונים מה דאיתא בגמ׳ יד לחסודה יד לאמה יד לפי טבעת יד לגיגית האם זה נאמר לגבי נגיעה בידים שלא עשו בהם נטילה או מדובר על סתם נגיעה, והנפק״מ האם האיסור נגיעה ב-ד׳ הדברים האלו זה איסור נגיעה אפי׳ בדרך עראי ולרגע אחד או שהאיסור הוא משמוש שאם נאמר שמיירי בידים שאינם נטולות וסיבת האיסור מצד הכח טומאה שיש על הידים א״כ זה אסור אפי׳ בנגיעה גרידא וסיבת האיסור כשנגוע בנקב שבגוף אז הטומאה מזיקה ע״י הנקב לכל הנקבים שבגוף, אבל אם לא מיירי בידים שאינם נטולות אז ע״כ מיירי מצד משמוש הידים דהיינו שהמשמוש גורם נזק לאותם איברים ומשמוש הכוונה לא נגיעה עראית אלא בצורה קבועה.</w:t>
-      </w:r>
-    </w:p>
-    <w:p>
-      <w:pPr>
-        <w:pStyle w:val="Body"/>
-        <w:bidi/>
-      </w:pPr>
-      <w:r>
-        <w:rPr>
-          <w:rStyle w:val="LeadWord"/>
-        </w:rPr>
-        <w:t xml:space="preserve">וממחלוקת</w:t>
-      </w:r>
-      <w:r>
-        <w:t xml:space="preserve"> זו יוצאה עוד נפק״מ האם מש״כ שיד לגיגית של שכר תקצץ כי גורם הפסד לגיגית האם זה מצד שהכח טומאה פוסל את הגיגית או שזה משהו מציאותי כי נגיעה תמידית בידים גורמת שלא יוכלו להשתמש בשכר.</w:t>
-      </w:r>
-    </w:p>
-    <w:p>
-      <w:pPr>
-        <w:pStyle w:val="Body"/>
-        <w:bidi/>
-      </w:pPr>
-      <w:r>
-        <w:rPr>
-          <w:rStyle w:val="LeadWord"/>
-        </w:rPr>
-        <w:t xml:space="preserve">להלכה</w:t>
-      </w:r>
-      <w:r>
-        <w:t xml:space="preserve"> פסק השו״ע כדעת רש״י שסיבת האיסור בדברים אלו זה רק מצד הנגיעה הקבועה אבל בנגיעה גרידא אין לאסור אמנם המשנ״ב מביא שיש הרבה אחרונים שפוסקים כשאר הראשונים שסיבת האיסור היא מצד הכח טומאה ואסור אפי׳ בנגיעה מקרית וא״כ גם נגיעה מקרית בגיגית שכר פוסל את הגיגית.</w:t>
-      </w:r>
-    </w:p>
-    <w:p>
-      <w:pPr>
-        <w:pStyle w:val="Body"/>
-        <w:bidi/>
-      </w:pPr>
-      <w:r>
-        <w:rPr>
-          <w:rStyle w:val="LeadWord"/>
-        </w:rPr>
-        <w:t xml:space="preserve">ומבואר</w:t>
-      </w:r>
-      <w:r>
-        <w:t xml:space="preserve"> בפוסקים שאמנם בכל דברי מאכל הרוח רעה יכולה לשרות ולהזיק אבל זה לא ברמה של חמירא סכנתא כמו שיש בגיגית של שכר ובגיגית של שכר זה חמור עד כדי שצריך לשפוך את זה אבל בכל דבר לא כי רק מה שנזכר בגמ׳ שאסור אז זה פסול אפי׳ בדיעבד אבל בדבר שלא נזכר בגמ׳ אז אמנם יש ר״ר אבל לא פסול בדיעבד. וכ״פ המשנ״ב שגם להשיטות שגיגית של שכר שצריך לשפוך אותה מיירי על נגיעה בידים שאינם נטולות אבל זה דוקא בגיגית של שכר שנזכר בגמ׳ אבל בכל דבר מאכל אז בדיעבד לא צריך לזרקו.</w:t>
-      </w:r>
-    </w:p>
-    <w:p>
-      <w:pPr>
-        <w:pStyle w:val="Body"/>
-        <w:bidi/>
-      </w:pPr>
-      <w:r>
-        <w:rPr>
-          <w:rStyle w:val="LeadWord"/>
-        </w:rPr>
-        <w:t xml:space="preserve">ועיין</w:t>
-      </w:r>
-      <w:r>
-        <w:t xml:space="preserve"> בח״א כלל ב׳ סעיף ב׳ שנכדו הביא לו ראיה שסתם ר״ר לא פוסלת בדיעבד וא״כ רק היכא שנזכר בגמ׳ להדיא שזה סכנה רק אז צריך לחשוש לענין דיעבד.</w:t>
-      </w:r>
-    </w:p>
-    <w:p>
-      <w:pPr>
-        <w:pStyle w:val="Body"/>
-        <w:bidi/>
-      </w:pPr>
-      <w:r>
-        <w:rPr>
-          <w:rStyle w:val="LeadWord"/>
-        </w:rPr>
-        <w:t xml:space="preserve">אמנם</w:t>
-      </w:r>
-      <w:r>
-        <w:t xml:space="preserve"> הכה״ח באות כ׳ כתב שירא שמים יחמיר ע״ע כי מאחר ויש כאן עכ״פ ר״ר אז אע״פ שאינה חמורה כ״כ שפוסלת בדיעבד אבל ירא שמים יש לו ל חשוש גם מרמה כזאת של ר״ר.</w:t>
-      </w:r>
-    </w:p>
-    <w:p>
-      <w:pPr>
-        <w:pStyle w:val="Body"/>
-        <w:bidi/>
-      </w:pPr>
-      <w:r>
-        <w:rPr>
-          <w:rStyle w:val="LeadWord"/>
-        </w:rPr>
-        <w:t xml:space="preserve">אמנם</w:t>
-      </w:r>
-      <w:r>
-        <w:t xml:space="preserve"> אם אפשר ליטול ג״פ את המאכל אז אפשר לאוכלו לכתחילה.</w:t>
-      </w:r>
-    </w:p>
-    <w:p>
-      <w:pPr>
-        <w:pStyle w:val="Body"/>
-        <w:bidi/>
-      </w:pPr>
-      <w:r>
-        <w:rPr>
-          <w:rStyle w:val="LeadWord"/>
-        </w:rPr>
-        <w:t xml:space="preserve">ובילד</w:t>
-      </w:r>
-      <w:r>
-        <w:t xml:space="preserve"> קטן שנגע בדבר מאכל יש להסתפק מאוד משום שגם הפמ״ג שכתב שילדים קטנים יש לרחוץ את ידיהם כתב בלשון </w:t>
-      </w:r>
-      <w:r>
-        <w:rPr>
-          <w:rStyle w:val="BodyBold"/>
-        </w:rPr>
-        <w:t xml:space="preserve">ראוי</w:t>
-      </w:r>
-      <w:r>
-        <w:t xml:space="preserve"> לרחוץ את ידיהם כי חמירא סכנתא מאיסורא, וא״כ יש לספק מה הדין בדיעבד.</w:t>
-      </w:r>
-    </w:p>
-    <w:p>
-      <w:pPr>
-        <w:pStyle w:val="Body"/>
-        <w:bidi/>
-      </w:pPr>
-      <w:r>
-        <w:rPr>
-          <w:rStyle w:val="LeadWord"/>
-        </w:rPr>
-        <w:t xml:space="preserve">ועיין</w:t>
-      </w:r>
-      <w:r>
-        <w:t xml:space="preserve"> בשו״ע הגר״ז מהדו״ב סעיף ב׳ שכתב שהקטנים לא פוסלים האוכלים בנגיעתם והטעם משום שעיקר טעם הנטילה זה בגלל שנתפסים החיצונים באדם בשעת השינה וכל מה שנתפסים החיצונים זה בגלל שרוצים יניקה מקדושת האיש הישראל ולכן בנכרי כה״ג א״צ נטילה כי אין לו נפש קדושה, ומאחר שעיקר כניסת הנפש באיש הישראלי זה רק מ-י״ג שנים ויום אחד לכן רק מזמן זה הוא מטמא במגעו, וא״כ לדבריו יש מקום להקל לענין דיעבד ובפרט של פמ״ג לא פסיקא ליה, אמנם לענין מש״כ הכה״ח שירא שמים יחמיר ע״ע מסתבר שגם בזה יש לו לירא שמים להחמיר ע״ע.</w:t>
-      </w:r>
-    </w:p>
-    <w:p>
-      <w:pPr>
-        <w:pStyle w:val="Body"/>
-        <w:bidi/>
-      </w:pPr>
-      <w:r>
-        <w:rPr>
-          <w:rStyle w:val="LeadWord"/>
-        </w:rPr>
-        <w:t xml:space="preserve">ובענין</w:t>
-      </w:r>
-      <w:r>
-        <w:t xml:space="preserve"> מי שהכניס דבר מאכל לביהכ״ס אז מסתברא שחלה עליו ר״ר וצריך לנוטלו ג״פ כמו אדם שנכנס לביהכ״ס שחלה ר״ר עליו וצריך ליטול ידים, אמנם אין זה פוסל בדיעבד וכמו שכתבנו לעיל שכשלא נזכר בגמ׳ שפוסל אז זה לא פוסל בדיעבד.</w:t>
-      </w:r>
-    </w:p>
-    <w:p>
-      <w:pPr>
-        <w:pStyle w:val="Body"/>
-        <w:bidi/>
-      </w:pPr>
-      <w:r>
-        <w:rPr>
-          <w:rStyle w:val="LeadWord"/>
-        </w:rPr>
-        <w:t xml:space="preserve">לענין</w:t>
-      </w:r>
-      <w:r>
-        <w:t xml:space="preserve"> גיגית,</w:t>
-      </w:r>
-    </w:p>
-    <w:p>
-      <w:pPr>
-        <w:pStyle w:val="Body"/>
-        <w:bidi/>
-      </w:pPr>
-      <w:r>
-        <w:rPr>
-          <w:rStyle w:val="LeadWord"/>
-        </w:rPr>
-        <w:t xml:space="preserve">ובענין</w:t>
-      </w:r>
-      <w:r>
-        <w:t xml:space="preserve"> מי שנכנס לביהכ״ס ואח״כ נגע בדבר מאכל נראה שמותר לאוכלו לכתחילה משום שכל הענין של הנוגע בדבר מאכל קודם נט״י שיש ע״ז ר״ר נאמר דוקא על נט״י של שחרית שזה כח טומאה חמורה שיש כח בר״ר שעל ידיו להשפיע במה שנוגע אבל כאשר זה ר״ר שאינה חמורה כ״כ אז אמנם יש ר״ר על ידיו וצריך להיטהר ממנה אבל אין כ״כ חומרא לר״ר שעל ידיו שתוכל להשפיע במה שנוגע בו.</w:t>
-      </w:r>
-    </w:p>
-    <w:p>
-      <w:pPr>
-        <w:pStyle w:val="Body"/>
-        <w:bidi/>
-      </w:pPr>
-      <w:r>
-        <w:rPr>
-          <w:rStyle w:val="LeadWord"/>
-        </w:rPr>
-        <w:t xml:space="preserve">ויש</w:t>
-      </w:r>
-      <w:r>
-        <w:t xml:space="preserve"> להביא לזה ראיה ממה שכתב הבא״ח פרשת תולדות אות י״ג ואות ט״ז שהדין של מי נטילה שמזיקים להדורך עליהם נאמר דוקא לגבי מי נטילה של קם משנתו שחרית שבזה הר״ר חמורה מאוד אבל בשאר ר״ר בזה אין טומאה במי הנטילה, ולכאורה הרי מי הנטילה נגעו בידיו ועל ידיו יש הרי ר״ר א״כ מדוע הר״ר לא עוברת למי הנטילה ושמעינן מיניה שהר״ר של בית הכסא פחות חמורה ואינה מטמאת להנוגע בה</w:t>
-      </w:r>
-      <w:r>
-        <w:rPr>
-          <w:rStyle w:val="FootnoteReference"/>
-        </w:rPr>
-        <w:footnoteReference w:id="5"/>
-      </w:r>
-      <w:r>
-        <w:t xml:space="preserve">.</w:t>
-      </w:r>
-    </w:p>
-    <w:p>
-      <w:pPr>
-        <w:pStyle w:val="Body"/>
-        <w:bidi/>
-      </w:pPr>
-      <w:r>
-        <w:rPr>
-          <w:rStyle w:val="LeadWord"/>
-        </w:rPr>
-        <w:t xml:space="preserve">סעיף ט׳:</w:t>
-      </w:r>
-      <w:r>
-        <w:t xml:space="preserve"> מים של נט״י שחרית אסור להינות מהם ולא ישפכם בבית ולא במקום שעוברים שם בנ״א.</w:t>
-      </w:r>
-    </w:p>
-    <w:p>
-      <w:pPr>
-        <w:pStyle w:val="Body"/>
-        <w:bidi/>
-      </w:pPr>
-      <w:r>
-        <w:rPr>
-          <w:rStyle w:val="LeadWord"/>
-        </w:rPr>
-        <w:t xml:space="preserve">כתב</w:t>
-      </w:r>
-      <w:r>
-        <w:t xml:space="preserve"> המשנ״ב ס״ק י״ח שאפי׳ ע״ג קיסמים אסור לשפוך אותם.</w:t>
-      </w:r>
-    </w:p>
-    <w:p>
-      <w:pPr>
-        <w:pStyle w:val="Body"/>
-        <w:bidi/>
-      </w:pPr>
-      <w:r>
-        <w:rPr>
-          <w:rStyle w:val="LeadWord"/>
-        </w:rPr>
-        <w:t xml:space="preserve">וכוונתו</w:t>
-      </w:r>
-      <w:r>
-        <w:t xml:space="preserve"> שמי נטילת ידים שחרית לא דמי למים אחרונים שאיתא בשו״ע לקמן סימן שאסור לשפוך אותם ע״ג קרקע ומשמע שבשופך לא ע״ג קרקע שרי אבל כאן אסור לשפוך במקום שעוברים שם בנ״א בין בנותן ע״ג קרקע ובין בנותן ע״ג דבר אחר.</w:t>
-      </w:r>
-    </w:p>
-    <w:p>
-      <w:pPr>
-        <w:pStyle w:val="Body"/>
-        <w:bidi/>
-      </w:pPr>
-      <w:r>
-        <w:rPr>
-          <w:rStyle w:val="LeadWord"/>
-        </w:rPr>
-        <w:t xml:space="preserve">ובטעם</w:t>
-      </w:r>
-      <w:r>
-        <w:t xml:space="preserve"> החילוק עיין מ״א ומחצה״ש לקמן שמים אחרונים טומאתן מגיעה רק כאשר נוגעים בקרקע אבל כאשר יש דבר אחר כגון קיסמים שמפסיקים אין בזה טומאה משא״כ מי הנטילה שטומאתן נובעת מחמת שקבלו טומאה מהידים א״כ מיד הם טמאים וא״צ לזה שום תנאי של נגיעה בקרקע.</w:t>
-      </w:r>
-    </w:p>
-    <w:p>
-      <w:pPr>
-        <w:pStyle w:val="Body"/>
-        <w:bidi/>
-      </w:pPr>
-      <w:r>
-        <w:rPr>
-          <w:rStyle w:val="LeadWord"/>
-        </w:rPr>
-        <w:t xml:space="preserve">עיין</w:t>
-      </w:r>
-      <w:r>
-        <w:t xml:space="preserve"> משנ״ב ס״ק י״ח שבגלל שאסור להינות מהם לכן אין ליתנם לפני בהמתו, יש להדגיש שאין כאן איסור הנאה אלא שבגלל שיש סכנה בשימוש במים אלו לכן אין ליתנם לבהמתו וכו׳ אבל בשימוש שאין בו סכנה כגון שמשתמש במים אלו לנקות את האסלה ומיד בשפיכתם הם נופלים לאסלה ומתבטלים אין איסור בכך אע״פ שזה הנאה לגביה.</w:t>
-      </w:r>
-    </w:p>
-    <w:p>
-      <w:pPr>
-        <w:pStyle w:val="Body"/>
-        <w:bidi/>
-      </w:pPr>
-      <w:r>
-        <w:rPr>
-          <w:rStyle w:val="LeadWord"/>
-        </w:rPr>
-        <w:t xml:space="preserve">בענין</w:t>
-      </w:r>
-      <w:r>
-        <w:t xml:space="preserve"> מתי סרה הר״ר מהידים ובענין האם אפשר לברך כשיש ר״ר על הידים:</w:t>
-      </w:r>
-    </w:p>
-    <w:p>
-      <w:pPr>
-        <w:pStyle w:val="Body"/>
-        <w:bidi/>
-      </w:pPr>
-      <w:r>
-        <w:rPr>
-          <w:rStyle w:val="LeadWord"/>
-        </w:rPr>
-        <w:t xml:space="preserve">הנה</w:t>
-      </w:r>
-      <w:r>
-        <w:t xml:space="preserve"> כתב המשנ״ב בסימן ד׳ סק״ב שיש לברך מיד אחר הנטילה קודם הניגוב אמנם יש מחמירים לא לברך קודם הניגוב כי ס״ל שאין ר״ר סרה מהידים אלא עד שינגב את ידיו.</w:t>
-      </w:r>
-    </w:p>
-    <w:p>
-      <w:pPr>
-        <w:pStyle w:val="Body"/>
-        <w:bidi/>
-      </w:pPr>
-      <w:r>
-        <w:rPr>
-          <w:rStyle w:val="LeadWord"/>
-        </w:rPr>
-        <w:t xml:space="preserve">והנה</w:t>
-      </w:r>
-      <w:r>
-        <w:t xml:space="preserve"> ביאור מח׳ היא האם הר״ר סרה ע״י הנטילה ומסתלקת לגמרי וכן דעת האריז״ל או שהר״ר עוברת ע״י הנטילה מהידים למים וכן סובר הגר״א ולכן הצריך ליטול את ידיו פעם רביעית כדי להסיר את הר״ר </w:t>
-      </w:r>
-      <w:r>
-        <w:rPr>
-          <w:rStyle w:val="BodyBold"/>
-        </w:rPr>
-        <w:t xml:space="preserve">מהמים</w:t>
-      </w:r>
-      <w:r>
-        <w:t xml:space="preserve"> ועי״כ יוכל לברך קודם הניגוב.</w:t>
-      </w:r>
-    </w:p>
-    <w:p>
-      <w:pPr>
-        <w:pStyle w:val="Body"/>
-        <w:bidi/>
-      </w:pPr>
-      <w:r>
-        <w:rPr>
-          <w:rStyle w:val="LeadWord"/>
-        </w:rPr>
-        <w:t xml:space="preserve">ויש</w:t>
-      </w:r>
-      <w:r>
-        <w:t xml:space="preserve"> לציין שכל הנושא לא לברך ולדבר ד״ת ולהזכיר את השם כשיש ר״ר על הידים זה רק לפי הזוהר וכמו שמובא בכה״ח בסימן דידן ס״ק ע״ח אבל לפי הפשט אין איסור בזה וכל האיסור זה רק כשידיו מטונפות בדבר מיאוס.</w:t>
-      </w:r>
-    </w:p>
-    <w:p>
-      <w:pPr>
-        <w:pStyle w:val="Body"/>
-        <w:bidi/>
-      </w:pPr>
-      <w:r>
-        <w:rPr>
-          <w:rStyle w:val="LeadWord"/>
-        </w:rPr>
-        <w:t xml:space="preserve">וכמה</w:t>
-      </w:r>
-      <w:r>
-        <w:t xml:space="preserve"> ראיות לדבר:</w:t>
-      </w:r>
-    </w:p>
-    <w:p>
-      <w:pPr>
-        <w:pStyle w:val="Body"/>
-        <w:bidi/>
-      </w:pPr>
-      <w:r>
-        <w:rPr>
-          <w:rStyle w:val="LeadWord"/>
-        </w:rPr>
-        <w:t xml:space="preserve">א׳</w:t>
-      </w:r>
-      <w:r>
-        <w:rPr>
-          <w:rStyle w:val="LeadWord"/>
-        </w:rPr>
-        <w:t xml:space="preserve"> המשנ״ב</w:t>
-      </w:r>
-      <w:r>
-        <w:t xml:space="preserve"> בסימן א׳ ס״ק ב׳ שכתב המשנ״ב שאם קם משנתו ואין לו מים ליטול ידיו ג״פ כדין אל לו להמנע מד״ת בשביל זה אלא ינקה ידיו בכל מידי דמנקי ויברך וילמוד.</w:t>
-      </w:r>
-    </w:p>
-    <w:p>
-      <w:pPr>
-        <w:pStyle w:val="Body"/>
-        <w:bidi/>
-      </w:pPr>
-      <w:r>
-        <w:rPr>
-          <w:rStyle w:val="LeadWord"/>
-        </w:rPr>
-        <w:t xml:space="preserve">ויש</w:t>
-      </w:r>
-      <w:r>
-        <w:t xml:space="preserve"> לעיין לפי דעת הזוהר שיש קפידא לא לברך כשיש ר״ר על ידיו האם זה דוקא ר״ר החמורה של קם ממטתו או בכל ר״ר יש להקפיד. וצ״ע.</w:t>
-      </w:r>
-    </w:p>
-    <w:p>
-      <w:pPr>
-        <w:pStyle w:val="Body"/>
-        <w:bidi/>
-      </w:pPr>
-      <w:r>
-        <w:rPr>
-          <w:rStyle w:val="LeadWord"/>
-        </w:rPr>
-        <w:t xml:space="preserve">בענין</w:t>
-      </w:r>
-      <w:r>
-        <w:t xml:space="preserve"> גדר מקומות המכוסים שבגופו:</w:t>
-      </w:r>
-    </w:p>
-    <w:p>
-      <w:pPr>
-        <w:pStyle w:val="Body"/>
-        <w:bidi/>
-      </w:pPr>
-      <w:r>
-        <w:rPr>
-          <w:rStyle w:val="LeadWord"/>
-        </w:rPr>
-        <w:t xml:space="preserve">בשו״ע</w:t>
-      </w:r>
-      <w:r>
-        <w:t xml:space="preserve"> כתב שהנוגע שמקומות המכוסים שבגופו צריך נטילה, והטעם שדוקא מכוסים משום שכל היכא שזה לא מכוסה אז אע״פ שיש זיעה אבל מאחר שזה מקום מגולה ויש בו אויר אז הזיעה לא מסרחת וזה לא נהפך למקום טינופת אבל כשזה מכוסה אז זה נהפך לטינופת.</w:t>
-      </w:r>
-    </w:p>
-    <w:p>
-      <w:pPr>
-        <w:pStyle w:val="Body"/>
-        <w:bidi/>
-      </w:pPr>
-      <w:r>
-        <w:rPr>
-          <w:rStyle w:val="LeadWord"/>
-        </w:rPr>
-        <w:t xml:space="preserve">ויש</w:t>
-      </w:r>
-      <w:r>
-        <w:t xml:space="preserve"> לעיין מה הגדר של מקומות המכוסים שבגופו האם הולכים אחר כל אחד ואחד או שהולכים אחר מנהג המדינה מה הדרך להיות מגולה ומה הדרך להיות מכוסה.</w:t>
-      </w:r>
-    </w:p>
-    <w:p>
-      <w:pPr>
-        <w:pStyle w:val="Body"/>
-        <w:bidi/>
-      </w:pPr>
-      <w:r>
-        <w:rPr>
-          <w:rStyle w:val="LeadWord"/>
-        </w:rPr>
-        <w:t xml:space="preserve">והנה</w:t>
-      </w:r>
-      <w:r>
-        <w:t xml:space="preserve"> המשנ״ב ס״ק נ״ג העתיק את דברי המחצה״ש שכתב שהכל תלוי לפי מנהג המדינה אם דרך להיות מגולה או שהדרך להיות מכוסה.</w:t>
-      </w:r>
-    </w:p>
-    <w:p>
-      <w:pPr>
-        <w:pStyle w:val="Body"/>
-        <w:bidi/>
-      </w:pPr>
-      <w:r>
-        <w:rPr>
-          <w:rStyle w:val="LeadWord"/>
-        </w:rPr>
-        <w:t xml:space="preserve">ונמצא</w:t>
-      </w:r>
-      <w:r>
-        <w:t xml:space="preserve"> שאדם שדרכו לכסות גם מקומות שאין דרך בני מדינתו לכסותם אז זה נחשב מקום המגולה וא״צ ליטול אם נוגע באותם מקומות.</w:t>
-      </w:r>
-    </w:p>
-    <w:p>
-      <w:pPr>
-        <w:pStyle w:val="Body"/>
-        <w:bidi/>
-      </w:pPr>
-      <w:r>
-        <w:rPr>
-          <w:rStyle w:val="LeadWord"/>
-        </w:rPr>
-        <w:t xml:space="preserve">והדבר</w:t>
-      </w:r>
-      <w:r>
-        <w:t xml:space="preserve"> צ״ב הרי מאחר שהוא מכסה עכ״פ מקומות אלו א״כ הזיעה באותם מקומות שליט בה זוהמא כי יש עליה כיסוי ומאי אכפ״ל ששאר בנ״א אין דרכם לכסות?</w:t>
-      </w:r>
-      <w:r>
-        <w:rPr>
-          <w:rStyle w:val="FootnoteReference"/>
-        </w:rPr>
-        <w:footnoteReference w:id="6"/>
-      </w:r>
-    </w:p>
-    <w:p>
-      <w:pPr>
-        <w:pStyle w:val="Body"/>
-        <w:bidi/>
-      </w:pPr>
-      <w:r>
-        <w:rPr>
-          <w:rStyle w:val="LeadWord"/>
-        </w:rPr>
-        <w:t xml:space="preserve">ונראה</w:t>
-      </w:r>
-      <w:r>
-        <w:t xml:space="preserve"> לומר שבעצם השו״ע לא כתב שהנוגע בזיעה שבמקומות המכוסים יש לו ליטול ידיו אלא כתב הנוגע במקומות המכוסים כלומר גם אם התרחץ מיד עכשיו וודאי שאין עליו שום זיעה למרות זאת צריך ליטול ידיו אם נוגע שם והטעם משום ״לא פלוג״ כי מאחר שבדר״כ יש במקומות אלו זיעה לכן תיקנו חז״ל שכשאדם נוגע שם הוא צריך ליטול ידיו בכל גווני</w:t>
-      </w:r>
-      <w:r>
-        <w:rPr>
-          <w:rStyle w:val="FootnoteReference"/>
-        </w:rPr>
-        <w:footnoteReference w:id="7"/>
-      </w:r>
-      <w:r>
-        <w:t xml:space="preserve"> ודומיא דהנוגע במנעליו שגם אם אין על מנעליו שום לכלוך יש לו ליטול ידיו מצד לא פלוג וגדר מקומות המכוסים תלוי במנהג המקומות.</w:t>
-      </w:r>
-    </w:p>
-    <w:p>
-      <w:pPr>
-        <w:pStyle w:val="Body"/>
-        <w:bidi/>
-      </w:pPr>
-      <w:r>
-        <w:rPr>
-          <w:rStyle w:val="LeadWord"/>
-        </w:rPr>
-        <w:t xml:space="preserve">וכתבו</w:t>
-      </w:r>
-      <w:r>
-        <w:t xml:space="preserve"> הפוסקים שבנוגע במילמולי זיעה כשאינה על מקומות המכוסים כגון בנוגע בבגד שיש בו זיעה ממקומות המכוסים אבל זה לא על גופו א״צ ליטול ידיו וכ״כ הגרש״ז</w:t>
-      </w:r>
-      <w:r>
-        <w:rPr>
-          <w:rStyle w:val="FootnoteReference"/>
-        </w:rPr>
-        <w:footnoteReference w:id="8"/>
-      </w:r>
-      <w:r>
-        <w:t xml:space="preserve"> והגם שהכה״ח כתב בס״ק צ״ח שיש לו ליטול ידיו כוונת הכה״ח היא כשנוגע בבגד שיש בו הרבה זיעה לא מילמולי זיעה כי הרבה זיה זה דבר טינוף וכשנוגע בדבר טינוף יש לו ליטול ידיו אלא שלמקומות המכוסים היו צריכים עוד תקנה נפרדת ליטול תמיד בנוגע שם בגלל שבדר״כ המילמולי זיעה שם נהפכים לטינופת.</w:t>
-      </w:r>
-    </w:p>
-    <w:p>
-      <w:pPr>
-        <w:pStyle w:val="Body"/>
-        <w:bidi/>
-      </w:pPr>
-      <w:r>
-        <w:rPr>
-          <w:rStyle w:val="LeadWord"/>
-        </w:rPr>
-        <w:t xml:space="preserve">ויש</w:t>
-      </w:r>
-      <w:r>
-        <w:t xml:space="preserve"> להקשות היכא שמנהג רוב העולם לגלות מקום מסוים בגוף והוא דרכו לכסות מקום זה מדוע א״צ ליטול ידיו כשנוגע שם אמנם אין את תקנת חז״ל שתיקנו על מקומות המכוסים אבל יש ליטול ידיו מצד שנגע בזיעה עכ״פ?</w:t>
-      </w:r>
-    </w:p>
-    <w:p>
-      <w:pPr>
-        <w:pStyle w:val="Body"/>
-        <w:bidi/>
-      </w:pPr>
-      <w:r>
-        <w:rPr>
-          <w:rStyle w:val="LeadWord"/>
-        </w:rPr>
-        <w:t xml:space="preserve">ויש</w:t>
-      </w:r>
-      <w:r>
-        <w:t xml:space="preserve"> ליישב שהנה יעוין בשבט הלוי ח״ח סימן ב׳ אות א׳ שכתב שבמקומות המכוסים חז״ל תיקנו נטילה אפי׳ על מילמולי זיעה שזה מעט זיעה ואפי׳ שמילמולי זיעה לא מוגדרים כטינופת אבל מאחר שזה נמצא במקומות המכוסים אז זה נהפך לטינופת ויש ליטול ע״ז ידים.</w:t>
-      </w:r>
-    </w:p>
-    <w:p>
-      <w:pPr>
-        <w:pStyle w:val="Body"/>
-        <w:bidi/>
-      </w:pPr>
-      <w:r>
-        <w:rPr>
-          <w:rStyle w:val="LeadWord"/>
-        </w:rPr>
-        <w:t xml:space="preserve">א״כ</w:t>
-      </w:r>
-      <w:r>
-        <w:t xml:space="preserve"> נראה לומר שגדר תקנת חז״ל היא להחשיב את המעט זיעה שיש במקומות המכוסים באדם </w:t>
-      </w:r>
-      <w:r>
-        <w:rPr>
-          <w:rStyle w:val="BodyBold"/>
-        </w:rPr>
-        <w:t xml:space="preserve">כוודאי</w:t>
-      </w:r>
-      <w:r>
-        <w:t xml:space="preserve"> טינופת מאחר שבדר״כ מקומות אלו מכוסים וקרוב הדבר שזה יהפך לטינופת וא״כ נראה לומר שכאשר דרך אנשי המקום לגלות מקומות מסוימים בגוף ואותו אדם דרכו לכסות מקומות אלו אז אע״פ שאצלו יותר קרוב הדבר שהמעט זיעה שבמקומות שמכסה נהפכה לטינוף אבל זה לא ודאי טינוף כי זה רק מעט זיעה ולכן אצלו תלוי הדבר שאם מרגיש איזה דחיה מזיעה זו אז ע״כ שזה נהפך לטינופת </w:t>
-      </w:r>
-      <w:r>
-        <w:rPr>
-          <w:rStyle w:val="SmallSource"/>
-        </w:rPr>
-        <w:t xml:space="preserve">(כי זה ההגדרה של טינופת שזה מאוס אצל בנ״א)</w:t>
-      </w:r>
-      <w:r>
-        <w:t xml:space="preserve"> ולכן יש לו ליטול ידיו מצד הזיעה אע״פ שמצד המקום הרי נגע במקומות שמגולים אצל אנשי המקום אבל כאשר לא מרגיש שזה דבר טינוף אז א״צ ליטול כי לא מחזיקים בסתמא את המעט זיעה לדבר טינוף. ודו״ק.</w:t>
-      </w:r>
-    </w:p>
-    <w:p>
-      <w:pPr>
-        <w:pStyle w:val="Body"/>
-        <w:bidi/>
-      </w:pPr>
-      <w:r>
-        <w:rPr>
-          <w:rStyle w:val="LeadWord"/>
-        </w:rPr>
-        <w:t xml:space="preserve">ולחיבת</w:t>
-      </w:r>
-      <w:r>
-        <w:t xml:space="preserve"> הקודש נעתיק הערה נפלאה מהגרי״ש אלישיב זצוק״ל שהנוגע בתינוק במקומות שאין רגילות לכסות אותו אז א״צ ליטול ידיו</w:t>
-      </w:r>
-      <w:r>
-        <w:rPr>
-          <w:rStyle w:val="FootnoteReference"/>
-        </w:rPr>
-        <w:footnoteReference w:id="9"/>
-      </w:r>
-      <w:r>
-        <w:t xml:space="preserve"> אמנם אם נוגע בזרעו במקום שדרך היד להשען על זרועו אז בזה צריך ליטול ידיו גם בתינוק, וטעם הדבר משום שמבואר בגמ׳ בזבחים דף י״ח ע״ב גבי כהנים שאסור להם לחגור את בגדיהם במקום זיעה וכמש״כ לא יחגרו ביזע אז לכן אסור לכהנים לחגור במקום זה שהיד נשענת על הזרוע והטעם משום שזה מקום שהבשר נוגע בבשר ומתחמם ומזיע וזה בכלל מקומות המכוסים כי כשהבשר נכפל על הבשר אז הוא לא נותן מקום לאויר להכנס. וא״כ במקום שהיד נכפלת על הזרוע זה מקום המכוסה בעצם ולא מצד הכיסוי שבנ״א מכסים ולכן גם בתינוק יש להיזהר בזה.</w:t>
-      </w:r>
-    </w:p>
-    <w:p>
-      <w:pPr>
-        <w:pStyle w:val="Body"/>
-        <w:bidi/>
-      </w:pPr>
-      <w:r>
-        <w:rPr>
-          <w:rStyle w:val="LeadWord"/>
-        </w:rPr>
-        <w:t xml:space="preserve">ויש</w:t>
-      </w:r>
-      <w:r>
-        <w:t xml:space="preserve"> לציין שבמקום שאנשים הולכים בצורה בלתי צנועה מסתבר שלא חשיב כמקומות המגולים כי דעתם בטלה ולא חשובה כיוון שאין כאן מהלך ושיטה אלא סתם פריצות גרידא ודמי לאנשי הוצל שאפי׳ שהם אתרא אמרינן בטלה דעתם עיין תוס׳ שבת דף קמ״ד ע״ב למעלה.</w:t>
-      </w:r>
-    </w:p>
-    <w:p>
-      <w:pPr>
-        <w:pStyle w:val="Body"/>
-        <w:bidi/>
-      </w:pPr>
-      <w:r>
-        <w:rPr>
-          <w:rStyle w:val="LeadWord"/>
-        </w:rPr>
-        <w:t xml:space="preserve">ויש</w:t>
-      </w:r>
-      <w:r>
-        <w:t xml:space="preserve"> להסתפק אם יש מקום שבדר״כ הוא מכוסה אבל בחלק מהזמן הוא מגולה האם זה נקבע כמקום מגולה או כמקום מכוסה, והספק הזה נוגע בנידון שדיברו האחרונים באדם שנוגע בזרעו שדרכה להיות מכוסה אבל בשעת הנחת תפילין דרכה להיות מגולה.</w:t>
-      </w:r>
-    </w:p>
-    <w:p>
-      <w:pPr>
-        <w:pStyle w:val="Body"/>
-        <w:bidi/>
-      </w:pPr>
-      <w:r>
-        <w:rPr>
-          <w:rStyle w:val="LeadWord"/>
-        </w:rPr>
-        <w:t xml:space="preserve">ומצאנו</w:t>
-      </w:r>
-      <w:r>
-        <w:t xml:space="preserve"> בנידון זה ג׳ דעות בפוסקים, </w:t>
-      </w:r>
-      <w:r>
-        <w:rPr>
-          <w:rStyle w:val="BodyBold"/>
-        </w:rPr>
-        <w:t xml:space="preserve">א׳</w:t>
-      </w:r>
-      <w:r>
-        <w:t xml:space="preserve"> דעת הגרי״ש אלישיב זצוק״ל </w:t>
-      </w:r>
-      <w:r>
-        <w:rPr>
-          <w:rStyle w:val="SmallSource"/>
-        </w:rPr>
-        <w:t xml:space="preserve">(הו״ד בספר ישא יוסף ח״ב סימן ד׳)</w:t>
-      </w:r>
-      <w:r>
-        <w:t xml:space="preserve"> שבזמן ההנחה זה חשיב מקומות המגולים אבל אחר זמן ההנחה זה נחשב מקומות המכוסים ואפי׳ שאפשר לטעון טענה שהרי מאחר שהמקום הזה היה מכוסה במשך זמן רב ורק כעת גיליתי את זה וא״כ הזיעה שבאותו מקום היתה מכוסה וכבר נהפכה לטינוף ומאי אכפ״ל שכעת זה מגולה? ולא קשיא משום שאמנם זה הסיבה לתקנה אבל חז״ל נתנו גדר והגדר הוא מקום שכעת הוא בכלל מקומות המכוסים אבל כאן מאחר שהמקום הזה כעת הוא בדר״כ מגולה אז זה לא בכלל הגדר שקבעו חז״ל.</w:t>
-      </w:r>
-    </w:p>
-    <w:p>
-      <w:pPr>
-        <w:pStyle w:val="Body"/>
-        <w:bidi/>
-      </w:pPr>
-      <w:r>
-        <w:rPr>
-          <w:rStyle w:val="LeadWord"/>
-        </w:rPr>
-        <w:t xml:space="preserve">ב׳</w:t>
-      </w:r>
-      <w:r>
-        <w:rPr>
-          <w:rStyle w:val="LeadWord"/>
-        </w:rPr>
-        <w:t xml:space="preserve"> דעת</w:t>
-      </w:r>
-      <w:r>
-        <w:t xml:space="preserve"> הבא״ח פרשת תולדות אות י״ז שהדבר תלוי אם דרך למשמש באותו מקום ומאחר שבזרוע השמאלית יש דרך למשמש בגלל מצות תפילין אז לכן יש לזה דין של מקומות המגולים אפי׳ כשזה מכוסה, ומשמע מדבריו שחז״ל לא תקנו נטילה על מקומות שדרך למשמש בהם משום שמקומות שדרך למשמש בהם הם לא מכוסים לגמרי.</w:t>
-      </w:r>
-    </w:p>
-    <w:p>
-      <w:pPr>
-        <w:pStyle w:val="Body"/>
-        <w:bidi/>
-      </w:pPr>
-      <w:r>
-        <w:rPr>
-          <w:rStyle w:val="LeadWord"/>
-        </w:rPr>
-        <w:t xml:space="preserve">ג׳</w:t>
-      </w:r>
-      <w:r>
-        <w:rPr>
-          <w:rStyle w:val="LeadWord"/>
-        </w:rPr>
-        <w:t xml:space="preserve"> דעת</w:t>
-      </w:r>
-      <w:r>
-        <w:t xml:space="preserve"> החזו״א באגרות החזו״א סימן ד׳ שמאחר שרוב הזמן המקום מכוסה לכן יש לזה דין של מקומות המכוסים ולכן גם בזמן שזה מגולה יש ליטול ידיו. והטעם משום שמאחר ורוב הזמן המקום מכוסה אז הגדירו את זה חז״ל כמקום המכוסה ולכן יש ליטול תמיד בנגיעה ונראה לומר שהחזו״א אזיל לשיטתו שמש״כ שמקומות המכוסים זה תלוי באנשי המקום זה לא תלוי כל מקרה ומקרה לפי ענינו אלא אם הסכמת אנשי המקום שמקום זה הוא מקום מכוסה אז נקבע שמקום זה הוא מקום מכוסה וצריך ליטול ידיו ואפי׳ שבמקרים מסוימים אז רגילים לגלותו ולדוגמא החמיר החזו״א ליטול ידים בנוגע בתינוקות במקומות שאצל כלל האנשים היו רגילים לכסות אותם </w:t>
-      </w:r>
-      <w:r>
-        <w:rPr>
-          <w:rStyle w:val="SmallSource"/>
-        </w:rPr>
-        <w:t xml:space="preserve">(אפי׳ שאצל תינוקות רגילים לגלותם)</w:t>
-      </w:r>
-      <w:r>
-        <w:t xml:space="preserve"> וא״כ גם כאן ברגילים של בנ״א לכסות הזרוע נקבע שהזרוע הוא מקום המכוסה בכלל גווני. ועיי״ש בביאורי הלכה.</w:t>
-      </w:r>
-    </w:p>
-    <w:p>
-      <w:pPr>
-        <w:pStyle w:val="Body"/>
-        <w:bidi/>
-      </w:pPr>
-      <w:r>
-        <w:rPr>
-          <w:rStyle w:val="LeadWord"/>
-        </w:rPr>
-        <w:t xml:space="preserve">אבל</w:t>
-      </w:r>
-      <w:r>
-        <w:t xml:space="preserve"> להגרי״ש אלישיב שמקל במקומות שרגילים לגלותם אצל תינוק כי דנים על הרגילות של בנ״א בכל מקרה לגופו א״כ גם הנוגע בזרועו בזמן ההנחה שרגילים לגלותה א״צ נטילה.</w:t>
-      </w:r>
-    </w:p>
-    <w:p>
-      <w:pPr>
-        <w:pStyle w:val="Body"/>
-        <w:bidi/>
-      </w:pPr>
-      <w:r>
-        <w:rPr>
-          <w:rStyle w:val="LeadWord"/>
-        </w:rPr>
-        <w:t xml:space="preserve">והנה</w:t>
-      </w:r>
-      <w:r>
-        <w:t xml:space="preserve"> כתב השו״ע בסעיף כ״א שבמקומות המגולים בראשו ובפניו ובמקום המגולה שבזרועותיו אין להקפיד (ומקומות המגולים בראשו ובפניו זה כולל גם את צוארו עד החזה, ומקומות המגולים בזרועותיו כוונתו עד המפרק).</w:t>
-      </w:r>
-    </w:p>
-    <w:p>
-      <w:pPr>
-        <w:pStyle w:val="Body"/>
-        <w:bidi/>
-      </w:pPr>
-      <w:r>
-        <w:rPr>
-          <w:rStyle w:val="LeadWord"/>
-        </w:rPr>
-        <w:t xml:space="preserve">והנה</w:t>
-      </w:r>
-      <w:r>
-        <w:t xml:space="preserve"> בטעם הדבר שהנוגע במקומות אלו א״צ נטילה כתב המחצה״ש משום שדרך אנשים של אז שהיו מגלים מקוות אלו אבל במקומות שמכסים מקומות אלו אז יש ליטול ידים כשנוגע בהם.</w:t>
-      </w:r>
-    </w:p>
-    <w:p>
-      <w:pPr>
-        <w:pStyle w:val="Body"/>
-        <w:bidi/>
-      </w:pPr>
-      <w:r>
-        <w:rPr>
-          <w:rStyle w:val="LeadWord"/>
-        </w:rPr>
-        <w:t xml:space="preserve">אלא</w:t>
-      </w:r>
-      <w:r>
-        <w:t xml:space="preserve"> שיש להדגיש שדברי המחצה״ש נאמרו רק לגבי מש״כ הב״י שגם בצוארו עד החזה זה נקרא מקומות המגולים וע״ז כתב המחצה״ש שהדבר תלוי בדרך אנשי המדינה אבל לגבי זיעת הפנים אז הטעם שא״צ ליטול ידיו בזיעה זו זה משום שזיה זו היא זיעה שונה ואינה מטונפת.</w:t>
-      </w:r>
-    </w:p>
-    <w:p>
-      <w:pPr>
-        <w:pStyle w:val="Body"/>
-        <w:bidi/>
-      </w:pPr>
-      <w:r>
-        <w:rPr>
-          <w:rStyle w:val="LeadWord"/>
-        </w:rPr>
-        <w:t xml:space="preserve">ולגבי</w:t>
-      </w:r>
-      <w:r>
-        <w:t xml:space="preserve"> הזיעה שבזרעו עד המפרק גם בזה המחצה״ש כתב שתלוי במנהג אנשי המדינה אמנם הביה״ל הביא דמרש״י בזבחים משמע שמקום זה לא נחשב מקום זיעה וטינופת.</w:t>
-      </w:r>
-    </w:p>
-    <w:p>
-      <w:pPr>
-        <w:pStyle w:val="Body"/>
-        <w:bidi/>
-      </w:pPr>
-      <w:r>
-        <w:rPr>
-          <w:rStyle w:val="LeadWord"/>
-        </w:rPr>
-        <w:t xml:space="preserve">המורם</w:t>
-      </w:r>
-      <w:r>
-        <w:t xml:space="preserve"> מן האמור: </w:t>
-      </w:r>
-      <w:r>
-        <w:rPr>
-          <w:rStyle w:val="BodyBold"/>
-        </w:rPr>
-        <w:t xml:space="preserve">א׳</w:t>
-      </w:r>
-      <w:r>
-        <w:t xml:space="preserve"> בזיעת הפנים לכו״ע זה לא זיעה של טינופת ולכן גם אם מכסה פניו לא צריך ליטול ידיו בנגיעתו בפניו.</w:t>
-      </w:r>
-    </w:p>
-    <w:p>
-      <w:pPr>
-        <w:pStyle w:val="Body"/>
-        <w:bidi/>
-      </w:pPr>
-      <w:r>
-        <w:rPr>
-          <w:rStyle w:val="LeadWord"/>
-        </w:rPr>
-        <w:t xml:space="preserve">ב׳</w:t>
-      </w:r>
-      <w:r>
-        <w:rPr>
-          <w:rStyle w:val="LeadWord"/>
-        </w:rPr>
-        <w:t xml:space="preserve"> בזיעת</w:t>
-      </w:r>
-      <w:r>
-        <w:t xml:space="preserve"> צוארו עד החזה בזה הדבר תלוי אם מנהג בני אות מקום לכסות או לא.</w:t>
-      </w:r>
-    </w:p>
-    <w:p>
-      <w:pPr>
-        <w:pStyle w:val="Body"/>
-        <w:bidi/>
-      </w:pPr>
-      <w:r>
-        <w:rPr>
-          <w:rStyle w:val="LeadWord"/>
-        </w:rPr>
-        <w:t xml:space="preserve">ג׳</w:t>
-      </w:r>
-      <w:r>
-        <w:rPr>
-          <w:rStyle w:val="LeadWord"/>
-        </w:rPr>
-        <w:t xml:space="preserve"> בזיעת</w:t>
-      </w:r>
-      <w:r>
-        <w:t xml:space="preserve"> זרועותיו עד המרפק דעת המחצה״ש שגם בזה הדבר תל אם דרך לכסות אותו מקום או לא אבל הביה״ל הביא ראיה מרש״י בזבחים שמבואר שזה לא מקום זיעה.</w:t>
-      </w:r>
-    </w:p>
-    <w:p>
-      <w:pPr>
-        <w:pStyle w:val="Body"/>
-        <w:bidi/>
-      </w:pPr>
-      <w:r>
-        <w:rPr>
-          <w:rStyle w:val="LeadWord"/>
-        </w:rPr>
-        <w:t xml:space="preserve">והחופף בראשו:</w:t>
-      </w:r>
-      <w:r>
-        <w:t xml:space="preserve"> והנה החופף בראשו שיש לו ליטול ידיו זה גם בחופף במקומות המגולים שבראשו כליו מכינים שחז״ל גזרו ע״ז שתמיד צרך ליטול ידיו אפי׳ לא מצא והטעם משום שבדר״כ יש כינים ונוגע בכינים ולאו אדעתיה ולכן יש לו ליטול ידיו.</w:t>
-      </w:r>
-    </w:p>
-    <w:p>
-      <w:pPr>
-        <w:pStyle w:val="Body"/>
-        <w:bidi/>
-      </w:pPr>
-      <w:r>
-        <w:rPr>
-          <w:rStyle w:val="LeadWord"/>
-        </w:rPr>
-        <w:t xml:space="preserve">(ויש</w:t>
-      </w:r>
-      <w:r>
-        <w:t xml:space="preserve"> לדקדק שבסתם נוגע בבגדיו אז אע״פ שיכול להיות שיש בבגדיו כינים למרות זאת אין צריך ליטול ידיו ורק היכא </w:t>
-      </w:r>
-      <w:r>
-        <w:rPr>
-          <w:rStyle w:val="BodyBold"/>
-        </w:rPr>
-        <w:t xml:space="preserve">שמחפש</w:t>
-      </w:r>
-      <w:r>
-        <w:t xml:space="preserve"> כינים שאז קור לודאי שיגע בכינים אז גזרו חז״ל שיטול תמיד ידיו). ואע״פ שבמקומות המגולים לא שליט זוהמא אבל בחופף בראשו הסיבה שיש ליטול זה לא בגלל הזיעה שבראשו אלא משום שבזמנם היה ליכלוך מסוים בראשו שמחמתו היו נבראים כינים </w:t>
-      </w:r>
-      <w:r>
-        <w:rPr>
-          <w:rStyle w:val="SmallSource"/>
-        </w:rPr>
-        <w:t xml:space="preserve">(וכינים זה דבר מזוהם משום שיסודם הוא מהזיעה של האדם)</w:t>
-      </w:r>
-      <w:r>
-        <w:t xml:space="preserve"> וא״כ בגלל הנגיעה בלכלוך זה שבראשו צריך ליטול ידים אבל לכלוך זה שייך דוקא לראש ולא לזקן ולמקום אחר.</w:t>
-      </w:r>
-      <w:r>
-        <w:rPr>
-          <w:rStyle w:val="FootnoteReference"/>
-        </w:rPr>
-        <w:footnoteReference w:id="10"/>
-      </w:r>
-    </w:p>
-    <w:p>
-      <w:pPr>
-        <w:pStyle w:val="Body"/>
-        <w:bidi/>
-      </w:pPr>
-      <w:r>
-        <w:rPr>
-          <w:rStyle w:val="LeadWord"/>
-        </w:rPr>
-        <w:t xml:space="preserve">ושמעתי</w:t>
-      </w:r>
-      <w:r>
-        <w:t xml:space="preserve"> בשם הגרי״ש אלישיב שבימנו מאחר שרגילים לפרקים קרובים להתרחץ עם שמפו שמסיר את הלכלוך שבראש א״כ אין את לכלוך הראש וא״צ ליטול ידיו מי שחופף ראשו.</w:t>
-      </w:r>
-    </w:p>
-    <w:p>
-      <w:pPr>
-        <w:pStyle w:val="Body"/>
-        <w:bidi/>
-      </w:pPr>
-      <w:r>
-        <w:rPr>
-          <w:rStyle w:val="LeadWord"/>
-        </w:rPr>
-        <w:t xml:space="preserve">ויש</w:t>
-      </w:r>
-      <w:r>
-        <w:t xml:space="preserve"> להוסיף שכתב הגר״ש ואזנר בשו״ת שבט הלוי ח״ח שכל מאי דאמרינן שרק מקומות המכוסים צריכים נטילה ולא מקומות המגולים זה רק בסתמא דהיינו שרגיל להתרחץ כל יום שלכן זה זיעה מועטת ואין בזה זוהמה </w:t>
-      </w:r>
-      <w:r>
-        <w:rPr>
-          <w:rStyle w:val="SmallSource"/>
-        </w:rPr>
-        <w:t xml:space="preserve">(ובמקומות המכוסים יש זוהמה גם בזיעה מועטת)</w:t>
-      </w:r>
-      <w:r>
-        <w:t xml:space="preserve"> אמנם אם כמה ימים לא התרחץ אז יש זיעה מרובה וזה נקרא זוהמה גם אם זה נמצא במקומות המגולים שבגופו.</w:t>
-      </w:r>
-    </w:p>
-    <w:p>
-      <w:pPr>
-        <w:pStyle w:val="Body"/>
-        <w:bidi/>
-      </w:pPr>
-      <w:r>
-        <w:rPr>
-          <w:rStyle w:val="LeadWord"/>
-        </w:rPr>
-        <w:t xml:space="preserve">(ואע״פ</w:t>
-      </w:r>
-      <w:r>
-        <w:t xml:space="preserve"> שמבואר בגמ׳ שבזמנם היו רגילים לרחוץ רק לפני שבת נראה לומר שלפני שבת היו נוהגים לרחוץ עם בורית </w:t>
-      </w:r>
-      <w:r>
-        <w:rPr>
-          <w:rStyle w:val="SmallSource"/>
-        </w:rPr>
-        <w:t xml:space="preserve">(שזה דוגמת שמפו של ימינו)</w:t>
-      </w:r>
-      <w:r>
-        <w:t xml:space="preserve"> אבל במשך כל השבוע היו רגילים לרחוץ אבל בלי בורית ולכן אמנם המקומות המגולים בגופם לא היו מלוכלכים אבל הראש שהיה צריך בורית הוא היה מלוכלך ובימינו שרגילים לרחוץ לעיתים קרובות עם שמפו אז גם הראש אינו מלוכלך).</w:t>
-      </w:r>
-    </w:p>
-    <w:p>
-      <w:pPr>
-        <w:pStyle w:val="Body"/>
-        <w:bidi/>
-      </w:pPr>
-      <w:r>
-        <w:rPr>
-          <w:rStyle w:val="LeadWord"/>
-        </w:rPr>
-        <w:t xml:space="preserve">והנה</w:t>
-      </w:r>
-      <w:r>
-        <w:t xml:space="preserve"> במקומות המכוסים שבראשו כגון המקומות שמכסה עם כיפה אז יש לו ליטול ידיו בעצם הנגיעה בראשו ולא דוקא בחופף שנוגע בשרשי השערות וראיתי בחלק מן הפוסקים שכתבו שהכל תלוי בכובע ואפשר שתלוי אם לובש את הכובע במשך רוב הזמן או לא.</w:t>
-      </w:r>
-    </w:p>
-    <w:p>
-      <w:pPr>
-        <w:pStyle w:val="Body"/>
-        <w:bidi/>
-      </w:pPr>
-      <w:r>
-        <w:rPr>
-          <w:rStyle w:val="LeadWord"/>
-        </w:rPr>
-        <w:t xml:space="preserve">אמנם</w:t>
-      </w:r>
-      <w:r>
-        <w:t xml:space="preserve"> בדעת תורה כתב ששיער עם זיעה גם במקומות המכוסים זה לא מזוהם והביא ראי הלזה מהגמ׳ בברכות מ״ג ע״ב ורק בנוגע בעיקרי השערות יש לו ליטול ידיו.</w:t>
-      </w:r>
-    </w:p>
-    <w:p>
-      <w:pPr>
-        <w:pStyle w:val="Body"/>
-        <w:bidi/>
-      </w:pPr>
-      <w:r>
-        <w:rPr>
-          <w:rStyle w:val="LeadWord"/>
-        </w:rPr>
-        <w:t xml:space="preserve">כתב</w:t>
-      </w:r>
-      <w:r>
-        <w:t xml:space="preserve"> השו״ע </w:t>
-      </w:r>
-      <w:r>
-        <w:rPr>
-          <w:rStyle w:val="BodyBold"/>
-        </w:rPr>
-        <w:t xml:space="preserve">הנוגע במת וההולך בין המתים צריך ליטול ידיו</w:t>
-      </w:r>
-      <w:r>
-        <w:t xml:space="preserve">, והחילוק בין הנוגע במת לבין ההולך בין המתים הוא שבמת אחד אז כדי להתחייב בנטילה זה רק בנוגע </w:t>
-      </w:r>
-      <w:r>
-        <w:rPr>
-          <w:rStyle w:val="SmallSource"/>
-        </w:rPr>
-        <w:t xml:space="preserve">(וה״ה בנמצא בקרבתו בתוך ד״א שלו)</w:t>
-      </w:r>
-      <w:r>
-        <w:t xml:space="preserve"> אבל ההולך בין המתים שפירושו שנכנס לבית הקברות בזה צריך ליטול ידיו אפי׳ בנכנס לתוך בית הקברות וגם כשלא היה בתוך ד״א לקבר.</w:t>
-      </w:r>
-      <w:r>
-        <w:rPr>
-          <w:rStyle w:val="FootnoteReference"/>
-        </w:rPr>
-        <w:footnoteReference w:id="11"/>
-      </w:r>
-    </w:p>
-    <w:p>
-      <w:pPr>
-        <w:pStyle w:val="Body"/>
-        <w:bidi/>
-      </w:pPr>
-      <w:r>
-        <w:rPr>
-          <w:rStyle w:val="LeadWord"/>
-        </w:rPr>
-        <w:t xml:space="preserve">והנה</w:t>
-      </w:r>
-      <w:r>
-        <w:t xml:space="preserve"> בהולך בהלויה בפשוטו צריך ליטול ידיו רק בנכנס לתוך ד״א למת, אמנם משמיה דהחזו״א ראיתי שמביאים שכל המשתתף בהלויה יש לו ליטול ידיו ונראה שהטעם בזה משום שכל מי שמשתתף בהלוית המת הוא משתייך לליווי של המת ודמי לנכנס ל-ד׳ אמותיו של המת שיש לו ליטול ידיו.</w:t>
-      </w:r>
-    </w:p>
-    <w:p>
-      <w:pPr>
-        <w:pStyle w:val="Body"/>
-        <w:bidi/>
-      </w:pPr>
-      <w:r>
-        <w:rPr>
-          <w:rStyle w:val="LeadWord"/>
-        </w:rPr>
-        <w:t xml:space="preserve">ויש</w:t>
-      </w:r>
-      <w:r>
-        <w:t xml:space="preserve"> המקפידים ליטול את ידיהם </w:t>
-      </w:r>
-      <w:r>
-        <w:rPr>
-          <w:rStyle w:val="BodyBold"/>
-        </w:rPr>
-        <w:t xml:space="preserve">לפני</w:t>
-      </w:r>
-      <w:r>
-        <w:t xml:space="preserve"> שהם נכנסים לבית משום שרוחות רעות מלווים את החוזרים ובמשנ״ב כתב שמקפידים רק בנכנסים לבית אחר אמנם דעת כמה מהפוסקים שגם בנכנס לביתו יש להקפיד בזה.</w:t>
-      </w:r>
-    </w:p>
-    <w:p>
-      <w:pPr>
-        <w:pStyle w:val="Body"/>
-        <w:bidi/>
-      </w:pPr>
-      <w:r>
-        <w:rPr>
-          <w:rStyle w:val="LeadWord"/>
-        </w:rPr>
-        <w:t xml:space="preserve">והנה</w:t>
-      </w:r>
-      <w:r>
-        <w:t xml:space="preserve"> כתב המהרי״ל </w:t>
-      </w:r>
-      <w:r>
-        <w:rPr>
-          <w:rStyle w:val="SmallSource"/>
-        </w:rPr>
-        <w:t xml:space="preserve">(הו״ד במשנ״ב ס״ק מ״ב)</w:t>
-      </w:r>
-      <w:r>
-        <w:t xml:space="preserve"> שיש לאדם ליטול ידיו פעמיים גם נטילה קודם כניסתו לבית הקברות וגם אחר יציאתו מבית הקברות.</w:t>
-      </w:r>
-    </w:p>
-    <w:p>
-      <w:pPr>
-        <w:pStyle w:val="Body"/>
-        <w:bidi/>
-      </w:pPr>
-      <w:r>
-        <w:rPr>
-          <w:rStyle w:val="LeadWord"/>
-        </w:rPr>
-        <w:t xml:space="preserve">ונראה</w:t>
-      </w:r>
-      <w:r>
-        <w:t xml:space="preserve"> שהענין הוא שמאחר שבית הקברות זה מקום שרוחות רעות נמצאות שם לכן יש ליטול ידיו ולטהר עצמו כדי לא לתת תפיסה לרוחות הרעות בו וחוץ מהנטילה קודם כניסתו לשם הוא צריך ליטול אחר שיוצא משם מצד עצם הרוח רעה שנמצאת שם.</w:t>
-      </w:r>
-    </w:p>
-    <w:p>
-      <w:pPr>
-        <w:pStyle w:val="Body"/>
-        <w:bidi/>
-      </w:pPr>
-      <w:r>
-        <w:rPr>
-          <w:rStyle w:val="LeadWord"/>
-        </w:rPr>
-        <w:t xml:space="preserve">כמה</w:t>
-      </w:r>
-      <w:r>
-        <w:t xml:space="preserve"> הערות בענין נטילה מר״ר של בית הכסא ומסתפר </w:t>
-      </w:r>
-      <w:r>
-        <w:rPr>
-          <w:rStyle w:val="SmallSource"/>
-        </w:rPr>
-        <w:t xml:space="preserve">(ובענין איזה דברים אסור לומר לפני שניקה ידיו)</w:t>
-      </w:r>
-    </w:p>
-    <w:p>
-      <w:pPr>
-        <w:pStyle w:val="Body"/>
-        <w:bidi/>
-      </w:pPr>
-      <w:r>
-        <w:rPr>
-          <w:rStyle w:val="LeadWord"/>
-        </w:rPr>
-        <w:t xml:space="preserve">א׳</w:t>
-      </w:r>
-      <w:r>
-        <w:rPr>
-          <w:rStyle w:val="LeadWord"/>
-        </w:rPr>
-        <w:t xml:space="preserve"> אם</w:t>
-      </w:r>
-      <w:r>
-        <w:t xml:space="preserve"> נטל ידיו בביהכ״ס מובא בדינים והנהגות להחזו״א שאם יצא מביהכ״ס עם ידיו רטובות </w:t>
-      </w:r>
-      <w:r>
-        <w:rPr>
-          <w:rStyle w:val="SmallSource"/>
-        </w:rPr>
-        <w:t xml:space="preserve">(שרחץ שם בביהכ״ס)</w:t>
-      </w:r>
-      <w:r>
-        <w:t xml:space="preserve"> אז זה מספיק להוריד את הר״ר של ביהכ״ס, והטעם הוא משום שהר״ר של ביהכ״ס כדי להעביר אותה מספיק נקיות בעלמא וא״כ מאחר ויצא מביהכ״ס ועכשיו מצבו שידיו נקיות שהרי כעת ידיו רטובות א״כ ברגע זה לא מתקיימת הר״ר ואע״פ שבהיותו שם בביהכ״ס הנטילה לא הועילה.</w:t>
-      </w:r>
-    </w:p>
-    <w:p>
-      <w:pPr>
-        <w:pStyle w:val="Body"/>
-        <w:bidi/>
-      </w:pPr>
-      <w:r>
-        <w:rPr>
-          <w:rStyle w:val="LeadWord"/>
-        </w:rPr>
-        <w:t xml:space="preserve">ויש</w:t>
-      </w:r>
-      <w:r>
-        <w:t xml:space="preserve"> להדגיש שכל זה לעיקר הדין שא״צ ג״פ ביציאתו מביהכ״ס אבל למה שכתב המחזיק ברכה והבא״ח שיש ליטול ג״פ ביציאתו מביהכ״ס לא יהני ופשוט.</w:t>
-      </w:r>
-    </w:p>
-    <w:p>
-      <w:pPr>
-        <w:pStyle w:val="Body"/>
-        <w:bidi/>
-      </w:pPr>
-      <w:r>
-        <w:rPr>
-          <w:rStyle w:val="LeadWord"/>
-        </w:rPr>
-        <w:t xml:space="preserve">ב׳</w:t>
-      </w:r>
-      <w:r>
-        <w:rPr>
-          <w:rStyle w:val="LeadWord"/>
-        </w:rPr>
-        <w:t xml:space="preserve"> אם</w:t>
-      </w:r>
-      <w:r>
-        <w:t xml:space="preserve"> הכניס יד אחת לבית הכסא או שהכניס ב׳ ידיו אבל לא הכניס גופו, הנה בנידון של מכניס ידיו לביהכ״ס נח׳ האחרונים דעת הבא״ח בפרשת תולדות אות ט״ז שבזה א״צ נטילה ג״פ ומספיק נטילה פעם אחת כי יש בזה ר״ר מועטת והמחמיר ליטול ג״פ תע״ב, אבל הרוח חיים כותב שיש ליטול ידיו ג״פ גם בזה. וכ״כ האור לציון ריש ח״ב.</w:t>
-      </w:r>
-    </w:p>
-    <w:p>
-      <w:pPr>
-        <w:pStyle w:val="Body"/>
-        <w:bidi/>
-      </w:pPr>
-      <w:r>
-        <w:rPr>
-          <w:rStyle w:val="LeadWord"/>
-        </w:rPr>
-        <w:t xml:space="preserve">וא״כ</w:t>
-      </w:r>
-      <w:r>
-        <w:t xml:space="preserve"> לפי שיטת הרוח חיים והאור לציון שבמכניס ידיו לבד חלה ר״ר על ידיו א״כ מסתבר שגם במכניס יד אחת יש לו ליטול ב׳ ידיו כי הר״ר שורה וכאשר שורה אז יש לו לטהר ידיו כדין וכ״כ האור לציון ומש״כ הח״א לגבי נוגע ביד אחת במקום המטונף שבגופו שכתב הח״א שא״צ נטילה בשתי ידיו אלא מספק ליטול רק המקום המטונף זה דוקא לגבי נוגע במקום המטונף שבגופו ששורש הנטילה היא משום נקיות אבל במקום שהנטילה היא מצד ר״ר אז גם במכניס ידו אחת לבית הכסא אז צריך נטילה ל-ב׳ ידיו.</w:t>
-      </w:r>
-    </w:p>
-    <w:p>
-      <w:pPr>
-        <w:pStyle w:val="Body"/>
-        <w:bidi/>
-      </w:pPr>
-      <w:r>
-        <w:rPr>
-          <w:rStyle w:val="LeadWord"/>
-        </w:rPr>
-        <w:t xml:space="preserve">והנוטל שערו:</w:t>
-      </w:r>
-      <w:r>
-        <w:t xml:space="preserve"> בענין ר״ר של המסתפר כל הקפידא זה רק על המסתפר ולא על המספר אלא שגם המספר יש לו ליטול ידיו מחמת שיש הסתברות שחיכך בראשו של המסתפר וכן מחשש שנגע בשורשי השערות אבל בגלל שכל זה הוא רק מצד נקיות אז א״צ ג״פ.</w:t>
-      </w:r>
-    </w:p>
-    <w:p>
-      <w:pPr>
-        <w:pStyle w:val="Body"/>
-        <w:bidi/>
-      </w:pPr>
-      <w:r>
-        <w:rPr>
-          <w:rStyle w:val="LeadWord"/>
-        </w:rPr>
-        <w:t xml:space="preserve">ולכן</w:t>
-      </w:r>
-      <w:r>
-        <w:t xml:space="preserve"> בחותך מעט משערותיו של ילד חלאקה אין צריך ליטול ידיו כי אין איזה חזקה שנגע בשרשי השער, והיו כאלו שהחמירו ע״ע.</w:t>
-      </w:r>
-    </w:p>
-    <w:p>
-      <w:pPr>
-        <w:pStyle w:val="Body"/>
-        <w:bidi/>
-      </w:pPr>
-      <w:r>
-        <w:rPr>
-          <w:rStyle w:val="LeadWord"/>
-        </w:rPr>
-        <w:t xml:space="preserve">שו״ע סעיף כ״א:</w:t>
-      </w:r>
-      <w:r>
-        <w:t xml:space="preserve"> כתב השו״ע שאם נוגע במקומות המכוסים שבגופו בשעת סעודה אז יש לו ליטול ידיו ולברך.</w:t>
-      </w:r>
-    </w:p>
-    <w:p>
-      <w:pPr>
-        <w:pStyle w:val="Body"/>
-        <w:bidi/>
-      </w:pPr>
-      <w:r>
-        <w:rPr>
-          <w:rStyle w:val="LeadWord"/>
-        </w:rPr>
-        <w:t xml:space="preserve">והנה</w:t>
-      </w:r>
-      <w:r>
-        <w:t xml:space="preserve"> המשנ״ב בסימן קס״ד ס״ב הביא פלוגתא באחרונים אם יש לו לברך או לא וכתב שמספק לא יברך, ונביא כאן את עיקרי הדברים והסברות.</w:t>
-      </w:r>
-    </w:p>
-    <w:p>
-      <w:pPr>
-        <w:pStyle w:val="Body"/>
-        <w:bidi/>
-      </w:pPr>
-      <w:r>
-        <w:rPr>
-          <w:rStyle w:val="LeadWord"/>
-        </w:rPr>
-        <w:t xml:space="preserve">בעצם</w:t>
-      </w:r>
-      <w:r>
-        <w:t xml:space="preserve"> חיוב נטילת ידים לסעודה יש ב׳ מקורות, </w:t>
-      </w:r>
-      <w:r>
-        <w:rPr>
-          <w:rStyle w:val="BodyBold"/>
-        </w:rPr>
-        <w:t xml:space="preserve">א׳.</w:t>
-      </w:r>
-      <w:r>
-        <w:t xml:space="preserve"> מצד סרך תרומה וזה אחד התקנות של י״ח דבר בגמ׳ בשבת כדי שע״י שיהיה תקנה שכולם חייבים לטהר את הידים קודם הסעודה אז הכהנים יזהרו וישימו לב האם הם טהורים ויכולים לאכול בתרומה או לא וזה הפירוש של רבותיו של רש״י בגמ׳ בשבת שם, אמנם רש״י שם מפרש שחיוב הנטילה ב-י״ח דבר זה מצד שיסיר מידיו דבר מיאוס וטינוף כדי שלא תמאס התרומה ותתבזה. </w:t>
-      </w:r>
-      <w:r>
-        <w:rPr>
-          <w:rStyle w:val="BodyBold"/>
-        </w:rPr>
-        <w:t xml:space="preserve">ב׳.</w:t>
-      </w:r>
-      <w:r>
-        <w:t xml:space="preserve"> מצד הגמ׳ בחולין שדרשו חז״ל עה״פ והתקדשתם והייתם קדושים שוהתקדשתם זה מים ראשונים והייתם קדושים זה מים אחרונים.</w:t>
-      </w:r>
-    </w:p>
-    <w:p>
-      <w:pPr>
-        <w:pStyle w:val="Body"/>
-        <w:bidi/>
-      </w:pPr>
-      <w:r>
-        <w:rPr>
-          <w:rStyle w:val="LeadWord"/>
-        </w:rPr>
-        <w:t xml:space="preserve">ונמצא</w:t>
-      </w:r>
-      <w:r>
-        <w:t xml:space="preserve"> שלפי פירוש רבותיו של רש״י שחיוב נטילה זה חיוב לטהר את ידיו א״כ כאשר נוגע בדבר מיאוס זה לא מחייב שוב נטילה כי מאחר שהנטילה זה כדי לטהר את ידיו א״כ מה שסותר את הנטילה זה אם נוגע בדבר טומאה </w:t>
-      </w:r>
-      <w:r>
-        <w:rPr>
-          <w:rStyle w:val="SmallSource"/>
-        </w:rPr>
-        <w:t xml:space="preserve">(בפשוטו)</w:t>
-      </w:r>
-      <w:r>
-        <w:t xml:space="preserve"> אבל מיאוס לא סותר הנטילה אמנם לפירוש רש״י שחוב הנטילה זה כדי להוציא דבר המאוס מידיו א״כ אם נגע בדבר מיאוס זה סותר את הנטילה הראשונה ומאחר שרוצה להמשיך לאכול אז יש לו חיוב חדש ליטול ידיו.</w:t>
-      </w:r>
-    </w:p>
-    <w:p>
-      <w:pPr>
-        <w:pStyle w:val="Body"/>
-        <w:bidi/>
-      </w:pPr>
-      <w:r>
-        <w:rPr>
-          <w:rStyle w:val="LeadWord"/>
-        </w:rPr>
-        <w:t xml:space="preserve">ונמצא</w:t>
-      </w:r>
-      <w:r>
-        <w:t xml:space="preserve"> שהחיוב נטילה כאשר נוגע באמצע הסעודה במקומות המכוסים זה תלוי במח׳ ראשונים וכ״כ לבאר הפמ״ג.</w:t>
-      </w:r>
-    </w:p>
-    <w:p>
-      <w:pPr>
-        <w:pStyle w:val="Body"/>
-        <w:bidi/>
-      </w:pPr>
-      <w:r>
-        <w:rPr>
-          <w:rStyle w:val="LeadWord"/>
-        </w:rPr>
-        <w:t xml:space="preserve">אלא</w:t>
-      </w:r>
-      <w:r>
-        <w:t xml:space="preserve"> שהביה״ל שם בד״ה לחזור וליטול ידיו מעיר שהר״ח שם מבאר את החיוב נטילה לתרומה כמו רבותיו של רש״י שזה חיוב לטהר את ידיו ואילו הר״ח בפסחים אומר שהנוגע בדבר מיאוס יש לו חיוב לטהר את ידיו.</w:t>
-      </w:r>
-    </w:p>
-    <w:p>
-      <w:pPr>
-        <w:pStyle w:val="Body"/>
-        <w:bidi/>
-      </w:pPr>
-      <w:r>
-        <w:rPr>
-          <w:rStyle w:val="LeadWord"/>
-        </w:rPr>
-        <w:t xml:space="preserve">ולכן</w:t>
-      </w:r>
-      <w:r>
-        <w:t xml:space="preserve"> כותב הביה״ל שכל המח׳ בין רש״י לרבותיו זה רק בביאור גזירת נטילת ידים של י״ח דבר אבל לכו״ע יש חיוב לטהר ידיו מטינוף ומיאוס מצד מאי דאיתא בגמ׳ והתקדשתם והייתם קדושים, וא״כ בנוגע בסעודתו במקומות המטונפים יש לו ליטול ידיו בברכה לכו״ע.</w:t>
-      </w:r>
-    </w:p>
-    <w:p>
-      <w:pPr>
-        <w:pStyle w:val="Body"/>
-        <w:bidi/>
-      </w:pPr>
-      <w:r>
-        <w:rPr>
-          <w:rStyle w:val="LeadWord"/>
-        </w:rPr>
-        <w:t xml:space="preserve">אלא</w:t>
-      </w:r>
-      <w:r>
-        <w:t xml:space="preserve"> שהמהרש״ל בחולין כתב שאע״פ שחייב לטהר ידיו מטינוף אבל אין לו לברך ע״ז וטעמו משום שבעצם כדי לנקות ידיו מלכלוך מספיק רחיצה אלא שחז״ל תיקנו קודם האכילה לטהר ידיו כדין עם כלי ומצאו אסמכתא לזה וא״כ כאשר טיהר ידיו בכלי כדין קודם הסעודה אז עכשיו אמנם אין לו לאכול בידים מטונפות ויש לו לרחוץ ידיו אבל אין תקנת נטילה ע״ז בכלי כי תקנת טילה זה על מים </w:t>
-      </w:r>
-      <w:r>
-        <w:rPr>
-          <w:rStyle w:val="BodyBold"/>
-        </w:rPr>
-        <w:t xml:space="preserve">ראשונים</w:t>
-      </w:r>
-      <w:r>
-        <w:t xml:space="preserve"> וכמו שדרשו חז״ל ולכן אין לו חיוב נטילה ואין לו לברך על נטילת ידים.</w:t>
-      </w:r>
-    </w:p>
-    <w:p>
-      <w:pPr>
-        <w:pStyle w:val="Body"/>
-        <w:bidi/>
-      </w:pPr>
-      <w:r>
-        <w:rPr>
-          <w:rStyle w:val="LeadWord"/>
-        </w:rPr>
-        <w:t xml:space="preserve">אמנם</w:t>
-      </w:r>
-      <w:r>
-        <w:t xml:space="preserve"> הביה״ל חולק על המהרש״ל וסובר שהתקנה ליטול ידיו קודם אכילתו אינו רק לעשות מעשה נטילה כאשר רוצה לאכול אלא התקנה שאכילה של פת מחייבת טהרת ידים מלכלוך בכלי וא״כ גם אם נטל ידיו בכלי קודם האכילה אבל כאשר התלכלכו ידיו אז יש לו חיוב נטילה חדש.</w:t>
-      </w:r>
-    </w:p>
-    <w:p>
-      <w:pPr>
-        <w:pStyle w:val="Body"/>
-        <w:bidi/>
-      </w:pPr>
-      <w:r>
-        <w:rPr>
-          <w:rStyle w:val="LeadWord"/>
-        </w:rPr>
-        <w:t xml:space="preserve">אלא</w:t>
-      </w:r>
-      <w:r>
-        <w:t xml:space="preserve"> שמציין לדברי הח״א שטינוף הפוסל את ידיו זה רק טינוף ממש כמו עשה צרכיו אבל בנוגע במקומות הנטונפים אפשר שבזה הר״ח לא סובר כהרמב״ן והרשב״א שצריך נטילה ולכן אין לברך על טינוף מועט כזה.</w:t>
-      </w:r>
-    </w:p>
-    <w:p>
-      <w:pPr>
-        <w:pStyle w:val="Body"/>
-        <w:bidi/>
-      </w:pPr>
-      <w:r>
-        <w:rPr>
-          <w:rStyle w:val="LeadWord"/>
-        </w:rPr>
-        <w:t xml:space="preserve">אמנם</w:t>
-      </w:r>
-      <w:r>
-        <w:t xml:space="preserve"> אע״פ שהביה״ל נוקט שיש לו ליטול ידיו אבל לענין ברכה חשש לשיטות שא״צ ליטול ידיו וכתב שרק כאשר עושה צרכיו גדולים שבזה יש דיעות בפוסקים שיש לברך על נטילת ידים מצד עצם זה שעשה צרכיו א״כ אע״פ שלא פוסקים כדיעות אלו אבל בהצטרף דעות אלו לדיעות שם חיוב נטילה כשנטנפו ידיו באמצע הסעודה אז יש לברך.</w:t>
-      </w:r>
-    </w:p>
-    <w:p>
-      <w:pPr>
-        <w:pStyle w:val="Body"/>
-        <w:bidi/>
-      </w:pPr>
-      <w:r>
-        <w:rPr>
-          <w:rStyle w:val="LeadWord"/>
-        </w:rPr>
-        <w:t xml:space="preserve">והחולץ</w:t>
-      </w:r>
-      <w:r>
-        <w:rPr>
-          <w:rStyle w:val="BodyBold"/>
-        </w:rPr>
-        <w:t xml:space="preserve"> מנעליו והנוגע ברגליו:</w:t>
-      </w:r>
-      <w:r>
-        <w:t xml:space="preserve"> והנה הסיבה שיש ליטול ידיו בחולץ מנעליו כאשר נוגע במנעלו זה משום שהמנעל התשמיש שלו היא להליכה ומאחר שבהליכה בדר״כ המנעל נפגש עם לכלוך וכדו׳ לכן תיקנו נטילה על כל נגיעה במנעל וגם אם המנעל נקי משום שלא פלוג רבנן.</w:t>
-      </w:r>
-    </w:p>
-    <w:p>
-      <w:pPr>
-        <w:pStyle w:val="Body"/>
-        <w:bidi/>
-      </w:pPr>
-      <w:r>
-        <w:rPr>
-          <w:rStyle w:val="LeadWord"/>
-        </w:rPr>
-        <w:t xml:space="preserve">אלא</w:t>
-      </w:r>
-      <w:r>
-        <w:t xml:space="preserve"> שכתב הכה״ח שכאשר המנעל הוא חדש ולא השתמשו בו אז בזה לא תיקנו חז״ל נטילה. וצריך גם נעל וגם הלך בהם עיי״ש.</w:t>
-      </w:r>
-    </w:p>
-    <w:p>
-      <w:pPr>
-        <w:pStyle w:val="Body"/>
-        <w:bidi/>
-      </w:pPr>
-      <w:r>
-        <w:rPr>
-          <w:rStyle w:val="LeadWord"/>
-        </w:rPr>
-        <w:t xml:space="preserve">והנה</w:t>
-      </w:r>
-      <w:r>
-        <w:t xml:space="preserve"> בנוגע ברגליו גם יש לו לברך וזה מאותו הטעם שמאחר והרגלים דרכם להטנף מלכלוך ההליכה לכן יש ליטול ידיו אפי׳ אם רגליו הם לא בכלל מקומות המכוסים ואם רגליו מכוסות אז יש לו ליטול ידיו מדין מקומות המכוסים.</w:t>
-      </w:r>
-    </w:p>
-    <w:p>
-      <w:pPr>
-        <w:pStyle w:val="Body"/>
-        <w:bidi/>
-      </w:pPr>
-      <w:r>
-        <w:rPr>
-          <w:rStyle w:val="LeadWord"/>
-        </w:rPr>
-        <w:t xml:space="preserve">ועיין</w:t>
-      </w:r>
-      <w:r>
-        <w:t xml:space="preserve"> בכה״ח שכתב שהנוגע ברגליו יש לו ליטול ידיו מצד הר״ר שיש ברגליו כמובא במקובלים.</w:t>
-      </w:r>
-    </w:p>
-    <w:p>
-      <w:pPr>
-        <w:pStyle w:val="Body"/>
-        <w:bidi/>
-      </w:pPr>
-      <w:r>
-        <w:rPr>
-          <w:rStyle w:val="LeadWord"/>
-        </w:rPr>
-        <w:t xml:space="preserve">ולכאו׳</w:t>
-      </w:r>
-      <w:r>
-        <w:t xml:space="preserve"> דבריו אינם כהמשנ״ב שכתב שהנגיעה ברגליו זה רק משום נקיות.</w:t>
-      </w:r>
-    </w:p>
-    <w:p>
-      <w:pPr>
-        <w:pStyle w:val="Body"/>
-        <w:bidi/>
-      </w:pPr>
-      <w:r>
-        <w:rPr>
-          <w:rStyle w:val="LeadWord"/>
-        </w:rPr>
-        <w:t xml:space="preserve">אמנם</w:t>
-      </w:r>
-      <w:r>
-        <w:t xml:space="preserve"> לא פליגי משום שהסיבה שיש ר״ר ברגליו זה בגלל שרגליו זה מקום שיש דרך להיות שם לכלוך</w:t>
-      </w:r>
-      <w:r>
-        <w:rPr>
-          <w:rStyle w:val="FootnoteReference"/>
-        </w:rPr>
-        <w:footnoteReference w:id="12"/>
-      </w:r>
-      <w:r>
-        <w:t xml:space="preserve">, אלא שיש בזה תוספת שכתבו המקובלים והיא שבידיו אז גם אם יש הרבה פעמים שידיו מתעסקות עם לכלוך אבל יש לנו את הדרך לטהרם אבל מאחר שברגליו אין לנו אפשרות לטהרם כי הר״ר שם יותר חזקה ומאחר שיש בהם ר״ר כי הם מלוכלכות אז לכן גם בנוגע ברגלים רחוצות יש לו ליטול ידיו כי לא הסיר את הר״ר שנשאר מהזמן שהיו מלוכלכות.</w:t>
-      </w:r>
-    </w:p>
-    <w:p>
-      <w:pPr>
-        <w:pStyle w:val="Body"/>
-        <w:bidi/>
-      </w:pPr>
-      <w:r>
-        <w:rPr>
-          <w:rStyle w:val="LeadWord"/>
-        </w:rPr>
-        <w:t xml:space="preserve">וגדר</w:t>
-      </w:r>
-      <w:r>
-        <w:t xml:space="preserve"> רגליו לענין זה נראה שזה עד הברך.</w:t>
-      </w:r>
-      <w:r>
-        <w:rPr>
-          <w:rStyle w:val="FootnoteReference"/>
-        </w:rPr>
-        <w:footnoteReference w:id="13"/>
-      </w:r>
-    </w:p>
-    <w:p>
-      <w:pPr>
-        <w:pStyle w:val="Body"/>
-        <w:bidi/>
-      </w:pPr>
-      <w:r>
-        <w:rPr>
-          <w:rStyle w:val="LeadWord"/>
-        </w:rPr>
-        <w:t xml:space="preserve">ונמצא</w:t>
-      </w:r>
-      <w:r>
-        <w:t xml:space="preserve"> שיש נפק״מ בין המשנ״ב לבין הכה״ח האם הנוגע ברגליו צריך ליטול ידיו כמה שיותר מהר או שלא שלמשנ״ב שזה מצד נקיות א״צ להזדרז וליטול ידיו אמנם לכה״ח שזה מצד ר״ר אז יש לו ליטול ידיו כמה שיותר מהר.</w:t>
-      </w:r>
-    </w:p>
-    <w:p>
-      <w:pPr>
-        <w:pStyle w:val="Body"/>
-        <w:bidi/>
-      </w:pPr>
-      <w:r>
-        <w:rPr>
-          <w:rStyle w:val="LeadWord"/>
-        </w:rPr>
-        <w:t xml:space="preserve">והנה</w:t>
-      </w:r>
-      <w:r>
-        <w:t xml:space="preserve"> ציין הכה״ח שהנוגע בבגד עם זיעה אז יש לו ליטול ידיו כמו בנוגע במקומות המכוסים שבגופו, ודבר זה מצוי לפעמים בבגדים הסמוכים לגופו.</w:t>
-      </w:r>
-    </w:p>
-    <w:p>
-      <w:pPr>
-        <w:pStyle w:val="Body"/>
-        <w:bidi/>
-      </w:pPr>
-      <w:r>
-        <w:rPr>
-          <w:rStyle w:val="LeadWord"/>
-        </w:rPr>
-        <w:t xml:space="preserve">וכתב</w:t>
-      </w:r>
-      <w:r>
-        <w:t xml:space="preserve"> האור לציון שהנוגע בגרביים אז אם זה במקום ששם הנעל מכסה את הגרב אז יש לו ליטול ידיו והטעם מפני שהנעל מכסה את הגרב זה גורם שהזיעה של רגליו היא מכוסה ומוגדרת כטינוף ומאחר </w:t>
-      </w:r>
-      <w:r>
-        <w:rPr>
-          <w:rStyle w:val="BodyBold"/>
-        </w:rPr>
-        <w:t xml:space="preserve">שבדר״כ</w:t>
-      </w:r>
-      <w:r>
-        <w:t xml:space="preserve"> הגרב מושפעת מזיעה זו אז לכן יש ליטול ידיו </w:t>
-      </w:r>
-      <w:r>
-        <w:rPr>
-          <w:rStyle w:val="SmallSource"/>
-        </w:rPr>
-        <w:t xml:space="preserve">(א״ה ואין ללמוד מזה לגבי כל הנוגע בבגד הפנימי שבגופו וכן מורה הלשון)</w:t>
-      </w:r>
-      <w:r>
-        <w:t xml:space="preserve"> אמנם יש בדבריו חידוש גדול כי מנ״ל שיש תקנה ליטול תמיד בגלל מה שבדר״כ ואולי הבדר״כ עושה חזקה שכדי להיטהר ממנה צריך ודאות שלא הזיע אז ובזה מותר וכן נראה.</w:t>
-      </w:r>
-    </w:p>
-    <w:p>
-      <w:pPr>
-        <w:pStyle w:val="Body"/>
-        <w:bidi/>
-      </w:pPr>
-      <w:r>
-        <w:rPr>
-          <w:rStyle w:val="LeadWord"/>
-        </w:rPr>
-        <w:t xml:space="preserve">סעיף כ״ג:</w:t>
-      </w:r>
-      <w:r>
-        <w:t xml:space="preserve"> לא תיקנו נטילת ידים אלא לק״ש ולתפילה אבל ברכות דשחרית יכול לברך קודם נטילת ידים וכו׳.</w:t>
-      </w:r>
-    </w:p>
-    <w:p>
-      <w:pPr>
-        <w:pStyle w:val="Body"/>
-        <w:bidi/>
-      </w:pPr>
-      <w:r>
-        <w:rPr>
-          <w:rStyle w:val="LeadWord"/>
-        </w:rPr>
-        <w:t xml:space="preserve">מבואר</w:t>
-      </w:r>
-      <w:r>
-        <w:t xml:space="preserve"> בפוסקים שיש ג׳ חומרות בתפילה יותר מברכות ומדברי תורה:</w:t>
-      </w:r>
-    </w:p>
-    <w:p>
-      <w:pPr>
-        <w:pStyle w:val="Body"/>
-        <w:bidi/>
-      </w:pPr>
-      <w:r>
-        <w:rPr>
-          <w:rStyle w:val="LeadWord"/>
-        </w:rPr>
-        <w:t xml:space="preserve">א׳.</w:t>
-      </w:r>
-      <w:r>
-        <w:rPr>
-          <w:rStyle w:val="LeadWord"/>
-        </w:rPr>
-        <w:t xml:space="preserve"> כאשר</w:t>
-      </w:r>
-      <w:r>
-        <w:t xml:space="preserve"> יודע שיש לכלוך על ידיו שצריך להקפיד לרחוץ ידיו ולא מספיק לנקות בכל מידי דמנקי אלא צריך לחזר אחר מים דוקא וזה משום מאי דכתיב ארחץ בנקיון כפי כלומר צריך נקיות כפים של רחיצה (אבל אם אין לו מים יכול לנקות ידיו בכל מידי דמנקי כי מעלת הרחיצה היא מדין נקיות וגם אם לא יכול לעשות נקיות גמורה של </w:t>
-      </w:r>
-      <w:r>
-        <w:rPr>
-          <w:rStyle w:val="BodyBold"/>
-        </w:rPr>
-        <w:t xml:space="preserve">רחיצה</w:t>
-      </w:r>
-      <w:r>
-        <w:t xml:space="preserve"> וצחצוח אז יכול לעשות נקיות של </w:t>
-      </w:r>
-      <w:r>
-        <w:rPr>
-          <w:rStyle w:val="BodyBold"/>
-        </w:rPr>
-        <w:t xml:space="preserve">הסרת הלכלוך</w:t>
-      </w:r>
-      <w:r>
-        <w:t xml:space="preserve"> כי הנקודה של הצחצוח זה מעלה ממעלות ההכנה לתפילה אבל אם לא יכול לעשות מעלה זו אז מה שמעכב לענין הזכרת ה׳ זה רק הסרת הלכלוך, ולכן לענין ברכה שמברך שאין את המעלות שתיקנו חז״ל כהכנה לתפילה אז בזה מספיק רק הסרת הליכלוך בלבד).</w:t>
-      </w:r>
-    </w:p>
-    <w:p>
-      <w:pPr>
-        <w:pStyle w:val="Body"/>
-        <w:bidi/>
-      </w:pPr>
-      <w:r>
-        <w:rPr>
-          <w:rStyle w:val="LeadWord"/>
-        </w:rPr>
-        <w:t xml:space="preserve">ודן</w:t>
-      </w:r>
-      <w:r>
-        <w:t xml:space="preserve"> הפמ״ג בסימן צ״ב האם מה שצריך רחיצה זה רק בליכלוך של זוהמה כמו זיעה וכדומה אבל כאשר יש על ידיו לכלוך כמו טיט שבעצם רק צריך להסירו כי זה מגונה להתפלל כך עם טיט על ידו אבל אין כאן טינופת שיש לבטלה א״כ אפשר שיהיה מותר לכתחילה לנקות את זה בכל מידי דמנקי, וכתב שצריך לרחוץ וטעמו נראה משום שבתפילה צריך נקיון ידים ולא רק הסרה גמורה של הלכלוך.</w:t>
-      </w:r>
-    </w:p>
-    <w:p>
-      <w:pPr>
-        <w:pStyle w:val="Body"/>
-        <w:bidi/>
-      </w:pPr>
-      <w:r>
-        <w:rPr>
-          <w:rStyle w:val="LeadWord"/>
-        </w:rPr>
-        <w:t xml:space="preserve">ועוד</w:t>
-      </w:r>
-      <w:r>
-        <w:t xml:space="preserve"> יש להסתפק האם בלכלוך של טיט יכול לברך וללמוד כך לכתחילה או לא וכתב הפמ״ג בהלכות תפילה שאפשר שא״צ וטעמו משום שאין טינופת על ידיו שאז זה לא כבוד הברכה לברך כך אלא זה רק טיט שאמנם בתפילה צריך להסירו מדין כבוד מהתפילה אבל לגבי ברכות ולימוד תורה אפשר שא״צ להסירו.</w:t>
-      </w:r>
-    </w:p>
-    <w:p>
-      <w:pPr>
-        <w:pStyle w:val="Body"/>
-        <w:bidi/>
-      </w:pPr>
-      <w:r>
-        <w:rPr>
-          <w:rStyle w:val="LeadWord"/>
-        </w:rPr>
-        <w:t xml:space="preserve">ועיין</w:t>
-      </w:r>
-      <w:r>
-        <w:t xml:space="preserve"> במשנ״ב לקמן סימן צ״ב ס״ק כ״ט שהקשה שבפמ״ג בסימן ד׳ כתב שלכתחילה יש לנקות ידיו מטיט ורפש גם לברכות, וכתב המשנ״ב להכריע יש שלהחמיר רק ברפש ולא בטיט (ונראה משום שרפש זה לכלוך שיש בו מאיסות ואע״פ שאינו טינופת כי זה לא לכלוך שנדחה מגופו של אדם אבל יש בו מאיסות אבל טיט זה לא לכלוך שיש בו מאיסות ואמנם מקפידים להוריד אותו והוא מגרע בנקיון כפי אבל בברכות שאין דין נקיות כפים אלא יש דין שלא יהיה טינוף על ידיו אז א״צ להסירו.</w:t>
-      </w:r>
-    </w:p>
-    <w:p>
-      <w:pPr>
-        <w:pStyle w:val="Body"/>
-        <w:bidi/>
-      </w:pPr>
-      <w:r>
-        <w:rPr>
-          <w:rStyle w:val="LeadWord"/>
-        </w:rPr>
-        <w:t xml:space="preserve">ב׳.</w:t>
-      </w:r>
-      <w:r>
-        <w:rPr>
-          <w:rStyle w:val="LeadWord"/>
-        </w:rPr>
-        <w:t xml:space="preserve"> כשלא</w:t>
-      </w:r>
-      <w:r>
-        <w:t xml:space="preserve"> יודע אם יש לו לכלוך על ידיו אז לגבי תפילה יש לו לרחוץ ידים כי סתם ידים פסולות לתפילה אבל לגבי ברכה סתם ידים כשרות לברכה. וכאן החיוב רחיצה לתפילה הוא פחות חמור מכאשר יודע כשיש לו לכלוך כי כשיש לו ודאי לכלוך אז יש לו חיוב צחצוח מדין ודאי ולכן צריך לחזר אחר מים אבל כשאין לו ודאי לכלוך רק ידיו הם בגדר סתם ידים אז בזה אמנם תיקנו חז״ל רחיצה אבל חז״ל תיקנו והעמידו דבריהם רק כאשר יש לו מים אבל לא העמידו דבריהם כאשר צריך לחזר אחריהם.</w:t>
-      </w:r>
-      <w:r>
-        <w:rPr>
-          <w:rStyle w:val="FootnoteReference"/>
-        </w:rPr>
-        <w:footnoteReference w:id="14"/>
-      </w:r>
-    </w:p>
-    <w:p>
-      <w:pPr>
-        <w:pStyle w:val="Body"/>
-        <w:bidi/>
-      </w:pPr>
-      <w:r>
-        <w:rPr>
-          <w:rStyle w:val="LeadWord"/>
-        </w:rPr>
-        <w:t xml:space="preserve">ג׳.</w:t>
-      </w:r>
-      <w:r>
-        <w:rPr>
-          <w:rStyle w:val="LeadWord"/>
-        </w:rPr>
-        <w:t xml:space="preserve"> לדעת</w:t>
-      </w:r>
-      <w:r>
-        <w:t xml:space="preserve"> הרמב״ם </w:t>
-      </w:r>
-      <w:r>
-        <w:rPr>
-          <w:rStyle w:val="SmallSource"/>
-        </w:rPr>
-        <w:t xml:space="preserve">(הו״ד במשנ״ב סימן צ״ב סקי״ג)</w:t>
-      </w:r>
-      <w:r>
-        <w:t xml:space="preserve"> שבלא נטל ידיו לתפילה לא יצא י״ח תפילה אז זה דין דוקא בתפילה ולא בברכות וגם אם בירך בידים מלוכלכות ברכתו ברכה.</w:t>
-      </w:r>
-    </w:p>
-    <w:p>
-      <w:pPr>
-        <w:pStyle w:val="Body"/>
-        <w:bidi/>
-      </w:pPr>
-      <w:r>
-        <w:rPr>
-          <w:rStyle w:val="LeadWord"/>
-        </w:rPr>
-        <w:t xml:space="preserve">אלא</w:t>
-      </w:r>
-      <w:r>
-        <w:t xml:space="preserve"> שהשע״ת הביא מהזוהר שיש להקפיד על נטילה וצחצוח הידים גם בברכות (דהיינו רק כאשר יש לו לכלוך על ידיו אז יש להקפיד על נטילה ולא מספיק נקיון לנקות בכל מידי דמנקי אבל בסתם ידים א״צ כלום כי אין תקנת חז״ל על סתם ידים לגבי ברכות).</w:t>
-      </w:r>
-    </w:p>
-    <w:p>
-      <w:pPr>
-        <w:pStyle w:val="Body"/>
-        <w:bidi/>
-      </w:pPr>
-      <w:r>
-        <w:rPr>
-          <w:rStyle w:val="LeadWord"/>
-        </w:rPr>
-        <w:t xml:space="preserve">וכתב</w:t>
-      </w:r>
-      <w:r>
-        <w:t xml:space="preserve"> המשנ״ב לחשוש לדברי הזוהר כאשר יש לו מים אבל א״צ לטרוח לחפש מים.</w:t>
-      </w:r>
-    </w:p>
-    <w:p>
-      <w:pPr>
-        <w:pStyle w:val="Body"/>
-        <w:bidi/>
-      </w:pPr>
-      <w:r>
-        <w:rPr>
-          <w:rStyle w:val="LeadWord"/>
-        </w:rPr>
-        <w:t xml:space="preserve">בענין</w:t>
-      </w:r>
-      <w:r>
-        <w:t xml:space="preserve"> איזה דברים יש להקפיד לא לומר בידים מטונפות:</w:t>
-      </w:r>
-    </w:p>
-    <w:p>
-      <w:pPr>
-        <w:pStyle w:val="Body"/>
-        <w:bidi/>
-      </w:pPr>
-      <w:r>
-        <w:rPr>
-          <w:rStyle w:val="LeadWord"/>
-        </w:rPr>
-        <w:t xml:space="preserve">הנה</w:t>
-      </w:r>
-      <w:r>
-        <w:t xml:space="preserve"> בענין זה מסתבר שכל דבר של תורה או ששייך לנוסח התפילה יש להיזהר לאומרו בידים מטונפות ואע״פ שמותר לומר מודה אני אע״פ שידיו מטונפות אבל מודה אני זה מוגדר כבקשה ולא כנוסח התפילה ובקשות אין שום איסור לומר קודם התפילה </w:t>
-      </w:r>
-      <w:r>
-        <w:rPr>
-          <w:rStyle w:val="SmallSource"/>
-        </w:rPr>
-        <w:t xml:space="preserve">(בין לבקש מ-ה׳ בין לדבר עם ה׳ ובין לספר גדלות ה׳)</w:t>
-      </w:r>
-      <w:r>
-        <w:t xml:space="preserve"> אבל דברים שנקבעו כחלק מסדר התפילה יש לאסור.</w:t>
-      </w:r>
-    </w:p>
-    <w:p>
-      <w:pPr>
-        <w:pStyle w:val="Body"/>
-        <w:bidi/>
-      </w:pPr>
-      <w:r>
-        <w:rPr>
-          <w:rStyle w:val="LeadWord"/>
-        </w:rPr>
-        <w:t xml:space="preserve">ובענין</w:t>
-      </w:r>
-      <w:r>
-        <w:t xml:space="preserve"> עניית אמן לכאו׳ להנ״ל מסתבר שאוסר משום שחזינן שכשעונה אמן על המברך הוי כאילו מברך בעצמו </w:t>
-      </w:r>
-      <w:r>
-        <w:rPr>
-          <w:rStyle w:val="SmallSource"/>
-        </w:rPr>
-        <w:t xml:space="preserve">(כאשר רוצה לצאת י״ח בברכתו)</w:t>
-      </w:r>
-      <w:r>
-        <w:t xml:space="preserve"> וכן הוי כעושה קיום לברכה א״כ הוי חלק מסדר התפילה.</w:t>
-      </w:r>
-    </w:p>
-    <w:p>
-      <w:pPr>
-        <w:pStyle w:val="Body"/>
-        <w:bidi/>
-      </w:pPr>
-      <w:r>
-        <w:rPr>
-          <w:rStyle w:val="LeadWord"/>
-        </w:rPr>
-        <w:t xml:space="preserve">ועוד</w:t>
-      </w:r>
-      <w:r>
-        <w:t xml:space="preserve"> שברמ״א בסוף סימן פ״ד אוסר לענות אמן בבית המרחץ וחזינן שיש משמעות לעניית אמן כדבר שבקדושה ואע״פ שאפשר לחלק אבל הכי מסתברא.</w:t>
-      </w:r>
-    </w:p>
-    <w:p>
-      <w:pPr>
-        <w:pStyle w:val="Body"/>
-        <w:bidi/>
-      </w:pPr>
-      <w:r>
-        <w:rPr>
-          <w:rStyle w:val="LeadWord"/>
-        </w:rPr>
-        <w:t xml:space="preserve">גדר</w:t>
-      </w:r>
-      <w:r>
-        <w:rPr>
-          <w:rStyle w:val="BodyBold"/>
-        </w:rPr>
-        <w:t xml:space="preserve"> רחיצה וגדר נקיות:</w:t>
-      </w:r>
-      <w:r>
-        <w:t xml:space="preserve"> והנה בגדר רחיצת ידיו שמברכים על נט״י ובגדר נקיות ידיו נראה שהחילוק הוא שנקיות זה להסיר את הליכלוך הדבוק אבל רחיצה זה ציחצוח והיינו לא רק הסרת הטינופת אלא צחצוח בעומק שלא יהיה אפי׳ רשימו של טינופת.</w:t>
-      </w:r>
-    </w:p>
-    <w:p>
-      <w:pPr>
-        <w:pStyle w:val="Body"/>
-        <w:bidi/>
-      </w:pPr>
-      <w:r>
-        <w:rPr>
-          <w:rStyle w:val="LeadWord"/>
-        </w:rPr>
-        <w:t xml:space="preserve">ובגדרים</w:t>
-      </w:r>
-      <w:r>
-        <w:t xml:space="preserve"> אלו יהיה תלוי מה נקרא מידי דמנקי ומה נקרא רחיצה שמידי דמנקי הפירוש הוא דבר שעל ידו אפשר להסיר הליכלוך ואילו רחיצה הפירוש הוא דבר שעל ידו אפשר להסיר הרשימו של הלכלוך.</w:t>
-      </w:r>
-    </w:p>
-    <w:p>
-      <w:pPr>
-        <w:pStyle w:val="Body"/>
-        <w:bidi/>
-      </w:pPr>
-      <w:r>
-        <w:rPr>
-          <w:rStyle w:val="LeadWord"/>
-        </w:rPr>
-        <w:t xml:space="preserve">ולפי״ז</w:t>
-      </w:r>
-      <w:r>
-        <w:t xml:space="preserve"> מגבונים הם בגדר של רחיצה כי על ידם אפשר להסיר הרשימו.</w:t>
-      </w:r>
-    </w:p>
-    <w:p>
-      <w:pPr>
-        <w:pStyle w:val="Body"/>
-        <w:bidi/>
-      </w:pPr>
-      <w:r>
-        <w:rPr>
-          <w:rStyle w:val="LeadWord"/>
-        </w:rPr>
-        <w:t xml:space="preserve">המורם מן האמור:</w:t>
-      </w:r>
-      <w:r>
-        <w:t xml:space="preserve"> בתפילה יש ב׳ חומרות יותר מברכות ותורה </w:t>
-      </w:r>
-      <w:r>
-        <w:rPr>
-          <w:rStyle w:val="BodyBold"/>
-        </w:rPr>
-        <w:t xml:space="preserve">א׳</w:t>
-      </w:r>
-      <w:r>
-        <w:t xml:space="preserve"> שצריך טהרה גמורה מטינופת ולא מספיק רק הסרת הלכלוך, </w:t>
-      </w:r>
-      <w:r>
-        <w:rPr>
-          <w:rStyle w:val="BodyBold"/>
-        </w:rPr>
-        <w:t xml:space="preserve">ב׳</w:t>
-      </w:r>
-      <w:r>
-        <w:t xml:space="preserve"> גם דברים שאינם טינופת שבברכות ותורה אפשר שיכול לברך כך וללמוד כך אבל בתפילה צריך נקיון ונקיון זה כולל גם את זה.</w:t>
-      </w:r>
-    </w:p>
-    <w:p>
-      <w:pPr>
-        <w:pStyle w:val="Body"/>
-        <w:bidi/>
-      </w:pPr>
-      <w:r>
-        <w:rPr>
-          <w:rStyle w:val="LeadWord"/>
-        </w:rPr>
-        <w:t xml:space="preserve">ועוד</w:t>
-      </w:r>
-      <w:r>
-        <w:t xml:space="preserve"> חומרא בתפילה שפסלו סתם ידים להתפלל עד שיטול אבל לא העמידו חז״ל דבריהם כשאין לו מים.</w:t>
-      </w:r>
-    </w:p>
-    <w:p>
-      <w:pPr>
-        <w:pStyle w:val="Body"/>
-        <w:bidi/>
-      </w:pPr>
-      <w:r>
-        <w:rPr>
-          <w:rStyle w:val="LeadWord"/>
-        </w:rPr>
-        <w:t xml:space="preserve">ועוד</w:t>
-      </w:r>
-      <w:r>
-        <w:t xml:space="preserve"> שלדעת הרמב״ם אם התפלל בלי לנקות ידיו יש לו להתפלל שוב משא״כ בברכות שאין הדין כן.</w:t>
-      </w:r>
-    </w:p>
-    <w:p>
-      <w:pPr>
-        <w:pStyle w:val="Body"/>
-        <w:bidi/>
-      </w:pPr>
-      <w:r>
-        <w:rPr>
-          <w:rStyle w:val="LeadWord"/>
-        </w:rPr>
-        <w:t xml:space="preserve">בענין</w:t>
-      </w:r>
-      <w:r>
-        <w:t xml:space="preserve"> מתי יש לברך על נטילת ידים האם בנטילה שנוטל כשקם משנתו או בנטילה שנוטל קודם התפילה:</w:t>
+        <w:t xml:space="preserve">בענין מתי יש לברך על נטילת ידים האם בנטילה שנוטל כשקם משנתו או בנטילה שנוטל קודם התפילה:</w:t>
       </w:r>
     </w:p>
     <w:p>
@@ -17491,6 +17431,69 @@
     </w:p>
     <w:p>
       <w:pPr>
+        <w:pStyle w:val="SubHeading"/>
+        <w:bidi/>
+      </w:pPr>
+      <w:r>
+        <w:t xml:space="preserve">ברוך אתה ה׳ אלקינו מלך העולם אשר יצר את האדם בחכמה וברא בו נקבים נקבים וחללים חללים</w:t>
+      </w:r>
+      <w:r>
+        <w:rPr>
+          <w:rStyle w:val="FootnoteReference"/>
+        </w:rPr>
+        <w:footnoteReference w:id="21"/>
+      </w:r>
+      <w:r>
+        <w:t xml:space="preserve">, מהם סתומים ומהם פתוחים</w:t>
+      </w:r>
+      <w:r>
+        <w:rPr>
+          <w:rStyle w:val="FootnoteReference"/>
+        </w:rPr>
+        <w:footnoteReference w:id="22"/>
+      </w:r>
+      <w:r>
+        <w:t xml:space="preserve">, שאם יסתם אחד מהם או יפתח</w:t>
+      </w:r>
+      <w:r>
+        <w:rPr>
+          <w:rStyle w:val="FootnoteReference"/>
+        </w:rPr>
+        <w:footnoteReference w:id="23"/>
+      </w:r>
+      <w:r>
+        <w:t xml:space="preserve">, אינו יכול</w:t>
+      </w:r>
+      <w:r>
+        <w:rPr>
+          <w:rStyle w:val="FootnoteReference"/>
+        </w:rPr>
+        <w:footnoteReference w:id="24"/>
+      </w:r>
+      <w:r>
+        <w:t xml:space="preserve"> להתקים אפילו שעה אחת</w:t>
+      </w:r>
+      <w:r>
+        <w:rPr>
+          <w:rStyle w:val="FootnoteReference"/>
+        </w:rPr>
+        <w:footnoteReference w:id="25"/>
+      </w:r>
+      <w:r>
+        <w:t xml:space="preserve"> ברוך אתה ה׳ רופא כל בשר ומפליא לעשות</w:t>
+      </w:r>
+    </w:p>
+    <w:p>
+      <w:pPr>
+        <w:pStyle w:val="SubHeading"/>
+        <w:bidi/>
+      </w:pPr>
+      <w:r>
+        <w:t xml:space="preserve">נוסח ע״מ</w:t>
+      </w:r>
+    </w:p>
+    <w:p>
+      <w:pPr>
         <w:pStyle w:val="Body"/>
         <w:bidi/>
       </w:pPr>
@@ -17501,49 +17504,163 @@
         <w:t xml:space="preserve">ברוך</w:t>
       </w:r>
       <w:r>
-        <w:t xml:space="preserve"> אתה ה׳ אלקינו מלך העולם אשר יצר את האדם בחכמה וברא בו נקבים נקבים וחללים חללים</w:t>
+        <w:t xml:space="preserve"> אתה ה׳ אלקינו מלך העולם אשר יצר את האדם בחכמה, וברא בו נקבים נקבים חלולים חלולים</w:t>
       </w:r>
       <w:r>
         <w:rPr>
           <w:rStyle w:val="FootnoteReference"/>
         </w:rPr>
-        <w:footnoteReference w:id="21"/>
-      </w:r>
-      <w:r>
-        <w:t xml:space="preserve">, מהם סתומים ומהם פתוחים</w:t>
+        <w:footnoteReference w:id="26"/>
+      </w:r>
+      <w:r>
+        <w:t xml:space="preserve">, גלוי וידוע לפני כסא כבודך</w:t>
       </w:r>
       <w:r>
         <w:rPr>
           <w:rStyle w:val="FootnoteReference"/>
         </w:rPr>
-        <w:footnoteReference w:id="22"/>
-      </w:r>
-      <w:r>
-        <w:t xml:space="preserve">, שאם יסתם אחד מהם או יפתח</w:t>
+        <w:footnoteReference w:id="27"/>
+      </w:r>
+      <w:r>
+        <w:t xml:space="preserve"> שאם יסתם אחד מהם או אם</w:t>
       </w:r>
       <w:r>
         <w:rPr>
           <w:rStyle w:val="FootnoteReference"/>
         </w:rPr>
-        <w:footnoteReference w:id="23"/>
-      </w:r>
-      <w:r>
-        <w:t xml:space="preserve">, אינו יכול</w:t>
+        <w:footnoteReference w:id="28"/>
+      </w:r>
+      <w:r>
+        <w:t xml:space="preserve"> יפתח אחד מהם</w:t>
       </w:r>
       <w:r>
         <w:rPr>
           <w:rStyle w:val="FootnoteReference"/>
         </w:rPr>
-        <w:footnoteReference w:id="24"/>
-      </w:r>
-      <w:r>
-        <w:t xml:space="preserve"> להתקים אפילו שעה אחת</w:t>
+        <w:footnoteReference w:id="29"/>
+      </w:r>
+      <w:r>
+        <w:t xml:space="preserve">, אי </w:t>
+      </w:r>
+      <w:r>
+        <w:rPr>
+          <w:rStyle w:val="SmallSource"/>
+        </w:rPr>
+        <w:t xml:space="preserve">(בצירי)</w:t>
+      </w:r>
+      <w:r>
+        <w:t xml:space="preserve"> אפשר</w:t>
       </w:r>
       <w:r>
         <w:rPr>
           <w:rStyle w:val="FootnoteReference"/>
         </w:rPr>
-        <w:footnoteReference w:id="25"/>
+        <w:footnoteReference w:id="30"/>
+      </w:r>
+      <w:r>
+        <w:t xml:space="preserve"> להתקים אפילו שעה</w:t>
+      </w:r>
+      <w:r>
+        <w:rPr>
+          <w:rStyle w:val="FootnoteReference"/>
+        </w:rPr>
+        <w:footnoteReference w:id="31"/>
+      </w:r>
+      <w:r>
+        <w:t xml:space="preserve">, אחת ברוך אתה ה׳ רופא כל בשר ומפליא לעשות</w:t>
+      </w:r>
+    </w:p>
+    <w:p>
+      <w:pPr>
+        <w:pStyle w:val="SubHeading"/>
+        <w:bidi/>
+      </w:pPr>
+      <w:r>
+        <w:t xml:space="preserve">נוסח ספרד</w:t>
+      </w:r>
+    </w:p>
+    <w:p>
+      <w:pPr>
+        <w:pStyle w:val="Body"/>
+        <w:bidi/>
+      </w:pPr>
+      <w:r>
+        <w:rPr>
+          <w:rStyle w:val="LeadWord"/>
+        </w:rPr>
+        <w:t xml:space="preserve">ברוך</w:t>
+      </w:r>
+      <w:r>
+        <w:t xml:space="preserve"> אתה ה׳ אלקינו מלך העולם אשר יצר את האדם בחכמה, וברא בו נקבים נקבים חלולים חלולים</w:t>
+      </w:r>
+      <w:r>
+        <w:rPr>
+          <w:rStyle w:val="FootnoteReference"/>
+        </w:rPr>
+        <w:footnoteReference w:id="32"/>
+      </w:r>
+      <w:r>
+        <w:t xml:space="preserve">, גלוי וידוע לפני כסא כבודך</w:t>
+      </w:r>
+      <w:r>
+        <w:rPr>
+          <w:rStyle w:val="FootnoteReference"/>
+        </w:rPr>
+        <w:footnoteReference w:id="33"/>
+      </w:r>
+      <w:r>
+        <w:t xml:space="preserve"> שאם יפתח אחד מהם או</w:t>
+      </w:r>
+      <w:r>
+        <w:rPr>
+          <w:rStyle w:val="FootnoteReference"/>
+        </w:rPr>
+        <w:footnoteReference w:id="34"/>
+      </w:r>
+      <w:r>
+        <w:t xml:space="preserve"> יסתם אחד מהם</w:t>
+      </w:r>
+      <w:r>
+        <w:rPr>
+          <w:rStyle w:val="FootnoteReference"/>
+        </w:rPr>
+        <w:footnoteReference w:id="35"/>
+      </w:r>
+      <w:r>
+        <w:t xml:space="preserve">, אי </w:t>
+      </w:r>
+      <w:r>
+        <w:rPr>
+          <w:rStyle w:val="SmallSource"/>
+        </w:rPr>
+        <w:t xml:space="preserve">(בחיריק)</w:t>
+      </w:r>
+      <w:r>
+        <w:t xml:space="preserve"> אפשר</w:t>
+      </w:r>
+      <w:r>
+        <w:rPr>
+          <w:rStyle w:val="FootnoteReference"/>
+        </w:rPr>
+        <w:footnoteReference w:id="36"/>
+      </w:r>
+      <w:r>
+        <w:t xml:space="preserve"> להתקיים ולעמוד</w:t>
+      </w:r>
+      <w:r>
+        <w:rPr>
+          <w:rStyle w:val="FootnoteReference"/>
+        </w:rPr>
+        <w:footnoteReference w:id="37"/>
+      </w:r>
+      <w:r>
+        <w:t xml:space="preserve"> לפניך אפילו שעה אחת</w:t>
+      </w:r>
+      <w:r>
+        <w:rPr>
+          <w:rStyle w:val="FootnoteReference"/>
+        </w:rPr>
+        <w:footnoteReference w:id="38"/>
       </w:r>
       <w:r>
         <w:t xml:space="preserve"> ברוך אתה ה׳ רופא כל בשר ומפליא לעשות</w:t>
@@ -17555,28 +17672,22 @@
         <w:bidi/>
       </w:pPr>
       <w:r>
-        <w:t xml:space="preserve">נוסח ע״מ</w:t>
-      </w:r>
-    </w:p>
-    <w:p>
-      <w:pPr>
-        <w:pStyle w:val="Body"/>
-        <w:bidi/>
-      </w:pPr>
-      <w:r>
-        <w:rPr>
-          <w:rStyle w:val="LeadWord"/>
-        </w:rPr>
-        <w:t xml:space="preserve">ברוך</w:t>
-      </w:r>
-      <w:r>
-        <w:t xml:space="preserve"> אתה ה׳ אלקינו מלך העולם אשר יצר את האדם בחכמה, וברא בו נקבים נקבים חלולים חלולים</w:t>
+        <w:t xml:space="preserve">נוסח אשכנז</w:t>
+      </w:r>
+    </w:p>
+    <w:p>
+      <w:pPr>
+        <w:pStyle w:val="SubHeading"/>
+        <w:bidi/>
+      </w:pPr>
+      <w:r>
+        <w:t xml:space="preserve">ברוך אתה ה׳ אלקינו מלך העולם אשר יצר את האדם בחכמה, וברא בו נקבים נקבים חלולים חלולים</w:t>
       </w:r>
       <w:r>
         <w:rPr>
           <w:rStyle w:val="FootnoteReference"/>
         </w:rPr>
-        <w:footnoteReference w:id="26"/>
+        <w:footnoteReference w:id="39"/>
       </w:r>
       <w:r>
         <w:t xml:space="preserve">, גלוי וידוע לפני כסא כבודך</w:t>
@@ -17585,220 +17696,28 @@
         <w:rPr>
           <w:rStyle w:val="FootnoteReference"/>
         </w:rPr>
-        <w:footnoteReference w:id="27"/>
-      </w:r>
-      <w:r>
-        <w:t xml:space="preserve"> שאם יסתם אחד מהם או אם</w:t>
+        <w:footnoteReference w:id="40"/>
+      </w:r>
+      <w:r>
+        <w:t xml:space="preserve"> שאם יפתח אחד מהם או</w:t>
       </w:r>
       <w:r>
         <w:rPr>
           <w:rStyle w:val="FootnoteReference"/>
         </w:rPr>
-        <w:footnoteReference w:id="28"/>
-      </w:r>
-      <w:r>
-        <w:t xml:space="preserve"> יפתח אחד מהם</w:t>
+        <w:footnoteReference w:id="41"/>
+      </w:r>
+      <w:r>
+        <w:t xml:space="preserve"> יסתם אחד מהם</w:t>
       </w:r>
       <w:r>
         <w:rPr>
           <w:rStyle w:val="FootnoteReference"/>
         </w:rPr>
-        <w:footnoteReference w:id="29"/>
-      </w:r>
-      <w:r>
-        <w:t xml:space="preserve">, אי </w:t>
-      </w:r>
-      <w:r>
-        <w:rPr>
-          <w:rStyle w:val="SmallSource"/>
-        </w:rPr>
-        <w:t xml:space="preserve">(בצירי)</w:t>
-      </w:r>
-      <w:r>
-        <w:t xml:space="preserve"> אפשר</w:t>
-      </w:r>
-      <w:r>
-        <w:rPr>
-          <w:rStyle w:val="FootnoteReference"/>
-        </w:rPr>
-        <w:footnoteReference w:id="30"/>
-      </w:r>
-      <w:r>
-        <w:t xml:space="preserve"> להתקים אפילו שעה</w:t>
-      </w:r>
-      <w:r>
-        <w:rPr>
-          <w:rStyle w:val="FootnoteReference"/>
-        </w:rPr>
-        <w:footnoteReference w:id="31"/>
-      </w:r>
-      <w:r>
-        <w:t xml:space="preserve">, אחת ברוך אתה ה׳ רופא כל בשר ומפליא לעשות</w:t>
-      </w:r>
-    </w:p>
-    <w:p>
-      <w:pPr>
-        <w:pStyle w:val="SubHeading"/>
-        <w:bidi/>
-      </w:pPr>
-      <w:r>
-        <w:t xml:space="preserve">נוסח ספרד</w:t>
-      </w:r>
-    </w:p>
-    <w:p>
-      <w:pPr>
-        <w:pStyle w:val="Body"/>
-        <w:bidi/>
-      </w:pPr>
-      <w:r>
-        <w:rPr>
-          <w:rStyle w:val="LeadWord"/>
-        </w:rPr>
-        <w:t xml:space="preserve">ברוך</w:t>
-      </w:r>
-      <w:r>
-        <w:t xml:space="preserve"> אתה ה׳ אלקינו מלך העולם אשר יצר את האדם בחכמה, וברא בו נקבים נקבים חלולים חלולים</w:t>
-      </w:r>
-      <w:r>
-        <w:rPr>
-          <w:rStyle w:val="FootnoteReference"/>
-        </w:rPr>
-        <w:footnoteReference w:id="32"/>
-      </w:r>
-      <w:r>
-        <w:t xml:space="preserve">, גלוי וידוע לפני כסא כבודך</w:t>
-      </w:r>
-      <w:r>
-        <w:rPr>
-          <w:rStyle w:val="FootnoteReference"/>
-        </w:rPr>
-        <w:footnoteReference w:id="33"/>
-      </w:r>
-      <w:r>
-        <w:t xml:space="preserve"> שאם יפתח אחד מהם או</w:t>
-      </w:r>
-      <w:r>
-        <w:rPr>
-          <w:rStyle w:val="FootnoteReference"/>
-        </w:rPr>
-        <w:footnoteReference w:id="34"/>
-      </w:r>
-      <w:r>
-        <w:t xml:space="preserve"> יסתם אחד מהם</w:t>
-      </w:r>
-      <w:r>
-        <w:rPr>
-          <w:rStyle w:val="FootnoteReference"/>
-        </w:rPr>
-        <w:footnoteReference w:id="35"/>
-      </w:r>
-      <w:r>
-        <w:t xml:space="preserve">, אי </w:t>
-      </w:r>
-      <w:r>
-        <w:rPr>
-          <w:rStyle w:val="SmallSource"/>
-        </w:rPr>
-        <w:t xml:space="preserve">(בחיריק)</w:t>
-      </w:r>
-      <w:r>
-        <w:t xml:space="preserve"> אפשר</w:t>
-      </w:r>
-      <w:r>
-        <w:rPr>
-          <w:rStyle w:val="FootnoteReference"/>
-        </w:rPr>
-        <w:footnoteReference w:id="36"/>
-      </w:r>
-      <w:r>
-        <w:t xml:space="preserve"> להתקיים ולעמוד</w:t>
-      </w:r>
-      <w:r>
-        <w:rPr>
-          <w:rStyle w:val="FootnoteReference"/>
-        </w:rPr>
-        <w:footnoteReference w:id="37"/>
-      </w:r>
-      <w:r>
-        <w:t xml:space="preserve"> לפניך אפילו שעה אחת</w:t>
-      </w:r>
-      <w:r>
-        <w:rPr>
-          <w:rStyle w:val="FootnoteReference"/>
-        </w:rPr>
-        <w:footnoteReference w:id="38"/>
-      </w:r>
-      <w:r>
-        <w:t xml:space="preserve"> ברוך אתה ה׳ רופא כל בשר ומפליא לעשות</w:t>
-      </w:r>
-    </w:p>
-    <w:p>
-      <w:pPr>
-        <w:pStyle w:val="SubHeading"/>
-        <w:bidi/>
-      </w:pPr>
-      <w:r>
-        <w:t xml:space="preserve">נוסח אשכנז</w:t>
-      </w:r>
-    </w:p>
-    <w:p>
-      <w:pPr>
-        <w:pStyle w:val="Body"/>
-        <w:bidi/>
-      </w:pPr>
-      <w:r>
-        <w:rPr>
-          <w:rStyle w:val="LeadWord"/>
-        </w:rPr>
-        <w:t xml:space="preserve">ברוך</w:t>
-      </w:r>
-      <w:r>
-        <w:t xml:space="preserve"> אתה ה׳ אלקינו מלך העולם אשר יצר את האדם בחכמה, וברא בו נקבים נקבים חלולים חלולים</w:t>
-      </w:r>
-      <w:r>
-        <w:rPr>
-          <w:rStyle w:val="FootnoteReference"/>
-        </w:rPr>
-        <w:footnoteReference w:id="39"/>
-      </w:r>
-      <w:r>
-        <w:t xml:space="preserve">, גלוי וידוע לפני כסא כבודך</w:t>
-      </w:r>
-      <w:r>
-        <w:rPr>
-          <w:rStyle w:val="FootnoteReference"/>
-        </w:rPr>
-        <w:footnoteReference w:id="40"/>
-      </w:r>
-      <w:r>
-        <w:t xml:space="preserve"> שאם יפתח אחד מהם או</w:t>
-      </w:r>
-      <w:r>
-        <w:rPr>
-          <w:rStyle w:val="FootnoteReference"/>
-        </w:rPr>
-        <w:footnoteReference w:id="41"/>
-      </w:r>
-      <w:r>
-        <w:t xml:space="preserve"> יסתם אחד מהם</w:t>
-      </w:r>
-      <w:r>
-        <w:rPr>
-          <w:rStyle w:val="FootnoteReference"/>
-        </w:rPr>
         <w:footnoteReference w:id="42"/>
       </w:r>
       <w:r>
-        <w:t xml:space="preserve"> אי </w:t>
-      </w:r>
-      <w:r>
-        <w:rPr>
-          <w:rStyle w:val="SmallSource"/>
-        </w:rPr>
-        <w:t xml:space="preserve">(בחיריק)</w:t>
-      </w:r>
-      <w:r>
-        <w:t xml:space="preserve"> אפשר</w:t>
+        <w:t xml:space="preserve"> אי (בחיריק) אפשר</w:t>
       </w:r>
       <w:r>
         <w:rPr>
@@ -18148,17 +18067,11 @@
     </w:p>
     <w:p>
       <w:pPr>
-        <w:pStyle w:val="Body"/>
-        <w:bidi/>
-      </w:pPr>
-      <w:r>
-        <w:rPr>
-          <w:rStyle w:val="LeadWord"/>
-        </w:rPr>
-        <w:t xml:space="preserve">בגדר</w:t>
-      </w:r>
-      <w:r>
-        <w:t xml:space="preserve"> ברכת אשר יצר.</w:t>
+        <w:pStyle w:val="SubHeading"/>
+        <w:bidi/>
+      </w:pPr>
+      <w:r>
+        <w:t xml:space="preserve">בגדר ברכת אשר יצר</w:t>
       </w:r>
     </w:p>
     <w:p>
@@ -18178,17 +18091,11 @@
     </w:p>
     <w:p>
       <w:pPr>
-        <w:pStyle w:val="Body"/>
-        <w:bidi/>
-      </w:pPr>
-      <w:r>
-        <w:rPr>
-          <w:rStyle w:val="LeadWord"/>
-        </w:rPr>
-        <w:t xml:space="preserve">אשר</w:t>
-      </w:r>
-      <w:r>
-        <w:t xml:space="preserve"> יצר בבוקר בלא עשה צרכיו</w:t>
+        <w:pStyle w:val="SubHeading"/>
+        <w:bidi/>
+      </w:pPr>
+      <w:r>
+        <w:t xml:space="preserve">אשר יצר בבוקר בלא עשה צרכיו</w:t>
       </w:r>
     </w:p>
     <w:p>
@@ -19192,17 +19099,11 @@
     </w:p>
     <w:p>
       <w:pPr>
-        <w:pStyle w:val="Body"/>
-        <w:bidi/>
-      </w:pPr>
-      <w:r>
-        <w:rPr>
-          <w:rStyle w:val="LeadWord"/>
-        </w:rPr>
-        <w:t xml:space="preserve">ראב״ד</w:t>
-      </w:r>
-      <w:r>
-        <w:t xml:space="preserve"> - תשובות ופסקים סימן מד</w:t>
+        <w:pStyle w:val="SubHeading"/>
+        <w:bidi/>
+      </w:pPr>
+      <w:r>
+        <w:t xml:space="preserve">ראב״ד - תשובות ופסקים סימן מד</w:t>
       </w:r>
     </w:p>
     <w:p>
@@ -32355,17 +32256,11 @@
     </w:p>
     <w:p>
       <w:pPr>
-        <w:pStyle w:val="Body"/>
-        <w:bidi/>
-      </w:pPr>
-      <w:r>
-        <w:rPr>
-          <w:rStyle w:val="LeadWord"/>
-        </w:rPr>
-        <w:t xml:space="preserve">השלמה</w:t>
-      </w:r>
-      <w:r>
-        <w:t xml:space="preserve"> לענין:</w:t>
+        <w:pStyle w:val="SubHeading"/>
+        <w:bidi/>
+      </w:pPr>
+      <w:r>
+        <w:t xml:space="preserve">השלמה לענין:</w:t>
       </w:r>
     </w:p>
     <w:p>
@@ -32550,17 +32445,11 @@
     </w:p>
     <w:p>
       <w:pPr>
-        <w:pStyle w:val="Body"/>
-        <w:bidi/>
-      </w:pPr>
-      <w:r>
-        <w:rPr>
-          <w:rStyle w:val="LeadWord"/>
-        </w:rPr>
-        <w:t xml:space="preserve">לענין</w:t>
-      </w:r>
-      <w:r>
-        <w:t xml:space="preserve"> ברכה״ת:</w:t>
+        <w:pStyle w:val="SubHeading"/>
+        <w:bidi/>
+      </w:pPr>
+      <w:r>
+        <w:t xml:space="preserve">לענין ברכה״ת:</w:t>
       </w:r>
     </w:p>
     <w:p>
@@ -32751,17 +32640,11 @@
     </w:p>
     <w:p>
       <w:pPr>
-        <w:pStyle w:val="Body"/>
-        <w:bidi/>
-      </w:pPr>
-      <w:r>
-        <w:rPr>
-          <w:rStyle w:val="LeadWord"/>
-        </w:rPr>
-        <w:t xml:space="preserve">שינה</w:t>
-      </w:r>
-      <w:r>
-        <w:t xml:space="preserve"> שגורמת הסחת דעת מהסעודה:</w:t>
+        <w:pStyle w:val="SubHeading"/>
+        <w:bidi/>
+      </w:pPr>
+      <w:r>
+        <w:t xml:space="preserve">שינה שגורמת הסחת דעת מהסעודה:</w:t>
       </w:r>
     </w:p>
     <w:p>
@@ -32820,17 +32703,11 @@
     </w:p>
     <w:p>
       <w:pPr>
-        <w:pStyle w:val="Body"/>
-        <w:bidi/>
-      </w:pPr>
-      <w:r>
-        <w:rPr>
-          <w:rStyle w:val="LeadWord"/>
-        </w:rPr>
-        <w:t xml:space="preserve">ונמצא</w:t>
-      </w:r>
-      <w:r>
-        <w:t xml:space="preserve"> שלמעשה יש ד׳ גדרים בשינת עראי ושינת קבע:</w:t>
+        <w:pStyle w:val="SubHeading"/>
+        <w:bidi/>
+      </w:pPr>
+      <w:r>
+        <w:t xml:space="preserve">ונמצא שלמעשה יש ד׳ גדרים בשינת עראי ושינת קבע:</w:t>
       </w:r>
     </w:p>
     <w:p>
@@ -40557,17 +40434,11 @@
     </w:p>
     <w:p>
       <w:pPr>
-        <w:pStyle w:val="Body"/>
-        <w:bidi/>
-      </w:pPr>
-      <w:r>
-        <w:rPr>
-          <w:rStyle w:val="LeadWord"/>
-        </w:rPr>
-        <w:t xml:space="preserve">באר</w:t>
-      </w:r>
-      <w:r>
-        <w:t xml:space="preserve"> שבע מסכת סוטה דף לב עמוד א</w:t>
+        <w:pStyle w:val="SubHeading"/>
+        <w:bidi/>
+      </w:pPr>
+      <w:r>
+        <w:t xml:space="preserve">באר שבע מסכת סוטה דף לב עמוד א</w:t>
       </w:r>
     </w:p>
     <w:p>
@@ -40737,32 +40608,20 @@
     </w:p>
     <w:p>
       <w:pPr>
-        <w:pStyle w:val="Body"/>
-        <w:bidi/>
-      </w:pPr>
-      <w:r>
-        <w:rPr>
-          <w:rStyle w:val="LeadWord"/>
-        </w:rPr>
-        <w:t xml:space="preserve">שו״ת</w:t>
-      </w:r>
-      <w:r>
-        <w:t xml:space="preserve"> משנה הלכות חלק ג סימן פג</w:t>
-      </w:r>
-    </w:p>
-    <w:p>
-      <w:pPr>
-        <w:pStyle w:val="Body"/>
-        <w:bidi/>
-      </w:pPr>
-      <w:r>
-        <w:rPr>
-          <w:rStyle w:val="LeadWord"/>
-        </w:rPr>
-        <w:t xml:space="preserve">תפלה</w:t>
-      </w:r>
-      <w:r>
-        <w:t xml:space="preserve"> בכל לשון</w:t>
+        <w:pStyle w:val="SubHeading"/>
+        <w:bidi/>
+      </w:pPr>
+      <w:r>
+        <w:t xml:space="preserve">שו״ת משנה הלכות חלק ג סימן פג</w:t>
+      </w:r>
+    </w:p>
+    <w:p>
+      <w:pPr>
+        <w:pStyle w:val="SubHeading"/>
+        <w:bidi/>
+      </w:pPr>
+      <w:r>
+        <w:t xml:space="preserve">תפלה בכל לשון</w:t>
       </w:r>
     </w:p>
     <w:p>

--- a/output/pilpula-daoraita.docx
+++ b/output/pilpula-daoraita.docx
@@ -7721,7 +7721,7 @@
         <w:t xml:space="preserve">נמצא</w:t>
       </w:r>
       <w:r>
-        <w:t xml:space="preserve"> בדעת הרמב״ם או שסבר שיש ב׳ נטילות .</w:t>
+        <w:t xml:space="preserve"> בדעת הרמב״ם או שסבר שיש ב׳ נטילות.</w:t>
       </w:r>
     </w:p>
     <w:p>
@@ -33619,7 +33619,7 @@
         <w:rPr>
           <w:rStyle w:val="SmallSource"/>
         </w:rPr>
-        <w:t xml:space="preserve">[או אחת קצרה ואחת ארוכה עיין רש״י ותוס׳ שם על המשנה .]</w:t>
+        <w:t xml:space="preserve">[או אחת קצרה ואחת ארוכה עיין רש״י ותוס׳ שם על המשנה.]</w:t>
       </w:r>
       <w:r>
         <w:t xml:space="preserve"> לכך זהו הטעם שהיתה הו,א שנימא שהברכות הללו יעכבו את הקר״ש קמ״ל שאין הברכות מעכבות.</w:t>
@@ -35986,7 +35986,7 @@
         <w:t xml:space="preserve">והנה</w:t>
       </w:r>
       <w:r>
-        <w:t xml:space="preserve"> כתב שם המהרש״א בחידושי אגדות .] לבאר שיש לאמר שמה שמצינו הכא על יעקב אחרי שהוא שמע מבניו שהזיכרו את ם ה׳ הוא אמר אחריהם ברוך שם כבוד מלכותו לעולם ועד.</w:t>
+        <w:t xml:space="preserve"> כתב שם המהרש״א בחידושי אגדות.] לבאר שיש לאמר שמה שמצינו הכא על יעקב אחרי שהוא שמע מבניו שהזיכרו את ם ה׳ הוא אמר אחריהם ברוך שם כבוד מלכותו לעולם ועד.</w:t>
       </w:r>
     </w:p>
     <w:p>
@@ -36109,7 +36109,7 @@
         <w:t xml:space="preserve">ולכך</w:t>
       </w:r>
       <w:r>
-        <w:t xml:space="preserve"> כתב לחדש שכל עיקר הקפידא הוא רק היכא שאכן הוא קורא קר״ש ואז אכן יש את החשש של ההפסק אומנם אם הוא אומר סתם שמע ישראל בלחוד או רק בשכמל״ו אין הוא צריך לאומרו בלחש .</w:t>
+        <w:t xml:space="preserve"> כתב לחדש שכל עיקר הקפידא הוא רק היכא שאכן הוא קורא קר״ש ואז אכן יש את החשש של ההפסק אומנם אם הוא אומר סתם שמע ישראל בלחוד או רק בשכמל״ו אין הוא צריך לאומרו בלחש.</w:t>
       </w:r>
     </w:p>
     <w:p>
@@ -36178,7 +36178,7 @@
         <w:rPr>
           <w:rStyle w:val="SmallSource"/>
         </w:rPr>
-        <w:t xml:space="preserve">[סא .ג]</w:t>
+        <w:t xml:space="preserve">[סא.ג]</w:t>
       </w:r>
       <w:r>
         <w:t xml:space="preserve"> שהביא מי שאומר לאמר ״קל מלך נאמן״ בקר״ש בכדי להשלים לרמ״ח תיבות בקר״ש</w:t>
@@ -36196,7 +36196,7 @@
         <w:t xml:space="preserve">אומנם</w:t>
       </w:r>
       <w:r>
-        <w:t xml:space="preserve"> כתב שהיד רמ״ה פליג על כך משום שסו״ס משה רבינו לא אמרו שאם אמרו גבי בשכמל״ו שיעקב אמרו שחשיב שלא לאומרו בקול רם משום שמשה לא אמרו כ״ש ״קל מלך נאמן״ שאין לאומרו משום שמשה לא אמרו .</w:t>
+        <w:t xml:space="preserve"> כתב שהיד רמ״ה פליג על כך משום שסו״ס משה רבינו לא אמרו שאם אמרו גבי בשכמל״ו שיעקב אמרו שחשיב שלא לאומרו בקול רם משום שמשה לא אמרו כ״ש ״קל מלך נאמן״ שאין לאומרו משום שמשה לא אמרו.</w:t>
       </w:r>
     </w:p>
     <w:p>
@@ -37321,7 +37321,7 @@
         <w:t xml:space="preserve">והנה</w:t>
       </w:r>
       <w:r>
-        <w:t xml:space="preserve"> כתב שם המהרש״א בחידושי אגדות .] לבאר שיש</w:t>
+        <w:t xml:space="preserve"> כתב שם המהרש״א בחידושי אגדות.] לבאר שיש</w:t>
       </w:r>
     </w:p>
     <w:p>
@@ -37561,7 +37561,7 @@
         <w:rPr>
           <w:rStyle w:val="SmallSource"/>
         </w:rPr>
-        <w:t xml:space="preserve">[סא .ג]</w:t>
+        <w:t xml:space="preserve">[סא.ג]</w:t>
       </w:r>
       <w:r>
         <w:t xml:space="preserve"> שהביא מי שאומר לאמר ״קל מלך נאמן״ בקר״ש בכדי להשלים לרמ״ח תיבות בקר״ש</w:t>
@@ -37579,7 +37579,7 @@
         <w:t xml:space="preserve">אומנם</w:t>
       </w:r>
       <w:r>
-        <w:t xml:space="preserve"> כתב שהיד רמ״ה פליג על כך משום שסו״ס משה רבינו לא אמרו שאם אמרו גבי בשכמל״ו שיעקב אמרו  שלא לאומרו בקול רם משום שמשה לא אמרו כ״ש ״קל מלך נאמן״ שאין לאומרו משום שמשה לא אמרו .</w:t>
+        <w:t xml:space="preserve"> כתב שהיד רמ״ה פליג על כך משום שסו״ס משה רבינו לא אמרו שאם אמרו גבי בשכמל״ו שיעקב אמרו  שלא לאומרו בקול רם משום שמשה לא אמרו כ״ש ״קל מלך נאמן״ שאין לאומרו משום שמשה לא אמרו.</w:t>
       </w:r>
     </w:p>
     <w:p>
@@ -38770,7 +38770,7 @@
         <w:rPr>
           <w:rStyle w:val="SmallSource"/>
         </w:rPr>
-        <w:t xml:space="preserve">[מלכים א׳ יח לט .]</w:t>
+        <w:t xml:space="preserve">[מלכים א׳ יח לט.]</w:t>
       </w:r>
       <w:r>
         <w:t xml:space="preserve"> כיון שמצינו שהפסוק כופל אותו אין לחוש ע״כ.</w:t>
